--- a/hin/docx/045.content.docx
+++ b/hin/docx/045.content.docx
@@ -299,114 +299,84 @@
           <w:lang w:val="hi_IN" w:bidi="hi_IN"/>
         </w:rPr>
       </w:r>
-      <w:hyperlink r:id="rId13">
-        <w:r>
-          <w:rPr>
-            <w:lang w:val="hi_IN" w:bidi="hi_IN"/>
-          </w:rPr>
-          <w:rPr>
-            <w:color w:val="0000EE"/>
-            <w:u w:val="single"/>
-          </w:rPr>
-          <w:t>2 शमूएल 17:23</w:t>
-        </w:r>
-      </w:hyperlink>
-    </w:p>
-    <w:p>
-      <w:pPr>
-        <w:pStyle w:val="ListBullet"/>
-        <w:spacing w:line="240" w:lineRule="auto"/>
-        <w:ind w:left="720"/>
-      </w:pPr>
-      <w:r>
-        <w:rPr>
-          <w:lang w:val="hi_IN" w:bidi="hi_IN"/>
-        </w:rPr>
-      </w:r>
-      <w:hyperlink r:id="rId14">
-        <w:r>
-          <w:rPr>
-            <w:lang w:val="hi_IN" w:bidi="hi_IN"/>
-          </w:rPr>
-          <w:rPr>
-            <w:color w:val="0000EE"/>
-            <w:u w:val="single"/>
-          </w:rPr>
-          <w:t>प्रे.का. 10:39</w:t>
-        </w:r>
-      </w:hyperlink>
-    </w:p>
-    <w:p>
-      <w:pPr>
-        <w:pStyle w:val="ListBullet"/>
-        <w:spacing w:line="240" w:lineRule="auto"/>
-        <w:ind w:left="720"/>
-      </w:pPr>
-      <w:r>
-        <w:rPr>
-          <w:lang w:val="hi_IN" w:bidi="hi_IN"/>
-        </w:rPr>
-      </w:r>
-      <w:hyperlink r:id="rId15">
-        <w:r>
-          <w:rPr>
-            <w:lang w:val="hi_IN" w:bidi="hi_IN"/>
-          </w:rPr>
-          <w:rPr>
-            <w:color w:val="0000EE"/>
-            <w:u w:val="single"/>
-          </w:rPr>
-          <w:t>गलातियों 03:13</w:t>
-        </w:r>
-      </w:hyperlink>
-    </w:p>
-    <w:p>
-      <w:pPr>
-        <w:pStyle w:val="ListBullet"/>
-        <w:spacing w:line="240" w:lineRule="auto"/>
-        <w:ind w:left="720"/>
-      </w:pPr>
-      <w:r>
-        <w:rPr>
-          <w:lang w:val="hi_IN" w:bidi="hi_IN"/>
-        </w:rPr>
-      </w:r>
-      <w:hyperlink r:id="rId16">
-        <w:r>
-          <w:rPr>
-            <w:lang w:val="hi_IN" w:bidi="hi_IN"/>
-          </w:rPr>
-          <w:rPr>
-            <w:color w:val="0000EE"/>
-            <w:u w:val="single"/>
-          </w:rPr>
-          <w:t>उत्पत्ति 40:22</w:t>
-        </w:r>
-      </w:hyperlink>
-    </w:p>
-    <w:p>
-      <w:pPr>
-        <w:pStyle w:val="ListBullet"/>
-        <w:spacing w:line="240" w:lineRule="auto"/>
-        <w:ind w:left="720"/>
-      </w:pPr>
-      <w:r>
-        <w:rPr>
-          <w:lang w:val="hi_IN" w:bidi="hi_IN"/>
-        </w:rPr>
-      </w:r>
-      <w:hyperlink r:id="rId17">
-        <w:r>
-          <w:rPr>
-            <w:lang w:val="hi_IN" w:bidi="hi_IN"/>
-          </w:rPr>
-          <w:rPr>
-            <w:color w:val="0000EE"/>
-            <w:u w:val="single"/>
-          </w:rPr>
-          <w:t>मत्ती 27:3–5</w:t>
-        </w:r>
-      </w:hyperlink>
+      <w:r>
+        <w:rPr>
+          <w:lang w:val="hi_IN" w:bidi="hi_IN"/>
+        </w:rPr>
+        <w:t>2 शमूएल 17:23</w:t>
+      </w:r>
+    </w:p>
+    <w:p>
+      <w:pPr>
+        <w:pStyle w:val="ListBullet"/>
+        <w:spacing w:line="240" w:lineRule="auto"/>
+        <w:ind w:left="720"/>
+      </w:pPr>
+      <w:r>
+        <w:rPr>
+          <w:lang w:val="hi_IN" w:bidi="hi_IN"/>
+        </w:rPr>
+      </w:r>
+      <w:r>
+        <w:rPr>
+          <w:lang w:val="hi_IN" w:bidi="hi_IN"/>
+        </w:rPr>
+        <w:t>प्रे.का. 10:39</w:t>
+      </w:r>
+    </w:p>
+    <w:p>
+      <w:pPr>
+        <w:pStyle w:val="ListBullet"/>
+        <w:spacing w:line="240" w:lineRule="auto"/>
+        <w:ind w:left="720"/>
+      </w:pPr>
+      <w:r>
+        <w:rPr>
+          <w:lang w:val="hi_IN" w:bidi="hi_IN"/>
+        </w:rPr>
+      </w:r>
+      <w:r>
+        <w:rPr>
+          <w:lang w:val="hi_IN" w:bidi="hi_IN"/>
+        </w:rPr>
+        <w:t>गलातियों 03:13</w:t>
+      </w:r>
+    </w:p>
+    <w:p>
+      <w:pPr>
+        <w:pStyle w:val="ListBullet"/>
+        <w:spacing w:line="240" w:lineRule="auto"/>
+        <w:ind w:left="720"/>
+      </w:pPr>
+      <w:r>
+        <w:rPr>
+          <w:lang w:val="hi_IN" w:bidi="hi_IN"/>
+        </w:rPr>
+      </w:r>
+      <w:r>
+        <w:rPr>
+          <w:lang w:val="hi_IN" w:bidi="hi_IN"/>
+        </w:rPr>
+        <w:t>उत्पत्ति 40:22</w:t>
+      </w:r>
+    </w:p>
+    <w:p>
+      <w:pPr>
+        <w:pStyle w:val="ListBullet"/>
+        <w:spacing w:line="240" w:lineRule="auto"/>
+        <w:ind w:left="720"/>
+      </w:pPr>
+      <w:r>
+        <w:rPr>
+          <w:lang w:val="hi_IN" w:bidi="hi_IN"/>
+        </w:rPr>
+      </w:r>
+      <w:r>
+        <w:rPr>
+          <w:lang w:val="hi_IN" w:bidi="hi_IN"/>
+        </w:rPr>
+        <w:t>मत्ती 27:3–5</w:t>
+      </w:r>
     </w:p>
     <w:p>
       <w:pPr>
@@ -648,66 +618,48 @@
           <w:lang w:val="hi_IN" w:bidi="hi_IN"/>
         </w:rPr>
       </w:r>
-      <w:hyperlink r:id="rId18">
-        <w:r>
-          <w:rPr>
-            <w:lang w:val="hi_IN" w:bidi="hi_IN"/>
-          </w:rPr>
-          <w:rPr>
-            <w:color w:val="0000EE"/>
-            <w:u w:val="single"/>
-          </w:rPr>
-          <w:t>1 राजा 4:32–34</w:t>
-        </w:r>
-      </w:hyperlink>
-    </w:p>
-    <w:p>
-      <w:pPr>
-        <w:pStyle w:val="ListBullet"/>
-        <w:spacing w:line="240" w:lineRule="auto"/>
-        <w:ind w:left="720"/>
-      </w:pPr>
-      <w:r>
-        <w:rPr>
-          <w:lang w:val="hi_IN" w:bidi="hi_IN"/>
-        </w:rPr>
-      </w:r>
-      <w:hyperlink r:id="rId19">
-        <w:r>
-          <w:rPr>
-            <w:lang w:val="hi_IN" w:bidi="hi_IN"/>
-          </w:rPr>
-          <w:rPr>
-            <w:color w:val="0000EE"/>
-            <w:u w:val="single"/>
-          </w:rPr>
-          <w:t>2 इतिहास 2:8–10</w:t>
-        </w:r>
-      </w:hyperlink>
-    </w:p>
-    <w:p>
-      <w:pPr>
-        <w:pStyle w:val="ListBullet"/>
-        <w:spacing w:line="240" w:lineRule="auto"/>
-        <w:ind w:left="720"/>
-      </w:pPr>
-      <w:r>
-        <w:rPr>
-          <w:lang w:val="hi_IN" w:bidi="hi_IN"/>
-        </w:rPr>
-      </w:r>
-      <w:hyperlink r:id="rId20">
-        <w:r>
-          <w:rPr>
-            <w:lang w:val="hi_IN" w:bidi="hi_IN"/>
-          </w:rPr>
-          <w:rPr>
-            <w:color w:val="0000EE"/>
-            <w:u w:val="single"/>
-          </w:rPr>
-          <w:t>व्यवस्थाविवरण 1:7–8</w:t>
-        </w:r>
-      </w:hyperlink>
+      <w:r>
+        <w:rPr>
+          <w:lang w:val="hi_IN" w:bidi="hi_IN"/>
+        </w:rPr>
+        <w:t>1 राजा 4:32–34</w:t>
+      </w:r>
+    </w:p>
+    <w:p>
+      <w:pPr>
+        <w:pStyle w:val="ListBullet"/>
+        <w:spacing w:line="240" w:lineRule="auto"/>
+        <w:ind w:left="720"/>
+      </w:pPr>
+      <w:r>
+        <w:rPr>
+          <w:lang w:val="hi_IN" w:bidi="hi_IN"/>
+        </w:rPr>
+      </w:r>
+      <w:r>
+        <w:rPr>
+          <w:lang w:val="hi_IN" w:bidi="hi_IN"/>
+        </w:rPr>
+        <w:t>2 इतिहास 2:8–10</w:t>
+      </w:r>
+    </w:p>
+    <w:p>
+      <w:pPr>
+        <w:pStyle w:val="ListBullet"/>
+        <w:spacing w:line="240" w:lineRule="auto"/>
+        <w:ind w:left="720"/>
+      </w:pPr>
+      <w:r>
+        <w:rPr>
+          <w:lang w:val="hi_IN" w:bidi="hi_IN"/>
+        </w:rPr>
+      </w:r>
+      <w:r>
+        <w:rPr>
+          <w:lang w:val="hi_IN" w:bidi="hi_IN"/>
+        </w:rPr>
+        <w:t>व्यवस्थाविवरण 1:7–8</w:t>
+      </w:r>
     </w:p>
     <w:p>
       <w:pPr>
@@ -738,18 +690,12 @@
           <w:lang w:val="hi_IN" w:bidi="hi_IN"/>
         </w:rPr>
       </w:r>
-      <w:hyperlink r:id="rId21">
-        <w:r>
-          <w:rPr>
-            <w:lang w:val="hi_IN" w:bidi="hi_IN"/>
-          </w:rPr>
-          <w:rPr>
-            <w:color w:val="0000EE"/>
-            <w:u w:val="single"/>
-          </w:rPr>
-          <w:t>जकर्याह 10:8–10</w:t>
-        </w:r>
-      </w:hyperlink>
+      <w:r>
+        <w:rPr>
+          <w:lang w:val="hi_IN" w:bidi="hi_IN"/>
+        </w:rPr>
+        <w:t>जकर्याह 10:8–10</w:t>
+      </w:r>
     </w:p>
     <w:p>
       <w:pPr>
@@ -1054,114 +1000,84 @@
           <w:lang w:val="hi_IN" w:bidi="hi_IN"/>
         </w:rPr>
       </w:r>
-      <w:hyperlink r:id="rId22">
-        <w:r>
-          <w:rPr>
-            <w:lang w:val="hi_IN" w:bidi="hi_IN"/>
-          </w:rPr>
-          <w:rPr>
-            <w:color w:val="0000EE"/>
-            <w:u w:val="single"/>
-          </w:rPr>
-          <w:t>1 इतिहास 22:6–8</w:t>
-        </w:r>
-      </w:hyperlink>
-    </w:p>
-    <w:p>
-      <w:pPr>
-        <w:pStyle w:val="ListBullet"/>
-        <w:spacing w:line="240" w:lineRule="auto"/>
-        <w:ind w:left="720"/>
-      </w:pPr>
-      <w:r>
-        <w:rPr>
-          <w:lang w:val="hi_IN" w:bidi="hi_IN"/>
-        </w:rPr>
-      </w:r>
-      <w:hyperlink r:id="rId23">
-        <w:r>
-          <w:rPr>
-            <w:lang w:val="hi_IN" w:bidi="hi_IN"/>
-          </w:rPr>
-          <w:rPr>
-            <w:color w:val="0000EE"/>
-            <w:u w:val="single"/>
-          </w:rPr>
-          <w:t>उत्पत्ति 09:5–7</w:t>
-        </w:r>
-      </w:hyperlink>
-    </w:p>
-    <w:p>
-      <w:pPr>
-        <w:pStyle w:val="ListBullet"/>
-        <w:spacing w:line="240" w:lineRule="auto"/>
-        <w:ind w:left="720"/>
-      </w:pPr>
-      <w:r>
-        <w:rPr>
-          <w:lang w:val="hi_IN" w:bidi="hi_IN"/>
-        </w:rPr>
-      </w:r>
-      <w:hyperlink r:id="rId24">
-        <w:r>
-          <w:rPr>
-            <w:lang w:val="hi_IN" w:bidi="hi_IN"/>
-          </w:rPr>
-          <w:rPr>
-            <w:color w:val="0000EE"/>
-            <w:u w:val="single"/>
-          </w:rPr>
-          <w:t>इब्रानियों 09:21–22</w:t>
-        </w:r>
-      </w:hyperlink>
-    </w:p>
-    <w:p>
-      <w:pPr>
-        <w:pStyle w:val="ListBullet"/>
-        <w:spacing w:line="240" w:lineRule="auto"/>
-        <w:ind w:left="720"/>
-      </w:pPr>
-      <w:r>
-        <w:rPr>
-          <w:lang w:val="hi_IN" w:bidi="hi_IN"/>
-        </w:rPr>
-      </w:r>
-      <w:hyperlink r:id="rId25">
-        <w:r>
-          <w:rPr>
-            <w:lang w:val="hi_IN" w:bidi="hi_IN"/>
-          </w:rPr>
-          <w:rPr>
-            <w:color w:val="0000EE"/>
-            <w:u w:val="single"/>
-          </w:rPr>
-          <w:t>यशायाह 26:20–21</w:t>
-        </w:r>
-      </w:hyperlink>
-    </w:p>
-    <w:p>
-      <w:pPr>
-        <w:pStyle w:val="ListBullet"/>
-        <w:spacing w:line="240" w:lineRule="auto"/>
-        <w:ind w:left="720"/>
-      </w:pPr>
-      <w:r>
-        <w:rPr>
-          <w:lang w:val="hi_IN" w:bidi="hi_IN"/>
-        </w:rPr>
-      </w:r>
-      <w:hyperlink r:id="rId26">
-        <w:r>
-          <w:rPr>
-            <w:lang w:val="hi_IN" w:bidi="hi_IN"/>
-          </w:rPr>
-          <w:rPr>
-            <w:color w:val="0000EE"/>
-            <w:u w:val="single"/>
-          </w:rPr>
-          <w:t>मत्ती 23:29–31</w:t>
-        </w:r>
-      </w:hyperlink>
+      <w:r>
+        <w:rPr>
+          <w:lang w:val="hi_IN" w:bidi="hi_IN"/>
+        </w:rPr>
+        <w:t>1 इतिहास 22:6–8</w:t>
+      </w:r>
+    </w:p>
+    <w:p>
+      <w:pPr>
+        <w:pStyle w:val="ListBullet"/>
+        <w:spacing w:line="240" w:lineRule="auto"/>
+        <w:ind w:left="720"/>
+      </w:pPr>
+      <w:r>
+        <w:rPr>
+          <w:lang w:val="hi_IN" w:bidi="hi_IN"/>
+        </w:rPr>
+      </w:r>
+      <w:r>
+        <w:rPr>
+          <w:lang w:val="hi_IN" w:bidi="hi_IN"/>
+        </w:rPr>
+        <w:t>उत्पत्ति 09:5–7</w:t>
+      </w:r>
+    </w:p>
+    <w:p>
+      <w:pPr>
+        <w:pStyle w:val="ListBullet"/>
+        <w:spacing w:line="240" w:lineRule="auto"/>
+        <w:ind w:left="720"/>
+      </w:pPr>
+      <w:r>
+        <w:rPr>
+          <w:lang w:val="hi_IN" w:bidi="hi_IN"/>
+        </w:rPr>
+      </w:r>
+      <w:r>
+        <w:rPr>
+          <w:lang w:val="hi_IN" w:bidi="hi_IN"/>
+        </w:rPr>
+        <w:t>इब्रानियों 09:21–22</w:t>
+      </w:r>
+    </w:p>
+    <w:p>
+      <w:pPr>
+        <w:pStyle w:val="ListBullet"/>
+        <w:spacing w:line="240" w:lineRule="auto"/>
+        <w:ind w:left="720"/>
+      </w:pPr>
+      <w:r>
+        <w:rPr>
+          <w:lang w:val="hi_IN" w:bidi="hi_IN"/>
+        </w:rPr>
+      </w:r>
+      <w:r>
+        <w:rPr>
+          <w:lang w:val="hi_IN" w:bidi="hi_IN"/>
+        </w:rPr>
+        <w:t>यशायाह 26:20–21</w:t>
+      </w:r>
+    </w:p>
+    <w:p>
+      <w:pPr>
+        <w:pStyle w:val="ListBullet"/>
+        <w:spacing w:line="240" w:lineRule="auto"/>
+        <w:ind w:left="720"/>
+      </w:pPr>
+      <w:r>
+        <w:rPr>
+          <w:lang w:val="hi_IN" w:bidi="hi_IN"/>
+        </w:rPr>
+      </w:r>
+      <w:r>
+        <w:rPr>
+          <w:lang w:val="hi_IN" w:bidi="hi_IN"/>
+        </w:rPr>
+        <w:t>मत्ती 23:29–31</w:t>
+      </w:r>
     </w:p>
     <w:p>
       <w:pPr>
@@ -1415,66 +1331,48 @@
           <w:lang w:val="hi_IN" w:bidi="hi_IN"/>
         </w:rPr>
       </w:r>
-      <w:hyperlink r:id="rId27">
-        <w:r>
-          <w:rPr>
-            <w:lang w:val="hi_IN" w:bidi="hi_IN"/>
-          </w:rPr>
-          <w:rPr>
-            <w:color w:val="0000EE"/>
-            <w:u w:val="single"/>
-          </w:rPr>
-          <w:t>यूहन्ना 11:11</w:t>
-        </w:r>
-      </w:hyperlink>
-    </w:p>
-    <w:p>
-      <w:pPr>
-        <w:pStyle w:val="ListBullet"/>
-        <w:spacing w:line="240" w:lineRule="auto"/>
-        <w:ind w:left="720"/>
-      </w:pPr>
-      <w:r>
-        <w:rPr>
-          <w:lang w:val="hi_IN" w:bidi="hi_IN"/>
-        </w:rPr>
-      </w:r>
-      <w:hyperlink r:id="rId28">
-        <w:r>
-          <w:rPr>
-            <w:lang w:val="hi_IN" w:bidi="hi_IN"/>
-          </w:rPr>
-          <w:rPr>
-            <w:color w:val="0000EE"/>
-            <w:u w:val="single"/>
-          </w:rPr>
-          <w:t>यूहन्ना 12:1–3</w:t>
-        </w:r>
-      </w:hyperlink>
-    </w:p>
-    <w:p>
-      <w:pPr>
-        <w:pStyle w:val="ListBullet"/>
-        <w:spacing w:line="240" w:lineRule="auto"/>
-        <w:ind w:left="720"/>
-      </w:pPr>
-      <w:r>
-        <w:rPr>
-          <w:lang w:val="hi_IN" w:bidi="hi_IN"/>
-        </w:rPr>
-      </w:r>
-      <w:hyperlink r:id="rId29">
-        <w:r>
-          <w:rPr>
-            <w:lang w:val="hi_IN" w:bidi="hi_IN"/>
-          </w:rPr>
-          <w:rPr>
-            <w:color w:val="0000EE"/>
-            <w:u w:val="single"/>
-          </w:rPr>
-          <w:t>लूका 16:21</w:t>
-        </w:r>
-      </w:hyperlink>
+      <w:r>
+        <w:rPr>
+          <w:lang w:val="hi_IN" w:bidi="hi_IN"/>
+        </w:rPr>
+        <w:t>यूहन्ना 11:11</w:t>
+      </w:r>
+    </w:p>
+    <w:p>
+      <w:pPr>
+        <w:pStyle w:val="ListBullet"/>
+        <w:spacing w:line="240" w:lineRule="auto"/>
+        <w:ind w:left="720"/>
+      </w:pPr>
+      <w:r>
+        <w:rPr>
+          <w:lang w:val="hi_IN" w:bidi="hi_IN"/>
+        </w:rPr>
+      </w:r>
+      <w:r>
+        <w:rPr>
+          <w:lang w:val="hi_IN" w:bidi="hi_IN"/>
+        </w:rPr>
+        <w:t>यूहन्ना 12:1–3</w:t>
+      </w:r>
+    </w:p>
+    <w:p>
+      <w:pPr>
+        <w:pStyle w:val="ListBullet"/>
+        <w:spacing w:line="240" w:lineRule="auto"/>
+        <w:ind w:left="720"/>
+      </w:pPr>
+      <w:r>
+        <w:rPr>
+          <w:lang w:val="hi_IN" w:bidi="hi_IN"/>
+        </w:rPr>
+      </w:r>
+      <w:r>
+        <w:rPr>
+          <w:lang w:val="hi_IN" w:bidi="hi_IN"/>
+        </w:rPr>
+        <w:t>लूका 16:21</w:t>
+      </w:r>
     </w:p>
     <w:p>
       <w:pPr>
@@ -2071,114 +1969,84 @@
           <w:lang w:val="hi_IN" w:bidi="hi_IN"/>
         </w:rPr>
       </w:r>
-      <w:hyperlink r:id="rId30">
-        <w:r>
-          <w:rPr>
-            <w:lang w:val="hi_IN" w:bidi="hi_IN"/>
-          </w:rPr>
-          <w:rPr>
-            <w:color w:val="0000EE"/>
-            <w:u w:val="single"/>
-          </w:rPr>
-          <w:t>1 कुरिन्थियों 4:21</w:t>
-        </w:r>
-      </w:hyperlink>
-    </w:p>
-    <w:p>
-      <w:pPr>
-        <w:pStyle w:val="ListBullet"/>
-        <w:spacing w:line="240" w:lineRule="auto"/>
-        <w:ind w:left="720"/>
-      </w:pPr>
-      <w:r>
-        <w:rPr>
-          <w:lang w:val="hi_IN" w:bidi="hi_IN"/>
-        </w:rPr>
-      </w:r>
-      <w:hyperlink r:id="rId31">
-        <w:r>
-          <w:rPr>
-            <w:lang w:val="hi_IN" w:bidi="hi_IN"/>
-          </w:rPr>
-          <w:rPr>
-            <w:color w:val="0000EE"/>
-            <w:u w:val="single"/>
-          </w:rPr>
-          <w:t>1 शमूएल 14:43–44</w:t>
-        </w:r>
-      </w:hyperlink>
-    </w:p>
-    <w:p>
-      <w:pPr>
-        <w:pStyle w:val="ListBullet"/>
-        <w:spacing w:line="240" w:lineRule="auto"/>
-        <w:ind w:left="720"/>
-      </w:pPr>
-      <w:r>
-        <w:rPr>
-          <w:lang w:val="hi_IN" w:bidi="hi_IN"/>
-        </w:rPr>
-      </w:r>
-      <w:hyperlink r:id="rId32">
-        <w:r>
-          <w:rPr>
-            <w:lang w:val="hi_IN" w:bidi="hi_IN"/>
-          </w:rPr>
-          <w:rPr>
-            <w:color w:val="0000EE"/>
-            <w:u w:val="single"/>
-          </w:rPr>
-          <w:t>प्रे.का. 16:22</w:t>
-        </w:r>
-      </w:hyperlink>
-    </w:p>
-    <w:p>
-      <w:pPr>
-        <w:pStyle w:val="ListBullet"/>
-        <w:spacing w:line="240" w:lineRule="auto"/>
-        <w:ind w:left="720"/>
-      </w:pPr>
-      <w:r>
-        <w:rPr>
-          <w:lang w:val="hi_IN" w:bidi="hi_IN"/>
-        </w:rPr>
-      </w:r>
-      <w:hyperlink r:id="rId33">
-        <w:r>
-          <w:rPr>
-            <w:lang w:val="hi_IN" w:bidi="hi_IN"/>
-          </w:rPr>
-          <w:rPr>
-            <w:color w:val="0000EE"/>
-            <w:u w:val="single"/>
-          </w:rPr>
-          <w:t>निर्गमन 27:9–10</w:t>
-        </w:r>
-      </w:hyperlink>
-    </w:p>
-    <w:p>
-      <w:pPr>
-        <w:pStyle w:val="ListBullet"/>
-        <w:spacing w:line="240" w:lineRule="auto"/>
-        <w:ind w:left="720"/>
-      </w:pPr>
-      <w:r>
-        <w:rPr>
-          <w:lang w:val="hi_IN" w:bidi="hi_IN"/>
-        </w:rPr>
-      </w:r>
-      <w:hyperlink r:id="rId34">
-        <w:r>
-          <w:rPr>
-            <w:lang w:val="hi_IN" w:bidi="hi_IN"/>
-          </w:rPr>
-          <w:rPr>
-            <w:color w:val="0000EE"/>
-            <w:u w:val="single"/>
-          </w:rPr>
-          <w:t>प्रकाशितवाक्य 11:1</w:t>
-        </w:r>
-      </w:hyperlink>
+      <w:r>
+        <w:rPr>
+          <w:lang w:val="hi_IN" w:bidi="hi_IN"/>
+        </w:rPr>
+        <w:t>1 कुरिन्थियों 4:21</w:t>
+      </w:r>
+    </w:p>
+    <w:p>
+      <w:pPr>
+        <w:pStyle w:val="ListBullet"/>
+        <w:spacing w:line="240" w:lineRule="auto"/>
+        <w:ind w:left="720"/>
+      </w:pPr>
+      <w:r>
+        <w:rPr>
+          <w:lang w:val="hi_IN" w:bidi="hi_IN"/>
+        </w:rPr>
+      </w:r>
+      <w:r>
+        <w:rPr>
+          <w:lang w:val="hi_IN" w:bidi="hi_IN"/>
+        </w:rPr>
+        <w:t>1 शमूएल 14:43–44</w:t>
+      </w:r>
+    </w:p>
+    <w:p>
+      <w:pPr>
+        <w:pStyle w:val="ListBullet"/>
+        <w:spacing w:line="240" w:lineRule="auto"/>
+        <w:ind w:left="720"/>
+      </w:pPr>
+      <w:r>
+        <w:rPr>
+          <w:lang w:val="hi_IN" w:bidi="hi_IN"/>
+        </w:rPr>
+      </w:r>
+      <w:r>
+        <w:rPr>
+          <w:lang w:val="hi_IN" w:bidi="hi_IN"/>
+        </w:rPr>
+        <w:t>प्रे.का. 16:22</w:t>
+      </w:r>
+    </w:p>
+    <w:p>
+      <w:pPr>
+        <w:pStyle w:val="ListBullet"/>
+        <w:spacing w:line="240" w:lineRule="auto"/>
+        <w:ind w:left="720"/>
+      </w:pPr>
+      <w:r>
+        <w:rPr>
+          <w:lang w:val="hi_IN" w:bidi="hi_IN"/>
+        </w:rPr>
+      </w:r>
+      <w:r>
+        <w:rPr>
+          <w:lang w:val="hi_IN" w:bidi="hi_IN"/>
+        </w:rPr>
+        <w:t>निर्गमन 27:9–10</w:t>
+      </w:r>
+    </w:p>
+    <w:p>
+      <w:pPr>
+        <w:pStyle w:val="ListBullet"/>
+        <w:spacing w:line="240" w:lineRule="auto"/>
+        <w:ind w:left="720"/>
+      </w:pPr>
+      <w:r>
+        <w:rPr>
+          <w:lang w:val="hi_IN" w:bidi="hi_IN"/>
+        </w:rPr>
+      </w:r>
+      <w:r>
+        <w:rPr>
+          <w:lang w:val="hi_IN" w:bidi="hi_IN"/>
+        </w:rPr>
+        <w:t>प्रकाशितवाक्य 11:1</w:t>
+      </w:r>
     </w:p>
     <w:p>
       <w:pPr>
@@ -2366,138 +2234,102 @@
           <w:lang w:val="hi_IN" w:bidi="hi_IN"/>
         </w:rPr>
       </w:r>
-      <w:hyperlink r:id="rId35">
-        <w:r>
-          <w:rPr>
-            <w:lang w:val="hi_IN" w:bidi="hi_IN"/>
-          </w:rPr>
-          <w:rPr>
-            <w:color w:val="0000EE"/>
-            <w:u w:val="single"/>
-          </w:rPr>
-          <w:t>निर्गमन 4:1–3</w:t>
-        </w:r>
-      </w:hyperlink>
-    </w:p>
-    <w:p>
-      <w:pPr>
-        <w:pStyle w:val="ListBullet"/>
-        <w:spacing w:line="240" w:lineRule="auto"/>
-        <w:ind w:left="720"/>
-      </w:pPr>
-      <w:r>
-        <w:rPr>
-          <w:lang w:val="hi_IN" w:bidi="hi_IN"/>
-        </w:rPr>
-      </w:r>
-      <w:hyperlink r:id="rId36">
-        <w:r>
-          <w:rPr>
-            <w:lang w:val="hi_IN" w:bidi="hi_IN"/>
-          </w:rPr>
-          <w:rPr>
-            <w:color w:val="0000EE"/>
-            <w:u w:val="single"/>
-          </w:rPr>
-          <w:t>निर्गमन 7:9</w:t>
-        </w:r>
-      </w:hyperlink>
-    </w:p>
-    <w:p>
-      <w:pPr>
-        <w:pStyle w:val="ListBullet"/>
-        <w:spacing w:line="240" w:lineRule="auto"/>
-        <w:ind w:left="720"/>
-      </w:pPr>
-      <w:r>
-        <w:rPr>
-          <w:lang w:val="hi_IN" w:bidi="hi_IN"/>
-        </w:rPr>
-      </w:r>
-      <w:hyperlink r:id="rId37">
-        <w:r>
-          <w:rPr>
-            <w:lang w:val="hi_IN" w:bidi="hi_IN"/>
-          </w:rPr>
-          <w:rPr>
-            <w:color w:val="0000EE"/>
-            <w:u w:val="single"/>
-          </w:rPr>
-          <w:t>लूका 9:3</w:t>
-        </w:r>
-      </w:hyperlink>
-    </w:p>
-    <w:p>
-      <w:pPr>
-        <w:pStyle w:val="ListBullet"/>
-        <w:spacing w:line="240" w:lineRule="auto"/>
-        <w:ind w:left="720"/>
-      </w:pPr>
-      <w:r>
-        <w:rPr>
-          <w:lang w:val="hi_IN" w:bidi="hi_IN"/>
-        </w:rPr>
-      </w:r>
-      <w:hyperlink r:id="rId38">
-        <w:r>
-          <w:rPr>
-            <w:lang w:val="hi_IN" w:bidi="hi_IN"/>
-          </w:rPr>
-          <w:rPr>
-            <w:color w:val="0000EE"/>
-            <w:u w:val="single"/>
-          </w:rPr>
-          <w:t>मरकुस 6:7–9</w:t>
-        </w:r>
-      </w:hyperlink>
-    </w:p>
-    <w:p>
-      <w:pPr>
-        <w:pStyle w:val="ListBullet"/>
-        <w:spacing w:line="240" w:lineRule="auto"/>
-        <w:ind w:left="720"/>
-      </w:pPr>
-      <w:r>
-        <w:rPr>
-          <w:lang w:val="hi_IN" w:bidi="hi_IN"/>
-        </w:rPr>
-      </w:r>
-      <w:hyperlink r:id="rId39">
-        <w:r>
-          <w:rPr>
-            <w:lang w:val="hi_IN" w:bidi="hi_IN"/>
-          </w:rPr>
-          <w:rPr>
-            <w:color w:val="0000EE"/>
-            <w:u w:val="single"/>
-          </w:rPr>
-          <w:t>मत्ती. 10:8–10</w:t>
-        </w:r>
-      </w:hyperlink>
-    </w:p>
-    <w:p>
-      <w:pPr>
-        <w:pStyle w:val="ListBullet"/>
-        <w:spacing w:line="240" w:lineRule="auto"/>
-        <w:ind w:left="720"/>
-      </w:pPr>
-      <w:r>
-        <w:rPr>
-          <w:lang w:val="hi_IN" w:bidi="hi_IN"/>
-        </w:rPr>
-      </w:r>
-      <w:hyperlink r:id="rId40">
-        <w:r>
-          <w:rPr>
-            <w:lang w:val="hi_IN" w:bidi="hi_IN"/>
-          </w:rPr>
-          <w:rPr>
-            <w:color w:val="0000EE"/>
-            <w:u w:val="single"/>
-          </w:rPr>
-          <w:t>मत्ती. 27:29</w:t>
-        </w:r>
-      </w:hyperlink>
+      <w:r>
+        <w:rPr>
+          <w:lang w:val="hi_IN" w:bidi="hi_IN"/>
+        </w:rPr>
+        <w:t>निर्गमन 4:1–3</w:t>
+      </w:r>
+    </w:p>
+    <w:p>
+      <w:pPr>
+        <w:pStyle w:val="ListBullet"/>
+        <w:spacing w:line="240" w:lineRule="auto"/>
+        <w:ind w:left="720"/>
+      </w:pPr>
+      <w:r>
+        <w:rPr>
+          <w:lang w:val="hi_IN" w:bidi="hi_IN"/>
+        </w:rPr>
+      </w:r>
+      <w:r>
+        <w:rPr>
+          <w:lang w:val="hi_IN" w:bidi="hi_IN"/>
+        </w:rPr>
+        <w:t>निर्गमन 7:9</w:t>
+      </w:r>
+    </w:p>
+    <w:p>
+      <w:pPr>
+        <w:pStyle w:val="ListBullet"/>
+        <w:spacing w:line="240" w:lineRule="auto"/>
+        <w:ind w:left="720"/>
+      </w:pPr>
+      <w:r>
+        <w:rPr>
+          <w:lang w:val="hi_IN" w:bidi="hi_IN"/>
+        </w:rPr>
+      </w:r>
+      <w:r>
+        <w:rPr>
+          <w:lang w:val="hi_IN" w:bidi="hi_IN"/>
+        </w:rPr>
+        <w:t>लूका 9:3</w:t>
+      </w:r>
+    </w:p>
+    <w:p>
+      <w:pPr>
+        <w:pStyle w:val="ListBullet"/>
+        <w:spacing w:line="240" w:lineRule="auto"/>
+        <w:ind w:left="720"/>
+      </w:pPr>
+      <w:r>
+        <w:rPr>
+          <w:lang w:val="hi_IN" w:bidi="hi_IN"/>
+        </w:rPr>
+      </w:r>
+      <w:r>
+        <w:rPr>
+          <w:lang w:val="hi_IN" w:bidi="hi_IN"/>
+        </w:rPr>
+        <w:t>मरकुस 6:7–9</w:t>
+      </w:r>
+    </w:p>
+    <w:p>
+      <w:pPr>
+        <w:pStyle w:val="ListBullet"/>
+        <w:spacing w:line="240" w:lineRule="auto"/>
+        <w:ind w:left="720"/>
+      </w:pPr>
+      <w:r>
+        <w:rPr>
+          <w:lang w:val="hi_IN" w:bidi="hi_IN"/>
+        </w:rPr>
+      </w:r>
+      <w:r>
+        <w:rPr>
+          <w:lang w:val="hi_IN" w:bidi="hi_IN"/>
+        </w:rPr>
+        <w:t>मत्ती. 10:8–10</w:t>
+      </w:r>
+    </w:p>
+    <w:p>
+      <w:pPr>
+        <w:pStyle w:val="ListBullet"/>
+        <w:spacing w:line="240" w:lineRule="auto"/>
+        <w:ind w:left="720"/>
+      </w:pPr>
+      <w:r>
+        <w:rPr>
+          <w:lang w:val="hi_IN" w:bidi="hi_IN"/>
+        </w:rPr>
+      </w:r>
+      <w:r>
+        <w:rPr>
+          <w:lang w:val="hi_IN" w:bidi="hi_IN"/>
+        </w:rPr>
+        <w:t>मत्ती. 27:29</w:t>
+      </w:r>
     </w:p>
     <w:p>
       <w:pPr>
@@ -2739,186 +2571,138 @@
           <w:lang w:val="hi_IN" w:bidi="hi_IN"/>
         </w:rPr>
       </w:r>
-      <w:hyperlink r:id="rId41">
-        <w:r>
-          <w:rPr>
-            <w:lang w:val="hi_IN" w:bidi="hi_IN"/>
-          </w:rPr>
-          <w:rPr>
-            <w:color w:val="0000EE"/>
-            <w:u w:val="single"/>
-          </w:rPr>
-          <w:t>उत्पत्ति 24:28–30</w:t>
-        </w:r>
-      </w:hyperlink>
-    </w:p>
-    <w:p>
-      <w:pPr>
-        <w:pStyle w:val="ListBullet"/>
-        <w:spacing w:line="240" w:lineRule="auto"/>
-        <w:ind w:left="720"/>
-      </w:pPr>
-      <w:r>
-        <w:rPr>
-          <w:lang w:val="hi_IN" w:bidi="hi_IN"/>
-        </w:rPr>
-      </w:r>
-      <w:hyperlink r:id="rId42">
-        <w:r>
-          <w:rPr>
-            <w:lang w:val="hi_IN" w:bidi="hi_IN"/>
-          </w:rPr>
-          <w:rPr>
-            <w:color w:val="0000EE"/>
-            <w:u w:val="single"/>
-          </w:rPr>
-          <w:t>उत्पत्ति 24:50–51</w:t>
-        </w:r>
-      </w:hyperlink>
-    </w:p>
-    <w:p>
-      <w:pPr>
-        <w:pStyle w:val="ListBullet"/>
-        <w:spacing w:line="240" w:lineRule="auto"/>
-        <w:ind w:left="720"/>
-      </w:pPr>
-      <w:r>
-        <w:rPr>
-          <w:lang w:val="hi_IN" w:bidi="hi_IN"/>
-        </w:rPr>
-      </w:r>
-      <w:hyperlink r:id="rId43">
-        <w:r>
-          <w:rPr>
-            <w:lang w:val="hi_IN" w:bidi="hi_IN"/>
-          </w:rPr>
-          <w:rPr>
-            <w:color w:val="0000EE"/>
-            <w:u w:val="single"/>
-          </w:rPr>
-          <w:t>उत्पत्ति 27:43–45</w:t>
-        </w:r>
-      </w:hyperlink>
-    </w:p>
-    <w:p>
-      <w:pPr>
-        <w:pStyle w:val="ListBullet"/>
-        <w:spacing w:line="240" w:lineRule="auto"/>
-        <w:ind w:left="720"/>
-      </w:pPr>
-      <w:r>
-        <w:rPr>
-          <w:lang w:val="hi_IN" w:bidi="hi_IN"/>
-        </w:rPr>
-      </w:r>
-      <w:hyperlink r:id="rId44">
-        <w:r>
-          <w:rPr>
-            <w:lang w:val="hi_IN" w:bidi="hi_IN"/>
-          </w:rPr>
-          <w:rPr>
-            <w:color w:val="0000EE"/>
-            <w:u w:val="single"/>
-          </w:rPr>
-          <w:t>उत्पत्ति 28:1–2</w:t>
-        </w:r>
-      </w:hyperlink>
-    </w:p>
-    <w:p>
-      <w:pPr>
-        <w:pStyle w:val="ListBullet"/>
-        <w:spacing w:line="240" w:lineRule="auto"/>
-        <w:ind w:left="720"/>
-      </w:pPr>
-      <w:r>
-        <w:rPr>
-          <w:lang w:val="hi_IN" w:bidi="hi_IN"/>
-        </w:rPr>
-      </w:r>
-      <w:hyperlink r:id="rId45">
-        <w:r>
-          <w:rPr>
-            <w:lang w:val="hi_IN" w:bidi="hi_IN"/>
-          </w:rPr>
-          <w:rPr>
-            <w:color w:val="0000EE"/>
-            <w:u w:val="single"/>
-          </w:rPr>
-          <w:t>उत्पत्ति 29:4–6</w:t>
-        </w:r>
-      </w:hyperlink>
-    </w:p>
-    <w:p>
-      <w:pPr>
-        <w:pStyle w:val="ListBullet"/>
-        <w:spacing w:line="240" w:lineRule="auto"/>
-        <w:ind w:left="720"/>
-      </w:pPr>
-      <w:r>
-        <w:rPr>
-          <w:lang w:val="hi_IN" w:bidi="hi_IN"/>
-        </w:rPr>
-      </w:r>
-      <w:hyperlink r:id="rId46">
-        <w:r>
-          <w:rPr>
-            <w:lang w:val="hi_IN" w:bidi="hi_IN"/>
-          </w:rPr>
-          <w:rPr>
-            <w:color w:val="0000EE"/>
-            <w:u w:val="single"/>
-          </w:rPr>
-          <w:t>उत्पत्ति 29:13–14</w:t>
-        </w:r>
-      </w:hyperlink>
-    </w:p>
-    <w:p>
-      <w:pPr>
-        <w:pStyle w:val="ListBullet"/>
-        <w:spacing w:line="240" w:lineRule="auto"/>
-        <w:ind w:left="720"/>
-      </w:pPr>
-      <w:r>
-        <w:rPr>
-          <w:lang w:val="hi_IN" w:bidi="hi_IN"/>
-        </w:rPr>
-      </w:r>
-      <w:hyperlink r:id="rId47">
-        <w:r>
-          <w:rPr>
-            <w:lang w:val="hi_IN" w:bidi="hi_IN"/>
-          </w:rPr>
-          <w:rPr>
-            <w:color w:val="0000EE"/>
-            <w:u w:val="single"/>
-          </w:rPr>
-          <w:t>उत्पत्ति 30:25–26</w:t>
-        </w:r>
-      </w:hyperlink>
-    </w:p>
-    <w:p>
-      <w:pPr>
-        <w:pStyle w:val="ListBullet"/>
-        <w:spacing w:line="240" w:lineRule="auto"/>
-        <w:ind w:left="720"/>
-      </w:pPr>
-      <w:r>
-        <w:rPr>
-          <w:lang w:val="hi_IN" w:bidi="hi_IN"/>
-        </w:rPr>
-      </w:r>
-      <w:hyperlink r:id="rId48">
-        <w:r>
-          <w:rPr>
-            <w:lang w:val="hi_IN" w:bidi="hi_IN"/>
-          </w:rPr>
-          <w:rPr>
-            <w:color w:val="0000EE"/>
-            <w:u w:val="single"/>
-          </w:rPr>
-          <w:t>उत्पत्ति 46:16–18</w:t>
-        </w:r>
-      </w:hyperlink>
+      <w:r>
+        <w:rPr>
+          <w:lang w:val="hi_IN" w:bidi="hi_IN"/>
+        </w:rPr>
+        <w:t>उत्पत्ति 24:28–30</w:t>
+      </w:r>
+    </w:p>
+    <w:p>
+      <w:pPr>
+        <w:pStyle w:val="ListBullet"/>
+        <w:spacing w:line="240" w:lineRule="auto"/>
+        <w:ind w:left="720"/>
+      </w:pPr>
+      <w:r>
+        <w:rPr>
+          <w:lang w:val="hi_IN" w:bidi="hi_IN"/>
+        </w:rPr>
+      </w:r>
+      <w:r>
+        <w:rPr>
+          <w:lang w:val="hi_IN" w:bidi="hi_IN"/>
+        </w:rPr>
+        <w:t>उत्पत्ति 24:50–51</w:t>
+      </w:r>
+    </w:p>
+    <w:p>
+      <w:pPr>
+        <w:pStyle w:val="ListBullet"/>
+        <w:spacing w:line="240" w:lineRule="auto"/>
+        <w:ind w:left="720"/>
+      </w:pPr>
+      <w:r>
+        <w:rPr>
+          <w:lang w:val="hi_IN" w:bidi="hi_IN"/>
+        </w:rPr>
+      </w:r>
+      <w:r>
+        <w:rPr>
+          <w:lang w:val="hi_IN" w:bidi="hi_IN"/>
+        </w:rPr>
+        <w:t>उत्पत्ति 27:43–45</w:t>
+      </w:r>
+    </w:p>
+    <w:p>
+      <w:pPr>
+        <w:pStyle w:val="ListBullet"/>
+        <w:spacing w:line="240" w:lineRule="auto"/>
+        <w:ind w:left="720"/>
+      </w:pPr>
+      <w:r>
+        <w:rPr>
+          <w:lang w:val="hi_IN" w:bidi="hi_IN"/>
+        </w:rPr>
+      </w:r>
+      <w:r>
+        <w:rPr>
+          <w:lang w:val="hi_IN" w:bidi="hi_IN"/>
+        </w:rPr>
+        <w:t>उत्पत्ति 28:1–2</w:t>
+      </w:r>
+    </w:p>
+    <w:p>
+      <w:pPr>
+        <w:pStyle w:val="ListBullet"/>
+        <w:spacing w:line="240" w:lineRule="auto"/>
+        <w:ind w:left="720"/>
+      </w:pPr>
+      <w:r>
+        <w:rPr>
+          <w:lang w:val="hi_IN" w:bidi="hi_IN"/>
+        </w:rPr>
+      </w:r>
+      <w:r>
+        <w:rPr>
+          <w:lang w:val="hi_IN" w:bidi="hi_IN"/>
+        </w:rPr>
+        <w:t>उत्पत्ति 29:4–6</w:t>
+      </w:r>
+    </w:p>
+    <w:p>
+      <w:pPr>
+        <w:pStyle w:val="ListBullet"/>
+        <w:spacing w:line="240" w:lineRule="auto"/>
+        <w:ind w:left="720"/>
+      </w:pPr>
+      <w:r>
+        <w:rPr>
+          <w:lang w:val="hi_IN" w:bidi="hi_IN"/>
+        </w:rPr>
+      </w:r>
+      <w:r>
+        <w:rPr>
+          <w:lang w:val="hi_IN" w:bidi="hi_IN"/>
+        </w:rPr>
+        <w:t>उत्पत्ति 29:13–14</w:t>
+      </w:r>
+    </w:p>
+    <w:p>
+      <w:pPr>
+        <w:pStyle w:val="ListBullet"/>
+        <w:spacing w:line="240" w:lineRule="auto"/>
+        <w:ind w:left="720"/>
+      </w:pPr>
+      <w:r>
+        <w:rPr>
+          <w:lang w:val="hi_IN" w:bidi="hi_IN"/>
+        </w:rPr>
+      </w:r>
+      <w:r>
+        <w:rPr>
+          <w:lang w:val="hi_IN" w:bidi="hi_IN"/>
+        </w:rPr>
+        <w:t>उत्पत्ति 30:25–26</w:t>
+      </w:r>
+    </w:p>
+    <w:p>
+      <w:pPr>
+        <w:pStyle w:val="ListBullet"/>
+        <w:spacing w:line="240" w:lineRule="auto"/>
+        <w:ind w:left="720"/>
+      </w:pPr>
+      <w:r>
+        <w:rPr>
+          <w:lang w:val="hi_IN" w:bidi="hi_IN"/>
+        </w:rPr>
+      </w:r>
+      <w:r>
+        <w:rPr>
+          <w:lang w:val="hi_IN" w:bidi="hi_IN"/>
+        </w:rPr>
+        <w:t>उत्पत्ति 46:16–18</w:t>
+      </w:r>
     </w:p>
     <w:p>
       <w:pPr>
@@ -3275,186 +3059,138 @@
           <w:lang w:val="hi_IN" w:bidi="hi_IN"/>
         </w:rPr>
       </w:r>
-      <w:hyperlink r:id="rId49">
-        <w:r>
-          <w:rPr>
-            <w:lang w:val="hi_IN" w:bidi="hi_IN"/>
-          </w:rPr>
-          <w:rPr>
-            <w:color w:val="0000EE"/>
-            <w:u w:val="single"/>
-          </w:rPr>
-          <w:t>अय्यूब 15:3</w:t>
-        </w:r>
-      </w:hyperlink>
-    </w:p>
-    <w:p>
-      <w:pPr>
-        <w:pStyle w:val="ListBullet"/>
-        <w:spacing w:line="240" w:lineRule="auto"/>
-        <w:ind w:left="720"/>
-      </w:pPr>
-      <w:r>
-        <w:rPr>
-          <w:lang w:val="hi_IN" w:bidi="hi_IN"/>
-        </w:rPr>
-      </w:r>
-      <w:hyperlink r:id="rId50">
-        <w:r>
-          <w:rPr>
-            <w:lang w:val="hi_IN" w:bidi="hi_IN"/>
-          </w:rPr>
-          <w:rPr>
-            <w:color w:val="0000EE"/>
-            <w:u w:val="single"/>
-          </w:rPr>
-          <w:t>नीति. 10:16</w:t>
-        </w:r>
-      </w:hyperlink>
-    </w:p>
-    <w:p>
-      <w:pPr>
-        <w:pStyle w:val="ListBullet"/>
-        <w:spacing w:line="240" w:lineRule="auto"/>
-        <w:ind w:left="720"/>
-      </w:pPr>
-      <w:r>
-        <w:rPr>
-          <w:lang w:val="hi_IN" w:bidi="hi_IN"/>
-        </w:rPr>
-      </w:r>
-      <w:hyperlink r:id="rId51">
-        <w:r>
-          <w:rPr>
-            <w:lang w:val="hi_IN" w:bidi="hi_IN"/>
-          </w:rPr>
-          <w:rPr>
-            <w:color w:val="0000EE"/>
-            <w:u w:val="single"/>
-          </w:rPr>
-          <w:t>यिर्मयाह 2:8</w:t>
-        </w:r>
-      </w:hyperlink>
-    </w:p>
-    <w:p>
-      <w:pPr>
-        <w:pStyle w:val="ListBullet"/>
-        <w:spacing w:line="240" w:lineRule="auto"/>
-        <w:ind w:left="720"/>
-      </w:pPr>
-      <w:r>
-        <w:rPr>
-          <w:lang w:val="hi_IN" w:bidi="hi_IN"/>
-        </w:rPr>
-      </w:r>
-      <w:hyperlink r:id="rId52">
-        <w:r>
-          <w:rPr>
-            <w:lang w:val="hi_IN" w:bidi="hi_IN"/>
-          </w:rPr>
-          <w:rPr>
-            <w:color w:val="0000EE"/>
-            <w:u w:val="single"/>
-          </w:rPr>
-          <w:t>यहेजकेल 18:12–13</w:t>
-        </w:r>
-      </w:hyperlink>
-    </w:p>
-    <w:p>
-      <w:pPr>
-        <w:pStyle w:val="ListBullet"/>
-        <w:spacing w:line="240" w:lineRule="auto"/>
-        <w:ind w:left="720"/>
-      </w:pPr>
-      <w:r>
-        <w:rPr>
-          <w:lang w:val="hi_IN" w:bidi="hi_IN"/>
-        </w:rPr>
-      </w:r>
-      <w:hyperlink r:id="rId53">
-        <w:r>
-          <w:rPr>
-            <w:lang w:val="hi_IN" w:bidi="hi_IN"/>
-          </w:rPr>
-          <w:rPr>
-            <w:color w:val="0000EE"/>
-            <w:u w:val="single"/>
-          </w:rPr>
-          <w:t>यूहन्ना 6:63</w:t>
-        </w:r>
-      </w:hyperlink>
-    </w:p>
-    <w:p>
-      <w:pPr>
-        <w:pStyle w:val="ListBullet"/>
-        <w:spacing w:line="240" w:lineRule="auto"/>
-        <w:ind w:left="720"/>
-      </w:pPr>
-      <w:r>
-        <w:rPr>
-          <w:lang w:val="hi_IN" w:bidi="hi_IN"/>
-        </w:rPr>
-      </w:r>
-      <w:hyperlink r:id="rId54">
-        <w:r>
-          <w:rPr>
-            <w:lang w:val="hi_IN" w:bidi="hi_IN"/>
-          </w:rPr>
-          <w:rPr>
-            <w:color w:val="0000EE"/>
-            <w:u w:val="single"/>
-          </w:rPr>
-          <w:t>मरकुस 8:36</w:t>
-        </w:r>
-      </w:hyperlink>
-    </w:p>
-    <w:p>
-      <w:pPr>
-        <w:pStyle w:val="ListBullet"/>
-        <w:spacing w:line="240" w:lineRule="auto"/>
-        <w:ind w:left="720"/>
-      </w:pPr>
-      <w:r>
-        <w:rPr>
-          <w:lang w:val="hi_IN" w:bidi="hi_IN"/>
-        </w:rPr>
-      </w:r>
-      <w:hyperlink r:id="rId55">
-        <w:r>
-          <w:rPr>
-            <w:lang w:val="hi_IN" w:bidi="hi_IN"/>
-          </w:rPr>
-          <w:rPr>
-            <w:color w:val="0000EE"/>
-            <w:u w:val="single"/>
-          </w:rPr>
-          <w:t>मत्ती 16:26</w:t>
-        </w:r>
-      </w:hyperlink>
-    </w:p>
-    <w:p>
-      <w:pPr>
-        <w:pStyle w:val="ListBullet"/>
-        <w:spacing w:line="240" w:lineRule="auto"/>
-        <w:ind w:left="720"/>
-      </w:pPr>
-      <w:r>
-        <w:rPr>
-          <w:lang w:val="hi_IN" w:bidi="hi_IN"/>
-        </w:rPr>
-      </w:r>
-      <w:hyperlink r:id="rId56">
-        <w:r>
-          <w:rPr>
-            <w:lang w:val="hi_IN" w:bidi="hi_IN"/>
-          </w:rPr>
-          <w:rPr>
-            <w:color w:val="0000EE"/>
-            <w:u w:val="single"/>
-          </w:rPr>
-          <w:t>2 पतरस 2:1–3</w:t>
-        </w:r>
-      </w:hyperlink>
+      <w:r>
+        <w:rPr>
+          <w:lang w:val="hi_IN" w:bidi="hi_IN"/>
+        </w:rPr>
+        <w:t>अय्यूब 15:3</w:t>
+      </w:r>
+    </w:p>
+    <w:p>
+      <w:pPr>
+        <w:pStyle w:val="ListBullet"/>
+        <w:spacing w:line="240" w:lineRule="auto"/>
+        <w:ind w:left="720"/>
+      </w:pPr>
+      <w:r>
+        <w:rPr>
+          <w:lang w:val="hi_IN" w:bidi="hi_IN"/>
+        </w:rPr>
+      </w:r>
+      <w:r>
+        <w:rPr>
+          <w:lang w:val="hi_IN" w:bidi="hi_IN"/>
+        </w:rPr>
+        <w:t>नीति. 10:16</w:t>
+      </w:r>
+    </w:p>
+    <w:p>
+      <w:pPr>
+        <w:pStyle w:val="ListBullet"/>
+        <w:spacing w:line="240" w:lineRule="auto"/>
+        <w:ind w:left="720"/>
+      </w:pPr>
+      <w:r>
+        <w:rPr>
+          <w:lang w:val="hi_IN" w:bidi="hi_IN"/>
+        </w:rPr>
+      </w:r>
+      <w:r>
+        <w:rPr>
+          <w:lang w:val="hi_IN" w:bidi="hi_IN"/>
+        </w:rPr>
+        <w:t>यिर्मयाह 2:8</w:t>
+      </w:r>
+    </w:p>
+    <w:p>
+      <w:pPr>
+        <w:pStyle w:val="ListBullet"/>
+        <w:spacing w:line="240" w:lineRule="auto"/>
+        <w:ind w:left="720"/>
+      </w:pPr>
+      <w:r>
+        <w:rPr>
+          <w:lang w:val="hi_IN" w:bidi="hi_IN"/>
+        </w:rPr>
+      </w:r>
+      <w:r>
+        <w:rPr>
+          <w:lang w:val="hi_IN" w:bidi="hi_IN"/>
+        </w:rPr>
+        <w:t>यहेजकेल 18:12–13</w:t>
+      </w:r>
+    </w:p>
+    <w:p>
+      <w:pPr>
+        <w:pStyle w:val="ListBullet"/>
+        <w:spacing w:line="240" w:lineRule="auto"/>
+        <w:ind w:left="720"/>
+      </w:pPr>
+      <w:r>
+        <w:rPr>
+          <w:lang w:val="hi_IN" w:bidi="hi_IN"/>
+        </w:rPr>
+      </w:r>
+      <w:r>
+        <w:rPr>
+          <w:lang w:val="hi_IN" w:bidi="hi_IN"/>
+        </w:rPr>
+        <w:t>यूहन्ना 6:63</w:t>
+      </w:r>
+    </w:p>
+    <w:p>
+      <w:pPr>
+        <w:pStyle w:val="ListBullet"/>
+        <w:spacing w:line="240" w:lineRule="auto"/>
+        <w:ind w:left="720"/>
+      </w:pPr>
+      <w:r>
+        <w:rPr>
+          <w:lang w:val="hi_IN" w:bidi="hi_IN"/>
+        </w:rPr>
+      </w:r>
+      <w:r>
+        <w:rPr>
+          <w:lang w:val="hi_IN" w:bidi="hi_IN"/>
+        </w:rPr>
+        <w:t>मरकुस 8:36</w:t>
+      </w:r>
+    </w:p>
+    <w:p>
+      <w:pPr>
+        <w:pStyle w:val="ListBullet"/>
+        <w:spacing w:line="240" w:lineRule="auto"/>
+        <w:ind w:left="720"/>
+      </w:pPr>
+      <w:r>
+        <w:rPr>
+          <w:lang w:val="hi_IN" w:bidi="hi_IN"/>
+        </w:rPr>
+      </w:r>
+      <w:r>
+        <w:rPr>
+          <w:lang w:val="hi_IN" w:bidi="hi_IN"/>
+        </w:rPr>
+        <w:t>मत्ती 16:26</w:t>
+      </w:r>
+    </w:p>
+    <w:p>
+      <w:pPr>
+        <w:pStyle w:val="ListBullet"/>
+        <w:spacing w:line="240" w:lineRule="auto"/>
+        <w:ind w:left="720"/>
+      </w:pPr>
+      <w:r>
+        <w:rPr>
+          <w:lang w:val="hi_IN" w:bidi="hi_IN"/>
+        </w:rPr>
+      </w:r>
+      <w:r>
+        <w:rPr>
+          <w:lang w:val="hi_IN" w:bidi="hi_IN"/>
+        </w:rPr>
+        <w:t>2 पतरस 2:1–3</w:t>
+      </w:r>
     </w:p>
     <w:p>
       <w:pPr>
@@ -4022,90 +3758,66 @@
           <w:lang w:val="hi_IN" w:bidi="hi_IN"/>
         </w:rPr>
       </w:r>
-      <w:hyperlink r:id="rId57">
-        <w:r>
-          <w:rPr>
-            <w:lang w:val="hi_IN" w:bidi="hi_IN"/>
-          </w:rPr>
-          <w:rPr>
-            <w:color w:val="0000EE"/>
-            <w:u w:val="single"/>
-          </w:rPr>
-          <w:t>उत्पत्ति 29:15–18</w:t>
-        </w:r>
-      </w:hyperlink>
-    </w:p>
-    <w:p>
-      <w:pPr>
-        <w:pStyle w:val="ListBullet"/>
-        <w:spacing w:line="240" w:lineRule="auto"/>
-        <w:ind w:left="720"/>
-      </w:pPr>
-      <w:r>
-        <w:rPr>
-          <w:lang w:val="hi_IN" w:bidi="hi_IN"/>
-        </w:rPr>
-      </w:r>
-      <w:hyperlink r:id="rId58">
-        <w:r>
-          <w:rPr>
-            <w:lang w:val="hi_IN" w:bidi="hi_IN"/>
-          </w:rPr>
-          <w:rPr>
-            <w:color w:val="0000EE"/>
-            <w:u w:val="single"/>
-          </w:rPr>
-          <w:t>उत्पत्ति 29:28–30</w:t>
-        </w:r>
-      </w:hyperlink>
-    </w:p>
-    <w:p>
-      <w:pPr>
-        <w:pStyle w:val="ListBullet"/>
-        <w:spacing w:line="240" w:lineRule="auto"/>
-        <w:ind w:left="720"/>
-      </w:pPr>
-      <w:r>
-        <w:rPr>
-          <w:lang w:val="hi_IN" w:bidi="hi_IN"/>
-        </w:rPr>
-      </w:r>
-      <w:hyperlink r:id="rId59">
-        <w:r>
-          <w:rPr>
-            <w:lang w:val="hi_IN" w:bidi="hi_IN"/>
-          </w:rPr>
-          <w:rPr>
-            <w:color w:val="0000EE"/>
-            <w:u w:val="single"/>
-          </w:rPr>
-          <w:t>उत्पत्ति 31:4–6</w:t>
-        </w:r>
-      </w:hyperlink>
-    </w:p>
-    <w:p>
-      <w:pPr>
-        <w:pStyle w:val="ListBullet"/>
-        <w:spacing w:line="240" w:lineRule="auto"/>
-        <w:ind w:left="720"/>
-      </w:pPr>
-      <w:r>
-        <w:rPr>
-          <w:lang w:val="hi_IN" w:bidi="hi_IN"/>
-        </w:rPr>
-      </w:r>
-      <w:hyperlink r:id="rId60">
-        <w:r>
-          <w:rPr>
-            <w:lang w:val="hi_IN" w:bidi="hi_IN"/>
-          </w:rPr>
-          <w:rPr>
-            <w:color w:val="0000EE"/>
-            <w:u w:val="single"/>
-          </w:rPr>
-          <w:t>रूत 04:11–12</w:t>
-        </w:r>
-      </w:hyperlink>
+      <w:r>
+        <w:rPr>
+          <w:lang w:val="hi_IN" w:bidi="hi_IN"/>
+        </w:rPr>
+        <w:t>उत्पत्ति 29:15–18</w:t>
+      </w:r>
+    </w:p>
+    <w:p>
+      <w:pPr>
+        <w:pStyle w:val="ListBullet"/>
+        <w:spacing w:line="240" w:lineRule="auto"/>
+        <w:ind w:left="720"/>
+      </w:pPr>
+      <w:r>
+        <w:rPr>
+          <w:lang w:val="hi_IN" w:bidi="hi_IN"/>
+        </w:rPr>
+      </w:r>
+      <w:r>
+        <w:rPr>
+          <w:lang w:val="hi_IN" w:bidi="hi_IN"/>
+        </w:rPr>
+        <w:t>उत्पत्ति 29:28–30</w:t>
+      </w:r>
+    </w:p>
+    <w:p>
+      <w:pPr>
+        <w:pStyle w:val="ListBullet"/>
+        <w:spacing w:line="240" w:lineRule="auto"/>
+        <w:ind w:left="720"/>
+      </w:pPr>
+      <w:r>
+        <w:rPr>
+          <w:lang w:val="hi_IN" w:bidi="hi_IN"/>
+        </w:rPr>
+      </w:r>
+      <w:r>
+        <w:rPr>
+          <w:lang w:val="hi_IN" w:bidi="hi_IN"/>
+        </w:rPr>
+        <w:t>उत्पत्ति 31:4–6</w:t>
+      </w:r>
+    </w:p>
+    <w:p>
+      <w:pPr>
+        <w:pStyle w:val="ListBullet"/>
+        <w:spacing w:line="240" w:lineRule="auto"/>
+        <w:ind w:left="720"/>
+      </w:pPr>
+      <w:r>
+        <w:rPr>
+          <w:lang w:val="hi_IN" w:bidi="hi_IN"/>
+        </w:rPr>
+      </w:r>
+      <w:r>
+        <w:rPr>
+          <w:lang w:val="hi_IN" w:bidi="hi_IN"/>
+        </w:rPr>
+        <w:t>रूत 04:11–12</w:t>
+      </w:r>
     </w:p>
     <w:p>
       <w:pPr>
@@ -4335,18 +4047,12 @@
           <w:lang w:val="hi_IN" w:bidi="hi_IN"/>
         </w:rPr>
       </w:r>
-      <w:hyperlink r:id="rId61">
-        <w:r>
-          <w:rPr>
-            <w:lang w:val="hi_IN" w:bidi="hi_IN"/>
-          </w:rPr>
-          <w:rPr>
-            <w:color w:val="0000EE"/>
-            <w:u w:val="single"/>
-          </w:rPr>
-          <w:t>अय्यूब 03:8–10</w:t>
-        </w:r>
-      </w:hyperlink>
+      <w:r>
+        <w:rPr>
+          <w:lang w:val="hi_IN" w:bidi="hi_IN"/>
+        </w:rPr>
+        <w:t>अय्यूब 03:8–10</w:t>
+      </w:r>
     </w:p>
     <w:p>
       <w:pPr>
@@ -4594,90 +4300,66 @@
           <w:lang w:val="hi_IN" w:bidi="hi_IN"/>
         </w:rPr>
       </w:r>
-      <w:hyperlink r:id="rId62">
-        <w:r>
-          <w:rPr>
-            <w:lang w:val="hi_IN" w:bidi="hi_IN"/>
-          </w:rPr>
-          <w:rPr>
-            <w:color w:val="0000EE"/>
-            <w:u w:val="single"/>
-          </w:rPr>
-          <w:t>2 तीमु. 3:10–13</w:t>
-        </w:r>
-      </w:hyperlink>
-    </w:p>
-    <w:p>
-      <w:pPr>
-        <w:pStyle w:val="ListBullet"/>
-        <w:spacing w:line="240" w:lineRule="auto"/>
-        <w:ind w:left="720"/>
-      </w:pPr>
-      <w:r>
-        <w:rPr>
-          <w:lang w:val="hi_IN" w:bidi="hi_IN"/>
-        </w:rPr>
-      </w:r>
-      <w:hyperlink r:id="rId63">
-        <w:r>
-          <w:rPr>
-            <w:lang w:val="hi_IN" w:bidi="hi_IN"/>
-          </w:rPr>
-          <w:rPr>
-            <w:color w:val="0000EE"/>
-            <w:u w:val="single"/>
-          </w:rPr>
-          <w:t>प्रे.का. 14:6</w:t>
-        </w:r>
-      </w:hyperlink>
-    </w:p>
-    <w:p>
-      <w:pPr>
-        <w:pStyle w:val="ListBullet"/>
-        <w:spacing w:line="240" w:lineRule="auto"/>
-        <w:ind w:left="720"/>
-      </w:pPr>
-      <w:r>
-        <w:rPr>
-          <w:lang w:val="hi_IN" w:bidi="hi_IN"/>
-        </w:rPr>
-      </w:r>
-      <w:hyperlink r:id="rId64">
-        <w:r>
-          <w:rPr>
-            <w:lang w:val="hi_IN" w:bidi="hi_IN"/>
-          </w:rPr>
-          <w:rPr>
-            <w:color w:val="0000EE"/>
-            <w:u w:val="single"/>
-          </w:rPr>
-          <w:t>प्रे.का. 14:8</w:t>
-        </w:r>
-      </w:hyperlink>
-    </w:p>
-    <w:p>
-      <w:pPr>
-        <w:pStyle w:val="ListBullet"/>
-        <w:spacing w:line="240" w:lineRule="auto"/>
-        <w:ind w:left="720"/>
-      </w:pPr>
-      <w:r>
-        <w:rPr>
-          <w:lang w:val="hi_IN" w:bidi="hi_IN"/>
-        </w:rPr>
-      </w:r>
-      <w:hyperlink r:id="rId65">
-        <w:r>
-          <w:rPr>
-            <w:lang w:val="hi_IN" w:bidi="hi_IN"/>
-          </w:rPr>
-          <w:rPr>
-            <w:color w:val="0000EE"/>
-            <w:u w:val="single"/>
-          </w:rPr>
-          <w:t>प्रे.का. 14:21–22</w:t>
-        </w:r>
-      </w:hyperlink>
+      <w:r>
+        <w:rPr>
+          <w:lang w:val="hi_IN" w:bidi="hi_IN"/>
+        </w:rPr>
+        <w:t>2 तीमु. 3:10–13</w:t>
+      </w:r>
+    </w:p>
+    <w:p>
+      <w:pPr>
+        <w:pStyle w:val="ListBullet"/>
+        <w:spacing w:line="240" w:lineRule="auto"/>
+        <w:ind w:left="720"/>
+      </w:pPr>
+      <w:r>
+        <w:rPr>
+          <w:lang w:val="hi_IN" w:bidi="hi_IN"/>
+        </w:rPr>
+      </w:r>
+      <w:r>
+        <w:rPr>
+          <w:lang w:val="hi_IN" w:bidi="hi_IN"/>
+        </w:rPr>
+        <w:t>प्रे.का. 14:6</w:t>
+      </w:r>
+    </w:p>
+    <w:p>
+      <w:pPr>
+        <w:pStyle w:val="ListBullet"/>
+        <w:spacing w:line="240" w:lineRule="auto"/>
+        <w:ind w:left="720"/>
+      </w:pPr>
+      <w:r>
+        <w:rPr>
+          <w:lang w:val="hi_IN" w:bidi="hi_IN"/>
+        </w:rPr>
+      </w:r>
+      <w:r>
+        <w:rPr>
+          <w:lang w:val="hi_IN" w:bidi="hi_IN"/>
+        </w:rPr>
+        <w:t>प्रे.का. 14:8</w:t>
+      </w:r>
+    </w:p>
+    <w:p>
+      <w:pPr>
+        <w:pStyle w:val="ListBullet"/>
+        <w:spacing w:line="240" w:lineRule="auto"/>
+        <w:ind w:left="720"/>
+      </w:pPr>
+      <w:r>
+        <w:rPr>
+          <w:lang w:val="hi_IN" w:bidi="hi_IN"/>
+        </w:rPr>
+      </w:r>
+      <w:r>
+        <w:rPr>
+          <w:lang w:val="hi_IN" w:bidi="hi_IN"/>
+        </w:rPr>
+        <w:t>प्रे.का. 14:21–22</w:t>
+      </w:r>
     </w:p>
     <w:p>
       <w:pPr>
@@ -4925,66 +4607,48 @@
           <w:lang w:val="hi_IN" w:bidi="hi_IN"/>
         </w:rPr>
       </w:r>
-      <w:hyperlink r:id="rId62">
-        <w:r>
-          <w:rPr>
-            <w:lang w:val="hi_IN" w:bidi="hi_IN"/>
-          </w:rPr>
-          <w:rPr>
-            <w:color w:val="0000EE"/>
-            <w:u w:val="single"/>
-          </w:rPr>
-          <w:t>2 तीमु. 4:11–13</w:t>
-        </w:r>
-      </w:hyperlink>
-    </w:p>
-    <w:p>
-      <w:pPr>
-        <w:pStyle w:val="ListBullet"/>
-        <w:spacing w:line="240" w:lineRule="auto"/>
-        <w:ind w:left="720"/>
-      </w:pPr>
-      <w:r>
-        <w:rPr>
-          <w:lang w:val="hi_IN" w:bidi="hi_IN"/>
-        </w:rPr>
-      </w:r>
-      <w:hyperlink r:id="rId66">
-        <w:r>
-          <w:rPr>
-            <w:lang w:val="hi_IN" w:bidi="hi_IN"/>
-          </w:rPr>
-          <w:rPr>
-            <w:color w:val="0000EE"/>
-            <w:u w:val="single"/>
-          </w:rPr>
-          <w:t>कुलुस्सियों 4:12–14</w:t>
-        </w:r>
-      </w:hyperlink>
-    </w:p>
-    <w:p>
-      <w:pPr>
-        <w:pStyle w:val="ListBullet"/>
-        <w:spacing w:line="240" w:lineRule="auto"/>
-        <w:ind w:left="720"/>
-      </w:pPr>
-      <w:r>
-        <w:rPr>
-          <w:lang w:val="hi_IN" w:bidi="hi_IN"/>
-        </w:rPr>
-      </w:r>
-      <w:hyperlink r:id="rId67">
-        <w:r>
-          <w:rPr>
-            <w:lang w:val="hi_IN" w:bidi="hi_IN"/>
-          </w:rPr>
-          <w:rPr>
-            <w:color w:val="0000EE"/>
-            <w:u w:val="single"/>
-          </w:rPr>
-          <w:t>फिलेमोन 01:24</w:t>
-        </w:r>
-      </w:hyperlink>
+      <w:r>
+        <w:rPr>
+          <w:lang w:val="hi_IN" w:bidi="hi_IN"/>
+        </w:rPr>
+        <w:t>2 तीमु. 4:11–13</w:t>
+      </w:r>
+    </w:p>
+    <w:p>
+      <w:pPr>
+        <w:pStyle w:val="ListBullet"/>
+        <w:spacing w:line="240" w:lineRule="auto"/>
+        <w:ind w:left="720"/>
+      </w:pPr>
+      <w:r>
+        <w:rPr>
+          <w:lang w:val="hi_IN" w:bidi="hi_IN"/>
+        </w:rPr>
+      </w:r>
+      <w:r>
+        <w:rPr>
+          <w:lang w:val="hi_IN" w:bidi="hi_IN"/>
+        </w:rPr>
+        <w:t>कुलुस्सियों 4:12–14</w:t>
+      </w:r>
+    </w:p>
+    <w:p>
+      <w:pPr>
+        <w:pStyle w:val="ListBullet"/>
+        <w:spacing w:line="240" w:lineRule="auto"/>
+        <w:ind w:left="720"/>
+      </w:pPr>
+      <w:r>
+        <w:rPr>
+          <w:lang w:val="hi_IN" w:bidi="hi_IN"/>
+        </w:rPr>
+      </w:r>
+      <w:r>
+        <w:rPr>
+          <w:lang w:val="hi_IN" w:bidi="hi_IN"/>
+        </w:rPr>
+        <w:t>फिलेमोन 01:24</w:t>
+      </w:r>
     </w:p>
     <w:p>
       <w:pPr>
@@ -5459,66 +5123,48 @@
           <w:lang w:val="hi_IN" w:bidi="hi_IN"/>
         </w:rPr>
       </w:r>
-      <w:hyperlink r:id="rId56">
-        <w:r>
-          <w:rPr>
-            <w:lang w:val="hi_IN" w:bidi="hi_IN"/>
-          </w:rPr>
-          <w:rPr>
-            <w:color w:val="0000EE"/>
-            <w:u w:val="single"/>
-          </w:rPr>
-          <w:t>2 पतरस 02:7–9</w:t>
-        </w:r>
-      </w:hyperlink>
-    </w:p>
-    <w:p>
-      <w:pPr>
-        <w:pStyle w:val="ListBullet"/>
-        <w:spacing w:line="240" w:lineRule="auto"/>
-        <w:ind w:left="720"/>
-      </w:pPr>
-      <w:r>
-        <w:rPr>
-          <w:lang w:val="hi_IN" w:bidi="hi_IN"/>
-        </w:rPr>
-      </w:r>
-      <w:hyperlink r:id="rId68">
-        <w:r>
-          <w:rPr>
-            <w:lang w:val="hi_IN" w:bidi="hi_IN"/>
-          </w:rPr>
-          <w:rPr>
-            <w:color w:val="0000EE"/>
-            <w:u w:val="single"/>
-          </w:rPr>
-          <w:t>उत्पत्ति 11:27–28</w:t>
-        </w:r>
-      </w:hyperlink>
-    </w:p>
-    <w:p>
-      <w:pPr>
-        <w:pStyle w:val="ListBullet"/>
-        <w:spacing w:line="240" w:lineRule="auto"/>
-        <w:ind w:left="720"/>
-      </w:pPr>
-      <w:r>
-        <w:rPr>
-          <w:lang w:val="hi_IN" w:bidi="hi_IN"/>
-        </w:rPr>
-      </w:r>
-      <w:hyperlink r:id="rId69">
-        <w:r>
-          <w:rPr>
-            <w:lang w:val="hi_IN" w:bidi="hi_IN"/>
-          </w:rPr>
-          <w:rPr>
-            <w:color w:val="0000EE"/>
-            <w:u w:val="single"/>
-          </w:rPr>
-          <w:t>उत्पत्ति 12:4–5</w:t>
-        </w:r>
-      </w:hyperlink>
+      <w:r>
+        <w:rPr>
+          <w:lang w:val="hi_IN" w:bidi="hi_IN"/>
+        </w:rPr>
+        <w:t>2 पतरस 02:7–9</w:t>
+      </w:r>
+    </w:p>
+    <w:p>
+      <w:pPr>
+        <w:pStyle w:val="ListBullet"/>
+        <w:spacing w:line="240" w:lineRule="auto"/>
+        <w:ind w:left="720"/>
+      </w:pPr>
+      <w:r>
+        <w:rPr>
+          <w:lang w:val="hi_IN" w:bidi="hi_IN"/>
+        </w:rPr>
+      </w:r>
+      <w:r>
+        <w:rPr>
+          <w:lang w:val="hi_IN" w:bidi="hi_IN"/>
+        </w:rPr>
+        <w:t>उत्पत्ति 11:27–28</w:t>
+      </w:r>
+    </w:p>
+    <w:p>
+      <w:pPr>
+        <w:pStyle w:val="ListBullet"/>
+        <w:spacing w:line="240" w:lineRule="auto"/>
+        <w:ind w:left="720"/>
+      </w:pPr>
+      <w:r>
+        <w:rPr>
+          <w:lang w:val="hi_IN" w:bidi="hi_IN"/>
+        </w:rPr>
+      </w:r>
+      <w:r>
+        <w:rPr>
+          <w:lang w:val="hi_IN" w:bidi="hi_IN"/>
+        </w:rPr>
+        <w:t>उत्पत्ति 12:4–5</w:t>
+      </w:r>
     </w:p>
     <w:p>
       <w:pPr>
@@ -5799,114 +5445,84 @@
           <w:lang w:val="hi_IN" w:bidi="hi_IN"/>
         </w:rPr>
       </w:r>
-      <w:hyperlink r:id="rId70">
-        <w:r>
-          <w:rPr>
-            <w:lang w:val="hi_IN" w:bidi="hi_IN"/>
-          </w:rPr>
-          <w:rPr>
-            <w:color w:val="0000EE"/>
-            <w:u w:val="single"/>
-          </w:rPr>
-          <w:t>इफिसियों 01:5–6</w:t>
-        </w:r>
-      </w:hyperlink>
-    </w:p>
-    <w:p>
-      <w:pPr>
-        <w:pStyle w:val="ListBullet"/>
-        <w:spacing w:line="240" w:lineRule="auto"/>
-        <w:ind w:left="720"/>
-      </w:pPr>
-      <w:r>
-        <w:rPr>
-          <w:lang w:val="hi_IN" w:bidi="hi_IN"/>
-        </w:rPr>
-      </w:r>
-      <w:hyperlink r:id="rId71">
-        <w:r>
-          <w:rPr>
-            <w:lang w:val="hi_IN" w:bidi="hi_IN"/>
-          </w:rPr>
-          <w:rPr>
-            <w:color w:val="0000EE"/>
-            <w:u w:val="single"/>
-          </w:rPr>
-          <w:t>गलातियों 04:3–5</w:t>
-        </w:r>
-      </w:hyperlink>
-    </w:p>
-    <w:p>
-      <w:pPr>
-        <w:pStyle w:val="ListBullet"/>
-        <w:spacing w:line="240" w:lineRule="auto"/>
-        <w:ind w:left="720"/>
-      </w:pPr>
-      <w:r>
-        <w:rPr>
-          <w:lang w:val="hi_IN" w:bidi="hi_IN"/>
-        </w:rPr>
-      </w:r>
-      <w:hyperlink r:id="rId72">
-        <w:r>
-          <w:rPr>
-            <w:lang w:val="hi_IN" w:bidi="hi_IN"/>
-          </w:rPr>
-          <w:rPr>
-            <w:color w:val="0000EE"/>
-            <w:u w:val="single"/>
-          </w:rPr>
-          <w:t>रोमियो 08:14–15</w:t>
-        </w:r>
-      </w:hyperlink>
-    </w:p>
-    <w:p>
-      <w:pPr>
-        <w:pStyle w:val="ListBullet"/>
-        <w:spacing w:line="240" w:lineRule="auto"/>
-        <w:ind w:left="720"/>
-      </w:pPr>
-      <w:r>
-        <w:rPr>
-          <w:lang w:val="hi_IN" w:bidi="hi_IN"/>
-        </w:rPr>
-      </w:r>
-      <w:hyperlink r:id="rId73">
-        <w:r>
-          <w:rPr>
-            <w:lang w:val="hi_IN" w:bidi="hi_IN"/>
-          </w:rPr>
-          <w:rPr>
-            <w:color w:val="0000EE"/>
-            <w:u w:val="single"/>
-          </w:rPr>
-          <w:t>रोमियो 08:23–25</w:t>
-        </w:r>
-      </w:hyperlink>
-    </w:p>
-    <w:p>
-      <w:pPr>
-        <w:pStyle w:val="ListBullet"/>
-        <w:spacing w:line="240" w:lineRule="auto"/>
-        <w:ind w:left="720"/>
-      </w:pPr>
-      <w:r>
-        <w:rPr>
-          <w:lang w:val="hi_IN" w:bidi="hi_IN"/>
-        </w:rPr>
-      </w:r>
-      <w:hyperlink r:id="rId74">
-        <w:r>
-          <w:rPr>
-            <w:lang w:val="hi_IN" w:bidi="hi_IN"/>
-          </w:rPr>
-          <w:rPr>
-            <w:color w:val="0000EE"/>
-            <w:u w:val="single"/>
-          </w:rPr>
-          <w:t>रोमियो 09:3–5</w:t>
-        </w:r>
-      </w:hyperlink>
+      <w:r>
+        <w:rPr>
+          <w:lang w:val="hi_IN" w:bidi="hi_IN"/>
+        </w:rPr>
+        <w:t>इफिसियों 01:5–6</w:t>
+      </w:r>
+    </w:p>
+    <w:p>
+      <w:pPr>
+        <w:pStyle w:val="ListBullet"/>
+        <w:spacing w:line="240" w:lineRule="auto"/>
+        <w:ind w:left="720"/>
+      </w:pPr>
+      <w:r>
+        <w:rPr>
+          <w:lang w:val="hi_IN" w:bidi="hi_IN"/>
+        </w:rPr>
+      </w:r>
+      <w:r>
+        <w:rPr>
+          <w:lang w:val="hi_IN" w:bidi="hi_IN"/>
+        </w:rPr>
+        <w:t>गलातियों 04:3–5</w:t>
+      </w:r>
+    </w:p>
+    <w:p>
+      <w:pPr>
+        <w:pStyle w:val="ListBullet"/>
+        <w:spacing w:line="240" w:lineRule="auto"/>
+        <w:ind w:left="720"/>
+      </w:pPr>
+      <w:r>
+        <w:rPr>
+          <w:lang w:val="hi_IN" w:bidi="hi_IN"/>
+        </w:rPr>
+      </w:r>
+      <w:r>
+        <w:rPr>
+          <w:lang w:val="hi_IN" w:bidi="hi_IN"/>
+        </w:rPr>
+        <w:t>रोमियो 08:14–15</w:t>
+      </w:r>
+    </w:p>
+    <w:p>
+      <w:pPr>
+        <w:pStyle w:val="ListBullet"/>
+        <w:spacing w:line="240" w:lineRule="auto"/>
+        <w:ind w:left="720"/>
+      </w:pPr>
+      <w:r>
+        <w:rPr>
+          <w:lang w:val="hi_IN" w:bidi="hi_IN"/>
+        </w:rPr>
+      </w:r>
+      <w:r>
+        <w:rPr>
+          <w:lang w:val="hi_IN" w:bidi="hi_IN"/>
+        </w:rPr>
+        <w:t>रोमियो 08:23–25</w:t>
+      </w:r>
+    </w:p>
+    <w:p>
+      <w:pPr>
+        <w:pStyle w:val="ListBullet"/>
+        <w:spacing w:line="240" w:lineRule="auto"/>
+        <w:ind w:left="720"/>
+      </w:pPr>
+      <w:r>
+        <w:rPr>
+          <w:lang w:val="hi_IN" w:bidi="hi_IN"/>
+        </w:rPr>
+      </w:r>
+      <w:r>
+        <w:rPr>
+          <w:lang w:val="hi_IN" w:bidi="hi_IN"/>
+        </w:rPr>
+        <w:t>रोमियो 09:3–5</w:t>
+      </w:r>
     </w:p>
     <w:p>
       <w:pPr>
@@ -6118,138 +5734,102 @@
           <w:lang w:val="hi_IN" w:bidi="hi_IN"/>
         </w:rPr>
       </w:r>
-      <w:hyperlink r:id="rId75">
-        <w:r>
-          <w:rPr>
-            <w:lang w:val="hi_IN" w:bidi="hi_IN"/>
-          </w:rPr>
-          <w:rPr>
-            <w:color w:val="0000EE"/>
-            <w:u w:val="single"/>
-          </w:rPr>
-          <w:t>उत्पत्ति 04:18–19</w:t>
-        </w:r>
-      </w:hyperlink>
-    </w:p>
-    <w:p>
-      <w:pPr>
-        <w:pStyle w:val="ListBullet"/>
-        <w:spacing w:line="240" w:lineRule="auto"/>
-        <w:ind w:left="720"/>
-      </w:pPr>
-      <w:r>
-        <w:rPr>
-          <w:lang w:val="hi_IN" w:bidi="hi_IN"/>
-        </w:rPr>
-      </w:r>
-      <w:hyperlink r:id="rId76">
-        <w:r>
-          <w:rPr>
-            <w:lang w:val="hi_IN" w:bidi="hi_IN"/>
-          </w:rPr>
-          <w:rPr>
-            <w:color w:val="0000EE"/>
-            <w:u w:val="single"/>
-          </w:rPr>
-          <w:t>उत्पत्ति 04:23–24</w:t>
-        </w:r>
-      </w:hyperlink>
-    </w:p>
-    <w:p>
-      <w:pPr>
-        <w:pStyle w:val="ListBullet"/>
-        <w:spacing w:line="240" w:lineRule="auto"/>
-        <w:ind w:left="720"/>
-      </w:pPr>
-      <w:r>
-        <w:rPr>
-          <w:lang w:val="hi_IN" w:bidi="hi_IN"/>
-        </w:rPr>
-      </w:r>
-      <w:hyperlink r:id="rId77">
-        <w:r>
-          <w:rPr>
-            <w:lang w:val="hi_IN" w:bidi="hi_IN"/>
-          </w:rPr>
-          <w:rPr>
-            <w:color w:val="0000EE"/>
-            <w:u w:val="single"/>
-          </w:rPr>
-          <w:t>उत्पत्ति 05:25–27</w:t>
-        </w:r>
-      </w:hyperlink>
-    </w:p>
-    <w:p>
-      <w:pPr>
-        <w:pStyle w:val="ListBullet"/>
-        <w:spacing w:line="240" w:lineRule="auto"/>
-        <w:ind w:left="720"/>
-      </w:pPr>
-      <w:r>
-        <w:rPr>
-          <w:lang w:val="hi_IN" w:bidi="hi_IN"/>
-        </w:rPr>
-      </w:r>
-      <w:hyperlink r:id="rId78">
-        <w:r>
-          <w:rPr>
-            <w:lang w:val="hi_IN" w:bidi="hi_IN"/>
-          </w:rPr>
-          <w:rPr>
-            <w:color w:val="0000EE"/>
-            <w:u w:val="single"/>
-          </w:rPr>
-          <w:t>उत्पत्ति 05:28–29</w:t>
-        </w:r>
-      </w:hyperlink>
-    </w:p>
-    <w:p>
-      <w:pPr>
-        <w:pStyle w:val="ListBullet"/>
-        <w:spacing w:line="240" w:lineRule="auto"/>
-        <w:ind w:left="720"/>
-      </w:pPr>
-      <w:r>
-        <w:rPr>
-          <w:lang w:val="hi_IN" w:bidi="hi_IN"/>
-        </w:rPr>
-      </w:r>
-      <w:hyperlink r:id="rId79">
-        <w:r>
-          <w:rPr>
-            <w:lang w:val="hi_IN" w:bidi="hi_IN"/>
-          </w:rPr>
-          <w:rPr>
-            <w:color w:val="0000EE"/>
-            <w:u w:val="single"/>
-          </w:rPr>
-          <w:t>उत्पत्ति 05:30–31</w:t>
-        </w:r>
-      </w:hyperlink>
-    </w:p>
-    <w:p>
-      <w:pPr>
-        <w:pStyle w:val="ListBullet"/>
-        <w:spacing w:line="240" w:lineRule="auto"/>
-        <w:ind w:left="720"/>
-      </w:pPr>
-      <w:r>
-        <w:rPr>
-          <w:lang w:val="hi_IN" w:bidi="hi_IN"/>
-        </w:rPr>
-      </w:r>
-      <w:hyperlink r:id="rId80">
-        <w:r>
-          <w:rPr>
-            <w:lang w:val="hi_IN" w:bidi="hi_IN"/>
-          </w:rPr>
-          <w:rPr>
-            <w:color w:val="0000EE"/>
-            <w:u w:val="single"/>
-          </w:rPr>
-          <w:t>लूका 03:36–38</w:t>
-        </w:r>
-      </w:hyperlink>
+      <w:r>
+        <w:rPr>
+          <w:lang w:val="hi_IN" w:bidi="hi_IN"/>
+        </w:rPr>
+        <w:t>उत्पत्ति 04:18–19</w:t>
+      </w:r>
+    </w:p>
+    <w:p>
+      <w:pPr>
+        <w:pStyle w:val="ListBullet"/>
+        <w:spacing w:line="240" w:lineRule="auto"/>
+        <w:ind w:left="720"/>
+      </w:pPr>
+      <w:r>
+        <w:rPr>
+          <w:lang w:val="hi_IN" w:bidi="hi_IN"/>
+        </w:rPr>
+      </w:r>
+      <w:r>
+        <w:rPr>
+          <w:lang w:val="hi_IN" w:bidi="hi_IN"/>
+        </w:rPr>
+        <w:t>उत्पत्ति 04:23–24</w:t>
+      </w:r>
+    </w:p>
+    <w:p>
+      <w:pPr>
+        <w:pStyle w:val="ListBullet"/>
+        <w:spacing w:line="240" w:lineRule="auto"/>
+        <w:ind w:left="720"/>
+      </w:pPr>
+      <w:r>
+        <w:rPr>
+          <w:lang w:val="hi_IN" w:bidi="hi_IN"/>
+        </w:rPr>
+      </w:r>
+      <w:r>
+        <w:rPr>
+          <w:lang w:val="hi_IN" w:bidi="hi_IN"/>
+        </w:rPr>
+        <w:t>उत्पत्ति 05:25–27</w:t>
+      </w:r>
+    </w:p>
+    <w:p>
+      <w:pPr>
+        <w:pStyle w:val="ListBullet"/>
+        <w:spacing w:line="240" w:lineRule="auto"/>
+        <w:ind w:left="720"/>
+      </w:pPr>
+      <w:r>
+        <w:rPr>
+          <w:lang w:val="hi_IN" w:bidi="hi_IN"/>
+        </w:rPr>
+      </w:r>
+      <w:r>
+        <w:rPr>
+          <w:lang w:val="hi_IN" w:bidi="hi_IN"/>
+        </w:rPr>
+        <w:t>उत्पत्ति 05:28–29</w:t>
+      </w:r>
+    </w:p>
+    <w:p>
+      <w:pPr>
+        <w:pStyle w:val="ListBullet"/>
+        <w:spacing w:line="240" w:lineRule="auto"/>
+        <w:ind w:left="720"/>
+      </w:pPr>
+      <w:r>
+        <w:rPr>
+          <w:lang w:val="hi_IN" w:bidi="hi_IN"/>
+        </w:rPr>
+      </w:r>
+      <w:r>
+        <w:rPr>
+          <w:lang w:val="hi_IN" w:bidi="hi_IN"/>
+        </w:rPr>
+        <w:t>उत्पत्ति 05:30–31</w:t>
+      </w:r>
+    </w:p>
+    <w:p>
+      <w:pPr>
+        <w:pStyle w:val="ListBullet"/>
+        <w:spacing w:line="240" w:lineRule="auto"/>
+        <w:ind w:left="720"/>
+      </w:pPr>
+      <w:r>
+        <w:rPr>
+          <w:lang w:val="hi_IN" w:bidi="hi_IN"/>
+        </w:rPr>
+      </w:r>
+      <w:r>
+        <w:rPr>
+          <w:lang w:val="hi_IN" w:bidi="hi_IN"/>
+        </w:rPr>
+        <w:t>लूका 03:36–38</w:t>
+      </w:r>
     </w:p>
     <w:p>
       <w:pPr>
@@ -6603,138 +6183,102 @@
           <w:lang w:val="hi_IN" w:bidi="hi_IN"/>
         </w:rPr>
       </w:r>
-      <w:hyperlink r:id="rId22">
-        <w:r>
-          <w:rPr>
-            <w:lang w:val="hi_IN" w:bidi="hi_IN"/>
-          </w:rPr>
-          <w:rPr>
-            <w:color w:val="0000EE"/>
-            <w:u w:val="single"/>
-          </w:rPr>
-          <w:t>1 इतिहास 2:1–2</w:t>
-        </w:r>
-      </w:hyperlink>
-    </w:p>
-    <w:p>
-      <w:pPr>
-        <w:pStyle w:val="ListBullet"/>
-        <w:spacing w:line="240" w:lineRule="auto"/>
-        <w:ind w:left="720"/>
-      </w:pPr>
-      <w:r>
-        <w:rPr>
-          <w:lang w:val="hi_IN" w:bidi="hi_IN"/>
-        </w:rPr>
-      </w:r>
-      <w:hyperlink r:id="rId18">
-        <w:r>
-          <w:rPr>
-            <w:lang w:val="hi_IN" w:bidi="hi_IN"/>
-          </w:rPr>
-          <w:rPr>
-            <w:color w:val="0000EE"/>
-            <w:u w:val="single"/>
-          </w:rPr>
-          <w:t>1 राजा 8:3–5</w:t>
-        </w:r>
-      </w:hyperlink>
-    </w:p>
-    <w:p>
-      <w:pPr>
-        <w:pStyle w:val="ListBullet"/>
-        <w:spacing w:line="240" w:lineRule="auto"/>
-        <w:ind w:left="720"/>
-      </w:pPr>
-      <w:r>
-        <w:rPr>
-          <w:lang w:val="hi_IN" w:bidi="hi_IN"/>
-        </w:rPr>
-      </w:r>
-      <w:hyperlink r:id="rId81">
-        <w:r>
-          <w:rPr>
-            <w:lang w:val="hi_IN" w:bidi="hi_IN"/>
-          </w:rPr>
-          <w:rPr>
-            <w:color w:val="0000EE"/>
-            <w:u w:val="single"/>
-          </w:rPr>
-          <w:t>प्रे.का. 4:36–37</w:t>
-        </w:r>
-      </w:hyperlink>
-    </w:p>
-    <w:p>
-      <w:pPr>
-        <w:pStyle w:val="ListBullet"/>
-        <w:spacing w:line="240" w:lineRule="auto"/>
-        <w:ind w:left="720"/>
-      </w:pPr>
-      <w:r>
-        <w:rPr>
-          <w:lang w:val="hi_IN" w:bidi="hi_IN"/>
-        </w:rPr>
-      </w:r>
-      <w:hyperlink r:id="rId82">
-        <w:r>
-          <w:rPr>
-            <w:lang w:val="hi_IN" w:bidi="hi_IN"/>
-          </w:rPr>
-          <w:rPr>
-            <w:color w:val="0000EE"/>
-            <w:u w:val="single"/>
-          </w:rPr>
-          <w:t>उत्पत्ति 29:34</w:t>
-        </w:r>
-      </w:hyperlink>
-    </w:p>
-    <w:p>
-      <w:pPr>
-        <w:pStyle w:val="ListBullet"/>
-        <w:spacing w:line="240" w:lineRule="auto"/>
-        <w:ind w:left="720"/>
-      </w:pPr>
-      <w:r>
-        <w:rPr>
-          <w:lang w:val="hi_IN" w:bidi="hi_IN"/>
-        </w:rPr>
-      </w:r>
-      <w:hyperlink r:id="rId83">
-        <w:r>
-          <w:rPr>
-            <w:lang w:val="hi_IN" w:bidi="hi_IN"/>
-          </w:rPr>
-          <w:rPr>
-            <w:color w:val="0000EE"/>
-            <w:u w:val="single"/>
-          </w:rPr>
-          <w:t>यूहन्ना 1:19–21</w:t>
-        </w:r>
-      </w:hyperlink>
-    </w:p>
-    <w:p>
-      <w:pPr>
-        <w:pStyle w:val="ListBullet"/>
-        <w:spacing w:line="240" w:lineRule="auto"/>
-        <w:ind w:left="720"/>
-      </w:pPr>
-      <w:r>
-        <w:rPr>
-          <w:lang w:val="hi_IN" w:bidi="hi_IN"/>
-        </w:rPr>
-      </w:r>
-      <w:hyperlink r:id="rId84">
-        <w:r>
-          <w:rPr>
-            <w:lang w:val="hi_IN" w:bidi="hi_IN"/>
-          </w:rPr>
-          <w:rPr>
-            <w:color w:val="0000EE"/>
-            <w:u w:val="single"/>
-          </w:rPr>
-          <w:t>लूका 10:32</w:t>
-        </w:r>
-      </w:hyperlink>
+      <w:r>
+        <w:rPr>
+          <w:lang w:val="hi_IN" w:bidi="hi_IN"/>
+        </w:rPr>
+        <w:t>1 इतिहास 2:1–2</w:t>
+      </w:r>
+    </w:p>
+    <w:p>
+      <w:pPr>
+        <w:pStyle w:val="ListBullet"/>
+        <w:spacing w:line="240" w:lineRule="auto"/>
+        <w:ind w:left="720"/>
+      </w:pPr>
+      <w:r>
+        <w:rPr>
+          <w:lang w:val="hi_IN" w:bidi="hi_IN"/>
+        </w:rPr>
+      </w:r>
+      <w:r>
+        <w:rPr>
+          <w:lang w:val="hi_IN" w:bidi="hi_IN"/>
+        </w:rPr>
+        <w:t>1 राजा 8:3–5</w:t>
+      </w:r>
+    </w:p>
+    <w:p>
+      <w:pPr>
+        <w:pStyle w:val="ListBullet"/>
+        <w:spacing w:line="240" w:lineRule="auto"/>
+        <w:ind w:left="720"/>
+      </w:pPr>
+      <w:r>
+        <w:rPr>
+          <w:lang w:val="hi_IN" w:bidi="hi_IN"/>
+        </w:rPr>
+      </w:r>
+      <w:r>
+        <w:rPr>
+          <w:lang w:val="hi_IN" w:bidi="hi_IN"/>
+        </w:rPr>
+        <w:t>प्रे.का. 4:36–37</w:t>
+      </w:r>
+    </w:p>
+    <w:p>
+      <w:pPr>
+        <w:pStyle w:val="ListBullet"/>
+        <w:spacing w:line="240" w:lineRule="auto"/>
+        <w:ind w:left="720"/>
+      </w:pPr>
+      <w:r>
+        <w:rPr>
+          <w:lang w:val="hi_IN" w:bidi="hi_IN"/>
+        </w:rPr>
+      </w:r>
+      <w:r>
+        <w:rPr>
+          <w:lang w:val="hi_IN" w:bidi="hi_IN"/>
+        </w:rPr>
+        <w:t>उत्पत्ति 29:34</w:t>
+      </w:r>
+    </w:p>
+    <w:p>
+      <w:pPr>
+        <w:pStyle w:val="ListBullet"/>
+        <w:spacing w:line="240" w:lineRule="auto"/>
+        <w:ind w:left="720"/>
+      </w:pPr>
+      <w:r>
+        <w:rPr>
+          <w:lang w:val="hi_IN" w:bidi="hi_IN"/>
+        </w:rPr>
+      </w:r>
+      <w:r>
+        <w:rPr>
+          <w:lang w:val="hi_IN" w:bidi="hi_IN"/>
+        </w:rPr>
+        <w:t>यूहन्ना 1:19–21</w:t>
+      </w:r>
+    </w:p>
+    <w:p>
+      <w:pPr>
+        <w:pStyle w:val="ListBullet"/>
+        <w:spacing w:line="240" w:lineRule="auto"/>
+        <w:ind w:left="720"/>
+      </w:pPr>
+      <w:r>
+        <w:rPr>
+          <w:lang w:val="hi_IN" w:bidi="hi_IN"/>
+        </w:rPr>
+      </w:r>
+      <w:r>
+        <w:rPr>
+          <w:lang w:val="hi_IN" w:bidi="hi_IN"/>
+        </w:rPr>
+        <w:t>लूका 10:32</w:t>
+      </w:r>
     </w:p>
     <w:p>
       <w:pPr>
@@ -6938,90 +6482,66 @@
           <w:lang w:val="hi_IN" w:bidi="hi_IN"/>
         </w:rPr>
       </w:r>
-      <w:hyperlink r:id="rId22">
-        <w:r>
-          <w:rPr>
-            <w:lang w:val="hi_IN" w:bidi="hi_IN"/>
-          </w:rPr>
-          <w:rPr>
-            <w:color w:val="0000EE"/>
-            <w:u w:val="single"/>
-          </w:rPr>
-          <w:t>1 इतिहास 9:28–29</w:t>
-        </w:r>
-      </w:hyperlink>
-    </w:p>
-    <w:p>
-      <w:pPr>
-        <w:pStyle w:val="ListBullet"/>
-        <w:spacing w:line="240" w:lineRule="auto"/>
-        <w:ind w:left="720"/>
-      </w:pPr>
-      <w:r>
-        <w:rPr>
-          <w:lang w:val="hi_IN" w:bidi="hi_IN"/>
-        </w:rPr>
-      </w:r>
-      <w:hyperlink r:id="rId85">
-        <w:r>
-          <w:rPr>
-            <w:lang w:val="hi_IN" w:bidi="hi_IN"/>
-          </w:rPr>
-          <w:rPr>
-            <w:color w:val="0000EE"/>
-            <w:u w:val="single"/>
-          </w:rPr>
-          <w:t>निर्गमन 30:34–36</w:t>
-        </w:r>
-      </w:hyperlink>
-    </w:p>
-    <w:p>
-      <w:pPr>
-        <w:pStyle w:val="ListBullet"/>
-        <w:spacing w:line="240" w:lineRule="auto"/>
-        <w:ind w:left="720"/>
-      </w:pPr>
-      <w:r>
-        <w:rPr>
-          <w:lang w:val="hi_IN" w:bidi="hi_IN"/>
-        </w:rPr>
-      </w:r>
-      <w:hyperlink r:id="rId86">
-        <w:r>
-          <w:rPr>
-            <w:lang w:val="hi_IN" w:bidi="hi_IN"/>
-          </w:rPr>
-          <w:rPr>
-            <w:color w:val="0000EE"/>
-            <w:u w:val="single"/>
-          </w:rPr>
-          <w:t>मत्ती 2:11–12</w:t>
-        </w:r>
-      </w:hyperlink>
-    </w:p>
-    <w:p>
-      <w:pPr>
-        <w:pStyle w:val="ListBullet"/>
-        <w:spacing w:line="240" w:lineRule="auto"/>
-        <w:ind w:left="720"/>
-      </w:pPr>
-      <w:r>
-        <w:rPr>
-          <w:lang w:val="hi_IN" w:bidi="hi_IN"/>
-        </w:rPr>
-      </w:r>
-      <w:hyperlink r:id="rId87">
-        <w:r>
-          <w:rPr>
-            <w:lang w:val="hi_IN" w:bidi="hi_IN"/>
-          </w:rPr>
-          <w:rPr>
-            <w:color w:val="0000EE"/>
-            <w:u w:val="single"/>
-          </w:rPr>
-          <w:t>गिनती 5:15</w:t>
-        </w:r>
-      </w:hyperlink>
+      <w:r>
+        <w:rPr>
+          <w:lang w:val="hi_IN" w:bidi="hi_IN"/>
+        </w:rPr>
+        <w:t>1 इतिहास 9:28–29</w:t>
+      </w:r>
+    </w:p>
+    <w:p>
+      <w:pPr>
+        <w:pStyle w:val="ListBullet"/>
+        <w:spacing w:line="240" w:lineRule="auto"/>
+        <w:ind w:left="720"/>
+      </w:pPr>
+      <w:r>
+        <w:rPr>
+          <w:lang w:val="hi_IN" w:bidi="hi_IN"/>
+        </w:rPr>
+      </w:r>
+      <w:r>
+        <w:rPr>
+          <w:lang w:val="hi_IN" w:bidi="hi_IN"/>
+        </w:rPr>
+        <w:t>निर्गमन 30:34–36</w:t>
+      </w:r>
+    </w:p>
+    <w:p>
+      <w:pPr>
+        <w:pStyle w:val="ListBullet"/>
+        <w:spacing w:line="240" w:lineRule="auto"/>
+        <w:ind w:left="720"/>
+      </w:pPr>
+      <w:r>
+        <w:rPr>
+          <w:lang w:val="hi_IN" w:bidi="hi_IN"/>
+        </w:rPr>
+      </w:r>
+      <w:r>
+        <w:rPr>
+          <w:lang w:val="hi_IN" w:bidi="hi_IN"/>
+        </w:rPr>
+        <w:t>मत्ती 2:11–12</w:t>
+      </w:r>
+    </w:p>
+    <w:p>
+      <w:pPr>
+        <w:pStyle w:val="ListBullet"/>
+        <w:spacing w:line="240" w:lineRule="auto"/>
+        <w:ind w:left="720"/>
+      </w:pPr>
+      <w:r>
+        <w:rPr>
+          <w:lang w:val="hi_IN" w:bidi="hi_IN"/>
+        </w:rPr>
+      </w:r>
+      <w:r>
+        <w:rPr>
+          <w:lang w:val="hi_IN" w:bidi="hi_IN"/>
+        </w:rPr>
+        <w:t>गिनती 5:15</w:t>
+      </w:r>
     </w:p>
     <w:p>
       <w:pPr>

--- a/hin/docx/045.content.docx
+++ b/hin/docx/045.content.docx
@@ -951,13 +951,296 @@
         <w:rPr>
           <w:lang w:val="hi_IN" w:bidi="hi_IN"/>
         </w:rPr>
+        <w:t xml:space="preserve">(यह भी देखें: लहू, </w:t>
+      </w:r>
+      <w:r>
+        <w:rPr>
+          <w:lang w:val="hi_IN" w:bidi="hi_IN"/>
+        </w:rPr>
+        <w:t>वध करना</w:t>
+      </w:r>
+      <w:r>
+        <w:rPr>
+          <w:lang w:val="hi_IN" w:bidi="hi_IN"/>
+        </w:rPr>
+        <w:t>)</w:t>
+      </w:r>
+    </w:p>
+    <w:p>
+      <w:pPr>
+        <w:pStyle w:val="Heading3"/>
+      </w:pPr>
+      <w:r>
+        <w:rPr>
+          <w:lang w:val="hi_IN" w:bidi="hi_IN"/>
+        </w:rPr>
+        <w:t>बाइबल सन्दर्भ:</w:t>
+      </w:r>
+    </w:p>
+    <w:p>
+      <w:pPr>
+        <w:pStyle w:val="ListBullet"/>
+        <w:spacing w:line="240" w:lineRule="auto"/>
+        <w:ind w:left="720"/>
+      </w:pPr>
+      <w:r>
+        <w:rPr>
+          <w:lang w:val="hi_IN" w:bidi="hi_IN"/>
+        </w:rPr>
+      </w:r>
+      <w:r>
+        <w:rPr>
+          <w:lang w:val="hi_IN" w:bidi="hi_IN"/>
+        </w:rPr>
+        <w:t>1 इतिहास 22:6–8</w:t>
+      </w:r>
+    </w:p>
+    <w:p>
+      <w:pPr>
+        <w:pStyle w:val="ListBullet"/>
+        <w:spacing w:line="240" w:lineRule="auto"/>
+        <w:ind w:left="720"/>
+      </w:pPr>
+      <w:r>
+        <w:rPr>
+          <w:lang w:val="hi_IN" w:bidi="hi_IN"/>
+        </w:rPr>
+      </w:r>
+      <w:r>
+        <w:rPr>
+          <w:lang w:val="hi_IN" w:bidi="hi_IN"/>
+        </w:rPr>
+        <w:t>उत्पत्ति 09:5–7</w:t>
+      </w:r>
+    </w:p>
+    <w:p>
+      <w:pPr>
+        <w:pStyle w:val="ListBullet"/>
+        <w:spacing w:line="240" w:lineRule="auto"/>
+        <w:ind w:left="720"/>
+      </w:pPr>
+      <w:r>
+        <w:rPr>
+          <w:lang w:val="hi_IN" w:bidi="hi_IN"/>
+        </w:rPr>
+      </w:r>
+      <w:r>
+        <w:rPr>
+          <w:lang w:val="hi_IN" w:bidi="hi_IN"/>
+        </w:rPr>
+        <w:t>इब्रानियों 09:21–22</w:t>
+      </w:r>
+    </w:p>
+    <w:p>
+      <w:pPr>
+        <w:pStyle w:val="ListBullet"/>
+        <w:spacing w:line="240" w:lineRule="auto"/>
+        <w:ind w:left="720"/>
+      </w:pPr>
+      <w:r>
+        <w:rPr>
+          <w:lang w:val="hi_IN" w:bidi="hi_IN"/>
+        </w:rPr>
+      </w:r>
+      <w:r>
+        <w:rPr>
+          <w:lang w:val="hi_IN" w:bidi="hi_IN"/>
+        </w:rPr>
+        <w:t>यशायाह 26:20–21</w:t>
+      </w:r>
+    </w:p>
+    <w:p>
+      <w:pPr>
+        <w:pStyle w:val="ListBullet"/>
+        <w:spacing w:line="240" w:lineRule="auto"/>
+        <w:ind w:left="720"/>
+      </w:pPr>
+      <w:r>
+        <w:rPr>
+          <w:lang w:val="hi_IN" w:bidi="hi_IN"/>
+        </w:rPr>
+      </w:r>
+      <w:r>
+        <w:rPr>
+          <w:lang w:val="hi_IN" w:bidi="hi_IN"/>
+        </w:rPr>
+        <w:t>मत्ती 23:29–31</w:t>
+      </w:r>
+    </w:p>
+    <w:p>
+      <w:pPr>
+        <w:pStyle w:val="Heading3"/>
+      </w:pPr>
+      <w:r>
+        <w:rPr>
+          <w:lang w:val="hi_IN" w:bidi="hi_IN"/>
+        </w:rPr>
+        <w:t>शब्द तथ्य:</w:t>
+      </w:r>
+    </w:p>
+    <w:p>
+      <w:pPr>
+        <w:pStyle w:val="ListBullet"/>
+        <w:spacing w:line="240" w:lineRule="auto"/>
+        <w:ind w:left="720"/>
+      </w:pPr>
+      <w:r>
+        <w:rPr>
+          <w:lang w:val="hi_IN" w:bidi="hi_IN"/>
+        </w:rPr>
+      </w:r>
+      <w:r>
+        <w:rPr>
+          <w:lang w:val="hi_IN" w:bidi="hi_IN"/>
+        </w:rPr>
+        <w:t>Strong's: H1818, G2210</w:t>
+      </w:r>
+      <w:r>
+        <w:rPr>
+          <w:lang w:val="hi_IN" w:bidi="hi_IN"/>
+        </w:rPr>
+      </w:r>
+      <w:r>
+        <w:rPr>
+          <w:lang w:val="hi_IN" w:bidi="hi_IN"/>
+        </w:rPr>
+      </w:r>
+    </w:p>
+    <w:p>
+      <w:pPr/>
+      <w:r>
+        <w:rPr>
+          <w:lang w:val="hi_IN" w:bidi="hi_IN"/>
+        </w:rPr>
+      </w:r>
+    </w:p>
+    <w:p>
+      <w:pPr>
+        <w:pStyle w:val="Heading2"/>
+      </w:pPr>
+      <w:r>
+        <w:rPr>
+          <w:lang w:val="hi_IN" w:bidi="hi_IN"/>
+        </w:rPr>
+        <w:t>लाजर</w:t>
+      </w:r>
+      <w:r>
+        <w:rPr>
+          <w:lang w:val="hi_IN" w:bidi="hi_IN"/>
+        </w:rPr>
+      </w:r>
+    </w:p>
+    <w:p>
+      <w:pPr>
+        <w:pStyle w:val="Heading3"/>
+      </w:pPr>
+      <w:r>
+        <w:rPr>
+          <w:lang w:val="hi_IN" w:bidi="hi_IN"/>
+        </w:rPr>
+        <w:t>तथ्य:</w:t>
+      </w:r>
+    </w:p>
+    <w:p>
+      <w:pPr/>
+      <w:r>
+        <w:rPr>
+          <w:lang w:val="hi_IN" w:bidi="hi_IN"/>
+        </w:rPr>
+      </w:r>
+      <w:r>
+        <w:rPr>
+          <w:lang w:val="hi_IN" w:bidi="hi_IN"/>
+        </w:rPr>
+        <w:t>लाजर और उसकी बहनें, मार्था और मरियम यीशु के विशेष मित्र थे। यीशु बैतनिय्याह में उनके के घर में प्रायः ठहरा करता था।</w:t>
+      </w:r>
+    </w:p>
+    <w:p>
+      <w:pPr>
+        <w:pStyle w:val="ListBullet"/>
+        <w:spacing w:line="240" w:lineRule="auto"/>
+        <w:ind w:left="720"/>
+      </w:pPr>
+      <w:r>
+        <w:rPr>
+          <w:lang w:val="hi_IN" w:bidi="hi_IN"/>
+        </w:rPr>
+      </w:r>
+      <w:r>
+        <w:rPr>
+          <w:lang w:val="hi_IN" w:bidi="hi_IN"/>
+        </w:rPr>
+        <w:t>लाजर इसलिए जाना जाता है कि यीशु ने उसे मरने के बाद फिर जीवित किया था, वह अनेक दिन कब्र में रहा था।</w:t>
+      </w:r>
+    </w:p>
+    <w:p>
+      <w:pPr>
+        <w:pStyle w:val="ListBullet"/>
+        <w:spacing w:line="240" w:lineRule="auto"/>
+        <w:ind w:left="720"/>
+      </w:pPr>
+      <w:r>
+        <w:rPr>
+          <w:lang w:val="hi_IN" w:bidi="hi_IN"/>
+        </w:rPr>
+      </w:r>
+      <w:r>
+        <w:rPr>
+          <w:lang w:val="hi_IN" w:bidi="hi_IN"/>
+        </w:rPr>
+        <w:t>यहूदी अगुवे यीशु के इस आश्चर्यकर्म से क्रोधित थे वरन् डाह करते थे, अतः वे यीशु और लाजर दोनों ही की हत्या करने का अवसर खोज रहे थे।</w:t>
+      </w:r>
+    </w:p>
+    <w:p>
+      <w:pPr>
+        <w:pStyle w:val="ListBullet"/>
+        <w:spacing w:line="240" w:lineRule="auto"/>
+        <w:ind w:left="720"/>
+      </w:pPr>
+      <w:r>
+        <w:rPr>
+          <w:lang w:val="hi_IN" w:bidi="hi_IN"/>
+        </w:rPr>
+      </w:r>
+      <w:r>
+        <w:rPr>
+          <w:lang w:val="hi_IN" w:bidi="hi_IN"/>
+        </w:rPr>
+        <w:t>यीशु ने एक दृष्टान्त भी सुनाया था जिसमें एक गरीब मनुष्य था और एक धनवान मनुष्य था, उस गरीब मनुष्य का नाम भी “लाजर” था।</w:t>
+      </w:r>
+    </w:p>
+    <w:p>
+      <w:pPr/>
+      <w:r>
+        <w:rPr>
+          <w:lang w:val="hi_IN" w:bidi="hi_IN"/>
+        </w:rPr>
+      </w:r>
+      <w:r>
+        <w:rPr>
+          <w:lang w:val="hi_IN" w:bidi="hi_IN"/>
+        </w:rPr>
+        <w:t>(अनुवाद के सुझाव: नामों का अनुवाद कैसे करें)</w:t>
+      </w:r>
+    </w:p>
+    <w:p>
+      <w:pPr/>
+      <w:r>
+        <w:rPr>
+          <w:lang w:val="hi_IN" w:bidi="hi_IN"/>
+        </w:rPr>
+      </w:r>
+      <w:r>
+        <w:rPr>
+          <w:lang w:val="hi_IN" w:bidi="hi_IN"/>
+        </w:rPr>
         <w:t xml:space="preserve">(यह भी देखें: </w:t>
       </w:r>
       <w:r>
         <w:rPr>
           <w:lang w:val="hi_IN" w:bidi="hi_IN"/>
         </w:rPr>
-        <w:t>लहू</w:t>
+        <w:t>विनती</w:t>
       </w:r>
       <w:r>
         <w:rPr>
@@ -969,7 +1252,669 @@
         <w:rPr>
           <w:lang w:val="hi_IN" w:bidi="hi_IN"/>
         </w:rPr>
-        <w:t>वध करना</w:t>
+        <w:t>यहूदी अगुवे</w:t>
+      </w:r>
+      <w:r>
+        <w:rPr>
+          <w:lang w:val="hi_IN" w:bidi="hi_IN"/>
+        </w:rPr>
+        <w:t xml:space="preserve">, </w:t>
+      </w:r>
+      <w:r>
+        <w:rPr>
+          <w:lang w:val="hi_IN" w:bidi="hi_IN"/>
+        </w:rPr>
+        <w:t>मार्था</w:t>
+      </w:r>
+      <w:r>
+        <w:rPr>
+          <w:lang w:val="hi_IN" w:bidi="hi_IN"/>
+        </w:rPr>
+        <w:t xml:space="preserve">, </w:t>
+      </w:r>
+      <w:r>
+        <w:rPr>
+          <w:lang w:val="hi_IN" w:bidi="hi_IN"/>
+        </w:rPr>
+        <w:t>मरियम</w:t>
+      </w:r>
+      <w:r>
+        <w:rPr>
+          <w:lang w:val="hi_IN" w:bidi="hi_IN"/>
+        </w:rPr>
+        <w:t>, खड़ा करना)</w:t>
+      </w:r>
+    </w:p>
+    <w:p>
+      <w:pPr>
+        <w:pStyle w:val="Heading3"/>
+      </w:pPr>
+      <w:r>
+        <w:rPr>
+          <w:lang w:val="hi_IN" w:bidi="hi_IN"/>
+        </w:rPr>
+        <w:t>बाइबल सन्दर्भ:</w:t>
+      </w:r>
+    </w:p>
+    <w:p>
+      <w:pPr>
+        <w:pStyle w:val="ListBullet"/>
+        <w:spacing w:line="240" w:lineRule="auto"/>
+        <w:ind w:left="720"/>
+      </w:pPr>
+      <w:r>
+        <w:rPr>
+          <w:lang w:val="hi_IN" w:bidi="hi_IN"/>
+        </w:rPr>
+      </w:r>
+      <w:r>
+        <w:rPr>
+          <w:lang w:val="hi_IN" w:bidi="hi_IN"/>
+        </w:rPr>
+        <w:t>यूहन्ना 11:11</w:t>
+      </w:r>
+    </w:p>
+    <w:p>
+      <w:pPr>
+        <w:pStyle w:val="ListBullet"/>
+        <w:spacing w:line="240" w:lineRule="auto"/>
+        <w:ind w:left="720"/>
+      </w:pPr>
+      <w:r>
+        <w:rPr>
+          <w:lang w:val="hi_IN" w:bidi="hi_IN"/>
+        </w:rPr>
+      </w:r>
+      <w:r>
+        <w:rPr>
+          <w:lang w:val="hi_IN" w:bidi="hi_IN"/>
+        </w:rPr>
+        <w:t>यूहन्ना 12:1–3</w:t>
+      </w:r>
+    </w:p>
+    <w:p>
+      <w:pPr>
+        <w:pStyle w:val="ListBullet"/>
+        <w:spacing w:line="240" w:lineRule="auto"/>
+        <w:ind w:left="720"/>
+      </w:pPr>
+      <w:r>
+        <w:rPr>
+          <w:lang w:val="hi_IN" w:bidi="hi_IN"/>
+        </w:rPr>
+      </w:r>
+      <w:r>
+        <w:rPr>
+          <w:lang w:val="hi_IN" w:bidi="hi_IN"/>
+        </w:rPr>
+        <w:t>लूका 16:21</w:t>
+      </w:r>
+    </w:p>
+    <w:p>
+      <w:pPr>
+        <w:pStyle w:val="Heading3"/>
+      </w:pPr>
+      <w:r>
+        <w:rPr>
+          <w:lang w:val="hi_IN" w:bidi="hi_IN"/>
+        </w:rPr>
+        <w:t>बाइबल कहानियों के उदाहरण:</w:t>
+      </w:r>
+    </w:p>
+    <w:p>
+      <w:pPr>
+        <w:pStyle w:val="ListBullet"/>
+        <w:spacing w:line="240" w:lineRule="auto"/>
+        <w:ind w:left="720"/>
+      </w:pPr>
+      <w:r>
+        <w:rPr>
+          <w:lang w:val="hi_IN" w:bidi="hi_IN"/>
+        </w:rPr>
+      </w:r>
+      <w:r>
+        <w:rPr>
+          <w:b/>
+          <w:lang w:val="hi_IN" w:bidi="hi_IN"/>
+        </w:rPr>
+        <w:t>37:1</w:t>
+      </w:r>
+      <w:r>
+        <w:rPr>
+          <w:lang w:val="hi_IN" w:bidi="hi_IN"/>
+        </w:rPr>
+        <w:t xml:space="preserve"> एक दिन, यीशु को संदेश मिला कि </w:t>
+      </w:r>
+      <w:r>
+        <w:rPr>
+          <w:b/>
+          <w:lang w:val="hi_IN" w:bidi="hi_IN"/>
+        </w:rPr>
+        <w:t>लाजर</w:t>
+      </w:r>
+      <w:r>
+        <w:rPr>
+          <w:lang w:val="hi_IN" w:bidi="hi_IN"/>
+        </w:rPr>
+        <w:t xml:space="preserve"> बहुत बीमार है। </w:t>
+      </w:r>
+      <w:r>
+        <w:rPr>
+          <w:b/>
+          <w:lang w:val="hi_IN" w:bidi="hi_IN"/>
+        </w:rPr>
+        <w:t>लाजर</w:t>
+      </w:r>
+      <w:r>
+        <w:rPr>
+          <w:lang w:val="hi_IN" w:bidi="hi_IN"/>
+        </w:rPr>
+        <w:t xml:space="preserve"> और उसकी दो बहिन, मार्था और मरियम, यीशु को बहुत प्रिय थे।</w:t>
+      </w:r>
+    </w:p>
+    <w:p>
+      <w:pPr>
+        <w:pStyle w:val="ListBullet"/>
+        <w:spacing w:line="240" w:lineRule="auto"/>
+        <w:ind w:left="720"/>
+      </w:pPr>
+      <w:r>
+        <w:rPr>
+          <w:lang w:val="hi_IN" w:bidi="hi_IN"/>
+        </w:rPr>
+      </w:r>
+      <w:r>
+        <w:rPr>
+          <w:b/>
+          <w:lang w:val="hi_IN" w:bidi="hi_IN"/>
+        </w:rPr>
+        <w:t>37:2</w:t>
+      </w:r>
+      <w:r>
+        <w:rPr>
+          <w:lang w:val="hi_IN" w:bidi="hi_IN"/>
+        </w:rPr>
+        <w:t xml:space="preserve"> यीशु ने कहा, “हमारा मित्र </w:t>
+      </w:r>
+      <w:r>
+        <w:rPr>
+          <w:b/>
+          <w:lang w:val="hi_IN" w:bidi="hi_IN"/>
+        </w:rPr>
+        <w:t>लाजर</w:t>
+      </w:r>
+      <w:r>
+        <w:rPr>
+          <w:lang w:val="hi_IN" w:bidi="hi_IN"/>
+        </w:rPr>
+        <w:t xml:space="preserve"> सो गया है, परन्तु मैं उसे जगाने जाता हूँ।”</w:t>
+      </w:r>
+    </w:p>
+    <w:p>
+      <w:pPr>
+        <w:pStyle w:val="ListBullet"/>
+        <w:spacing w:line="240" w:lineRule="auto"/>
+        <w:ind w:left="720"/>
+      </w:pPr>
+      <w:r>
+        <w:rPr>
+          <w:lang w:val="hi_IN" w:bidi="hi_IN"/>
+        </w:rPr>
+      </w:r>
+      <w:r>
+        <w:rPr>
+          <w:b/>
+          <w:lang w:val="hi_IN" w:bidi="hi_IN"/>
+        </w:rPr>
+        <w:t>37:3</w:t>
+      </w:r>
+      <w:r>
+        <w:rPr>
+          <w:lang w:val="hi_IN" w:bidi="hi_IN"/>
+        </w:rPr>
+        <w:t xml:space="preserve"> यीशु के चेलो ने उत्तर दिया, “हे प्रभु, यदि वह सो गया है, तो स्वस्थ हो जाएगा।” तब यीशु ने उनसे स्पष्ट कह दिया, “ </w:t>
+      </w:r>
+      <w:r>
+        <w:rPr>
+          <w:b/>
+          <w:lang w:val="hi_IN" w:bidi="hi_IN"/>
+        </w:rPr>
+        <w:t>लाजर</w:t>
+      </w:r>
+      <w:r>
+        <w:rPr>
+          <w:lang w:val="hi_IN" w:bidi="hi_IN"/>
+        </w:rPr>
+        <w:t xml:space="preserve"> मर गया है”</w:t>
+      </w:r>
+    </w:p>
+    <w:p>
+      <w:pPr>
+        <w:pStyle w:val="ListBullet"/>
+        <w:spacing w:line="240" w:lineRule="auto"/>
+        <w:ind w:left="720"/>
+      </w:pPr>
+      <w:r>
+        <w:rPr>
+          <w:lang w:val="hi_IN" w:bidi="hi_IN"/>
+        </w:rPr>
+      </w:r>
+      <w:r>
+        <w:rPr>
+          <w:lang w:val="hi_IN" w:bidi="hi_IN"/>
+        </w:rPr>
+        <w:t xml:space="preserve">__37:4__जब यीशु </w:t>
+      </w:r>
+      <w:r>
+        <w:rPr>
+          <w:b/>
+          <w:lang w:val="hi_IN" w:bidi="hi_IN"/>
+        </w:rPr>
+        <w:t>लाज़र</w:t>
+      </w:r>
+      <w:r>
+        <w:rPr>
+          <w:lang w:val="hi_IN" w:bidi="hi_IN"/>
+        </w:rPr>
+        <w:t xml:space="preserve"> के गृहनगर पहुँचा, तो </w:t>
+      </w:r>
+      <w:r>
+        <w:rPr>
+          <w:b/>
+          <w:lang w:val="hi_IN" w:bidi="hi_IN"/>
+        </w:rPr>
+        <w:t>लाजर</w:t>
+      </w:r>
+      <w:r>
+        <w:rPr>
+          <w:lang w:val="hi_IN" w:bidi="hi_IN"/>
+        </w:rPr>
+        <w:t xml:space="preserve"> को कब्र में रखे चार दिन हो चुके थे।</w:t>
+      </w:r>
+    </w:p>
+    <w:p>
+      <w:pPr>
+        <w:pStyle w:val="ListBullet"/>
+        <w:spacing w:line="240" w:lineRule="auto"/>
+        <w:ind w:left="720"/>
+      </w:pPr>
+      <w:r>
+        <w:rPr>
+          <w:lang w:val="hi_IN" w:bidi="hi_IN"/>
+        </w:rPr>
+      </w:r>
+      <w:r>
+        <w:rPr>
+          <w:b/>
+          <w:lang w:val="hi_IN" w:bidi="hi_IN"/>
+        </w:rPr>
+        <w:t>37:6</w:t>
+      </w:r>
+      <w:r>
+        <w:rPr>
+          <w:lang w:val="hi_IN" w:bidi="hi_IN"/>
+        </w:rPr>
+        <w:t xml:space="preserve"> यीशु ने उनसे पूछा “तुमने </w:t>
+      </w:r>
+      <w:r>
+        <w:rPr>
+          <w:b/>
+          <w:lang w:val="hi_IN" w:bidi="hi_IN"/>
+        </w:rPr>
+        <w:t>लाज़र</w:t>
+      </w:r>
+      <w:r>
+        <w:rPr>
+          <w:lang w:val="hi_IN" w:bidi="hi_IN"/>
+        </w:rPr>
+        <w:t xml:space="preserve"> को कहाँ रखा है?”</w:t>
+      </w:r>
+    </w:p>
+    <w:p>
+      <w:pPr>
+        <w:pStyle w:val="ListBullet"/>
+        <w:spacing w:line="240" w:lineRule="auto"/>
+        <w:ind w:left="720"/>
+      </w:pPr>
+      <w:r>
+        <w:rPr>
+          <w:lang w:val="hi_IN" w:bidi="hi_IN"/>
+        </w:rPr>
+      </w:r>
+      <w:r>
+        <w:rPr>
+          <w:b/>
+          <w:lang w:val="hi_IN" w:bidi="hi_IN"/>
+        </w:rPr>
+        <w:t>37:9</w:t>
+      </w:r>
+      <w:r>
+        <w:rPr>
+          <w:lang w:val="hi_IN" w:bidi="hi_IN"/>
+        </w:rPr>
+        <w:t xml:space="preserve"> यह कहकर उसने बड़े शब्द से पुकारा, “हे </w:t>
+      </w:r>
+      <w:r>
+        <w:rPr>
+          <w:b/>
+          <w:lang w:val="hi_IN" w:bidi="hi_IN"/>
+        </w:rPr>
+        <w:t>लाजर</w:t>
+      </w:r>
+      <w:r>
+        <w:rPr>
+          <w:lang w:val="hi_IN" w:bidi="hi_IN"/>
+        </w:rPr>
+        <w:t xml:space="preserve"> निकल आ।”</w:t>
+      </w:r>
+    </w:p>
+    <w:p>
+      <w:pPr>
+        <w:pStyle w:val="ListBullet"/>
+        <w:spacing w:line="240" w:lineRule="auto"/>
+        <w:ind w:left="720"/>
+      </w:pPr>
+      <w:r>
+        <w:rPr>
+          <w:lang w:val="hi_IN" w:bidi="hi_IN"/>
+        </w:rPr>
+      </w:r>
+      <w:r>
+        <w:rPr>
+          <w:b/>
+          <w:lang w:val="hi_IN" w:bidi="hi_IN"/>
+        </w:rPr>
+        <w:t>37:10</w:t>
+      </w:r>
+      <w:r>
+        <w:rPr>
+          <w:lang w:val="hi_IN" w:bidi="hi_IN"/>
+        </w:rPr>
+        <w:t xml:space="preserve"> </w:t>
+      </w:r>
+      <w:r>
+        <w:rPr>
+          <w:b/>
+          <w:lang w:val="hi_IN" w:bidi="hi_IN"/>
+        </w:rPr>
+        <w:t>लाजर</w:t>
+      </w:r>
+      <w:r>
+        <w:rPr>
+          <w:lang w:val="hi_IN" w:bidi="hi_IN"/>
+        </w:rPr>
+        <w:t xml:space="preserve"> बाहर निकल आया। वह अभी भी कफन में लिपटा हुआ था।</w:t>
+      </w:r>
+    </w:p>
+    <w:p>
+      <w:pPr>
+        <w:pStyle w:val="ListBullet"/>
+        <w:spacing w:line="240" w:lineRule="auto"/>
+        <w:ind w:left="720"/>
+      </w:pPr>
+      <w:r>
+        <w:rPr>
+          <w:lang w:val="hi_IN" w:bidi="hi_IN"/>
+        </w:rPr>
+      </w:r>
+      <w:r>
+        <w:rPr>
+          <w:lang w:val="hi_IN" w:bidi="hi_IN"/>
+        </w:rPr>
+        <w:t xml:space="preserve">__37:11__परन्तु यहूदियों के धर्म गुरु यीशु से ईर्षा रखते थे, इसलिये उन्होंने यीशु और </w:t>
+      </w:r>
+      <w:r>
+        <w:rPr>
+          <w:b/>
+          <w:lang w:val="hi_IN" w:bidi="hi_IN"/>
+        </w:rPr>
+        <w:t>लाजर</w:t>
+      </w:r>
+      <w:r>
+        <w:rPr>
+          <w:lang w:val="hi_IN" w:bidi="hi_IN"/>
+        </w:rPr>
+        <w:t xml:space="preserve"> को मार डालने के लिए आपस में योजना बनाना आरम्भ किया।</w:t>
+      </w:r>
+    </w:p>
+    <w:p>
+      <w:pPr>
+        <w:pStyle w:val="Heading3"/>
+      </w:pPr>
+      <w:r>
+        <w:rPr>
+          <w:lang w:val="hi_IN" w:bidi="hi_IN"/>
+        </w:rPr>
+        <w:t>शब्द तथ्य:</w:t>
+      </w:r>
+    </w:p>
+    <w:p>
+      <w:pPr>
+        <w:pStyle w:val="ListBullet"/>
+        <w:spacing w:line="240" w:lineRule="auto"/>
+        <w:ind w:left="720"/>
+      </w:pPr>
+      <w:r>
+        <w:rPr>
+          <w:lang w:val="hi_IN" w:bidi="hi_IN"/>
+        </w:rPr>
+      </w:r>
+      <w:r>
+        <w:rPr>
+          <w:lang w:val="hi_IN" w:bidi="hi_IN"/>
+        </w:rPr>
+        <w:t>स्ट्रोंग्स: G29760</w:t>
+      </w:r>
+      <w:r>
+        <w:rPr>
+          <w:lang w:val="hi_IN" w:bidi="hi_IN"/>
+        </w:rPr>
+      </w:r>
+      <w:r>
+        <w:rPr>
+          <w:lang w:val="hi_IN" w:bidi="hi_IN"/>
+        </w:rPr>
+      </w:r>
+    </w:p>
+    <w:p>
+      <w:pPr/>
+      <w:r>
+        <w:rPr>
+          <w:lang w:val="hi_IN" w:bidi="hi_IN"/>
+        </w:rPr>
+      </w:r>
+    </w:p>
+    <w:p>
+      <w:pPr>
+        <w:pStyle w:val="Heading2"/>
+      </w:pPr>
+      <w:r>
+        <w:rPr>
+          <w:lang w:val="hi_IN" w:bidi="hi_IN"/>
+        </w:rPr>
+        <w:t>लाठी</w:t>
+      </w:r>
+      <w:r>
+        <w:rPr>
+          <w:lang w:val="hi_IN" w:bidi="hi_IN"/>
+        </w:rPr>
+      </w:r>
+    </w:p>
+    <w:p>
+      <w:pPr>
+        <w:pStyle w:val="Heading3"/>
+      </w:pPr>
+      <w:r>
+        <w:rPr>
+          <w:lang w:val="hi_IN" w:bidi="hi_IN"/>
+        </w:rPr>
+        <w:t>परिभाषा:</w:t>
+      </w:r>
+    </w:p>
+    <w:p>
+      <w:pPr/>
+      <w:r>
+        <w:rPr>
+          <w:lang w:val="hi_IN" w:bidi="hi_IN"/>
+        </w:rPr>
+      </w:r>
+      <w:r>
+        <w:rPr>
+          <w:lang w:val="hi_IN" w:bidi="hi_IN"/>
+        </w:rPr>
+        <w:t>“लाठी” एक पतली लम्बी लकड़ी होती है जिसका उपयोग नाना प्रकार से किया जाता है। इसकी लम्बाई लगभग एक मीटर की होती थी</w:t>
+      </w:r>
+    </w:p>
+    <w:p>
+      <w:pPr>
+        <w:pStyle w:val="ListBullet"/>
+        <w:spacing w:line="240" w:lineRule="auto"/>
+        <w:ind w:left="720"/>
+      </w:pPr>
+      <w:r>
+        <w:rPr>
+          <w:lang w:val="hi_IN" w:bidi="hi_IN"/>
+        </w:rPr>
+      </w:r>
+      <w:r>
+        <w:rPr>
+          <w:lang w:val="hi_IN" w:bidi="hi_IN"/>
+        </w:rPr>
+        <w:t>चरवाहे हिंसक पशुओं से भेड़ों की रक्षा करने के लिए लाठी साथ रखते थे। लाठी फेंक कर भटकती हुई भेड़ को झुण्ड में लाया जाता था।</w:t>
+      </w:r>
+    </w:p>
+    <w:p>
+      <w:pPr>
+        <w:pStyle w:val="ListBullet"/>
+        <w:spacing w:line="240" w:lineRule="auto"/>
+        <w:ind w:left="720"/>
+      </w:pPr>
+      <w:r>
+        <w:rPr>
+          <w:lang w:val="hi_IN" w:bidi="hi_IN"/>
+        </w:rPr>
+      </w:r>
+      <w:r>
+        <w:rPr>
+          <w:lang w:val="hi_IN" w:bidi="hi_IN"/>
+        </w:rPr>
+        <w:t>भजन 23 में राजा दाऊद ने “सौंठे” और “लाठी” शब्दों को काम में लिया हैं जो उसके लोगों के लिए उसके मार्गदर्शन और अनुशासन के रूपक हैं।</w:t>
+      </w:r>
+    </w:p>
+    <w:p>
+      <w:pPr>
+        <w:pStyle w:val="ListBullet"/>
+        <w:spacing w:line="240" w:lineRule="auto"/>
+        <w:ind w:left="720"/>
+      </w:pPr>
+      <w:r>
+        <w:rPr>
+          <w:lang w:val="hi_IN" w:bidi="hi_IN"/>
+        </w:rPr>
+      </w:r>
+      <w:r>
+        <w:rPr>
+          <w:lang w:val="hi_IN" w:bidi="hi_IN"/>
+        </w:rPr>
+        <w:t>चरवाहा अपनी लाठी उठाकर भेड़ों की उसके नीचे से निकाल कर उनकी गिनती करता था।</w:t>
+      </w:r>
+    </w:p>
+    <w:p>
+      <w:pPr>
+        <w:pStyle w:val="ListBullet"/>
+        <w:spacing w:line="240" w:lineRule="auto"/>
+        <w:ind w:left="720"/>
+      </w:pPr>
+      <w:r>
+        <w:rPr>
+          <w:lang w:val="hi_IN" w:bidi="hi_IN"/>
+        </w:rPr>
+      </w:r>
+      <w:r>
+        <w:rPr>
+          <w:lang w:val="hi_IN" w:bidi="hi_IN"/>
+        </w:rPr>
+        <w:t>“लोहे का दण्ड” भी परमेश्वर से विमुख काम करने वालों के लिए परमेश्वर के दण्ड का प्रतीक है।</w:t>
+      </w:r>
+    </w:p>
+    <w:p>
+      <w:pPr>
+        <w:pStyle w:val="ListBullet"/>
+        <w:spacing w:line="240" w:lineRule="auto"/>
+        <w:ind w:left="720"/>
+      </w:pPr>
+      <w:r>
+        <w:rPr>
+          <w:lang w:val="hi_IN" w:bidi="hi_IN"/>
+        </w:rPr>
+      </w:r>
+      <w:r>
+        <w:rPr>
+          <w:lang w:val="hi_IN" w:bidi="hi_IN"/>
+        </w:rPr>
+        <w:t>प्राचीन युग में मापदण्ड धातु, लकड़ी या पत्थर के बने होते थे जिनकी सहायता से किसी ईमारत या वस्तु की लम्बाई नापी जाती थी।</w:t>
+      </w:r>
+    </w:p>
+    <w:p>
+      <w:pPr>
+        <w:pStyle w:val="ListBullet"/>
+        <w:spacing w:line="240" w:lineRule="auto"/>
+        <w:ind w:left="720"/>
+      </w:pPr>
+      <w:r>
+        <w:rPr>
+          <w:lang w:val="hi_IN" w:bidi="hi_IN"/>
+        </w:rPr>
+      </w:r>
+      <w:r>
+        <w:rPr>
+          <w:lang w:val="hi_IN" w:bidi="hi_IN"/>
+        </w:rPr>
+        <w:t>बाइबल में लकड़ी की छड़ी बच्चों के अनुशासन के लिए काम में ली जाती थी।</w:t>
+      </w:r>
+    </w:p>
+    <w:p>
+      <w:pPr/>
+      <w:r>
+        <w:rPr>
+          <w:lang w:val="hi_IN" w:bidi="hi_IN"/>
+        </w:rPr>
+      </w:r>
+      <w:r>
+        <w:rPr>
+          <w:lang w:val="hi_IN" w:bidi="hi_IN"/>
+        </w:rPr>
+        <w:t xml:space="preserve">(यह भी देखें: </w:t>
+      </w:r>
+      <w:r>
+        <w:rPr>
+          <w:lang w:val="hi_IN" w:bidi="hi_IN"/>
+        </w:rPr>
+        <w:t>लाठी</w:t>
+      </w:r>
+      <w:r>
+        <w:rPr>
+          <w:lang w:val="hi_IN" w:bidi="hi_IN"/>
+        </w:rPr>
+        <w:t xml:space="preserve">, </w:t>
+      </w:r>
+      <w:r>
+        <w:rPr>
+          <w:lang w:val="hi_IN" w:bidi="hi_IN"/>
+        </w:rPr>
+        <w:t>भेड़</w:t>
+      </w:r>
+      <w:r>
+        <w:rPr>
+          <w:lang w:val="hi_IN" w:bidi="hi_IN"/>
+        </w:rPr>
+        <w:t xml:space="preserve">, </w:t>
+      </w:r>
+      <w:r>
+        <w:rPr>
+          <w:lang w:val="hi_IN" w:bidi="hi_IN"/>
+        </w:rPr>
+        <w:t>चरवाहे</w:t>
       </w:r>
       <w:r>
         <w:rPr>
@@ -986,6 +1931,596 @@
         <w:rPr>
           <w:lang w:val="hi_IN" w:bidi="hi_IN"/>
         </w:rPr>
+        <w:t>बाइबल के सन्दर्भ:</w:t>
+      </w:r>
+    </w:p>
+    <w:p>
+      <w:pPr>
+        <w:pStyle w:val="ListBullet"/>
+        <w:spacing w:line="240" w:lineRule="auto"/>
+        <w:ind w:left="720"/>
+      </w:pPr>
+      <w:r>
+        <w:rPr>
+          <w:lang w:val="hi_IN" w:bidi="hi_IN"/>
+        </w:rPr>
+      </w:r>
+      <w:r>
+        <w:rPr>
+          <w:lang w:val="hi_IN" w:bidi="hi_IN"/>
+        </w:rPr>
+        <w:t>1 कुरिन्थियों 4:21</w:t>
+      </w:r>
+    </w:p>
+    <w:p>
+      <w:pPr>
+        <w:pStyle w:val="ListBullet"/>
+        <w:spacing w:line="240" w:lineRule="auto"/>
+        <w:ind w:left="720"/>
+      </w:pPr>
+      <w:r>
+        <w:rPr>
+          <w:lang w:val="hi_IN" w:bidi="hi_IN"/>
+        </w:rPr>
+      </w:r>
+      <w:r>
+        <w:rPr>
+          <w:lang w:val="hi_IN" w:bidi="hi_IN"/>
+        </w:rPr>
+        <w:t>1 शमूएल 14:43–44</w:t>
+      </w:r>
+    </w:p>
+    <w:p>
+      <w:pPr>
+        <w:pStyle w:val="ListBullet"/>
+        <w:spacing w:line="240" w:lineRule="auto"/>
+        <w:ind w:left="720"/>
+      </w:pPr>
+      <w:r>
+        <w:rPr>
+          <w:lang w:val="hi_IN" w:bidi="hi_IN"/>
+        </w:rPr>
+      </w:r>
+      <w:r>
+        <w:rPr>
+          <w:lang w:val="hi_IN" w:bidi="hi_IN"/>
+        </w:rPr>
+        <w:t>प्रे.का. 16:22</w:t>
+      </w:r>
+    </w:p>
+    <w:p>
+      <w:pPr>
+        <w:pStyle w:val="ListBullet"/>
+        <w:spacing w:line="240" w:lineRule="auto"/>
+        <w:ind w:left="720"/>
+      </w:pPr>
+      <w:r>
+        <w:rPr>
+          <w:lang w:val="hi_IN" w:bidi="hi_IN"/>
+        </w:rPr>
+      </w:r>
+      <w:r>
+        <w:rPr>
+          <w:lang w:val="hi_IN" w:bidi="hi_IN"/>
+        </w:rPr>
+        <w:t>निर्गमन 27:9–10</w:t>
+      </w:r>
+    </w:p>
+    <w:p>
+      <w:pPr>
+        <w:pStyle w:val="ListBullet"/>
+        <w:spacing w:line="240" w:lineRule="auto"/>
+        <w:ind w:left="720"/>
+      </w:pPr>
+      <w:r>
+        <w:rPr>
+          <w:lang w:val="hi_IN" w:bidi="hi_IN"/>
+        </w:rPr>
+      </w:r>
+      <w:r>
+        <w:rPr>
+          <w:lang w:val="hi_IN" w:bidi="hi_IN"/>
+        </w:rPr>
+        <w:t>प्रकाशितवाक्य 11:1</w:t>
+      </w:r>
+    </w:p>
+    <w:p>
+      <w:pPr>
+        <w:pStyle w:val="Heading3"/>
+      </w:pPr>
+      <w:r>
+        <w:rPr>
+          <w:lang w:val="hi_IN" w:bidi="hi_IN"/>
+        </w:rPr>
+        <w:t>शब्द तथ्य:</w:t>
+      </w:r>
+    </w:p>
+    <w:p>
+      <w:pPr>
+        <w:pStyle w:val="ListBullet"/>
+        <w:spacing w:line="240" w:lineRule="auto"/>
+        <w:ind w:left="720"/>
+      </w:pPr>
+      <w:r>
+        <w:rPr>
+          <w:lang w:val="hi_IN" w:bidi="hi_IN"/>
+        </w:rPr>
+      </w:r>
+      <w:r>
+        <w:rPr>
+          <w:lang w:val="hi_IN" w:bidi="hi_IN"/>
+        </w:rPr>
+        <w:t>स्ट्रोंग्स: H2415, H4294, H4731, H7626, G25630, G44630, G44640</w:t>
+      </w:r>
+      <w:r>
+        <w:rPr>
+          <w:lang w:val="hi_IN" w:bidi="hi_IN"/>
+        </w:rPr>
+      </w:r>
+      <w:r>
+        <w:rPr>
+          <w:lang w:val="hi_IN" w:bidi="hi_IN"/>
+        </w:rPr>
+      </w:r>
+    </w:p>
+    <w:p>
+      <w:pPr/>
+      <w:r>
+        <w:rPr>
+          <w:lang w:val="hi_IN" w:bidi="hi_IN"/>
+        </w:rPr>
+      </w:r>
+    </w:p>
+    <w:p>
+      <w:pPr>
+        <w:pStyle w:val="Heading2"/>
+      </w:pPr>
+      <w:r>
+        <w:rPr>
+          <w:lang w:val="hi_IN" w:bidi="hi_IN"/>
+        </w:rPr>
+        <w:t>लाठी</w:t>
+      </w:r>
+      <w:r>
+        <w:rPr>
+          <w:lang w:val="hi_IN" w:bidi="hi_IN"/>
+        </w:rPr>
+      </w:r>
+    </w:p>
+    <w:p>
+      <w:pPr>
+        <w:pStyle w:val="Heading3"/>
+      </w:pPr>
+      <w:r>
+        <w:rPr>
+          <w:lang w:val="hi_IN" w:bidi="hi_IN"/>
+        </w:rPr>
+        <w:t>परिभाषा:</w:t>
+      </w:r>
+    </w:p>
+    <w:p>
+      <w:pPr/>
+      <w:r>
+        <w:rPr>
+          <w:lang w:val="hi_IN" w:bidi="hi_IN"/>
+        </w:rPr>
+      </w:r>
+      <w:r>
+        <w:rPr>
+          <w:lang w:val="hi_IN" w:bidi="hi_IN"/>
+        </w:rPr>
+        <w:t>लाठी एक लम्बी लकड़ी होती थी जिसका उपयोग चलने में सहारा लेने के लिए किया जाता था।</w:t>
+      </w:r>
+    </w:p>
+    <w:p>
+      <w:pPr/>
+      <w:r>
+        <w:rPr>
+          <w:lang w:val="hi_IN" w:bidi="hi_IN"/>
+        </w:rPr>
+      </w:r>
+      <w:r>
+        <w:rPr>
+          <w:lang w:val="hi_IN" w:bidi="hi_IN"/>
+        </w:rPr>
+        <w:t>याकूब अपनी वृद्धावस्था में चलने के लिए लाठी का सहारा लेता था। परमेश्वर ने अपना सामर्थ्य प्रकट करने के लिए मूसा की लाठी को सांप बना दिया था। चरवाहे भी लाठी का उपयोग करके भेड़ों को चलाते थे या वे गिर जाएं या भटक जाएं तो उनका बचाव करते थे। चरवाहे की लाठी के सिरे पर एक कांटा होता था परन्तु वह चरवाहे की लाठी से भिन्न होती थी क्योंकि चरवाहे की लाठी सीधी होती थी और भेड़ों पर आक्रमण करने वाले वन पशुओं को मारने के लिए काम में ली जाती थी।</w:t>
+      </w:r>
+    </w:p>
+    <w:p>
+      <w:pPr/>
+      <w:r>
+        <w:rPr>
+          <w:lang w:val="hi_IN" w:bidi="hi_IN"/>
+        </w:rPr>
+      </w:r>
+      <w:r>
+        <w:rPr>
+          <w:lang w:val="hi_IN" w:bidi="hi_IN"/>
+        </w:rPr>
+        <w:t xml:space="preserve">(यह भी देखें: </w:t>
+      </w:r>
+      <w:r>
+        <w:rPr>
+          <w:lang w:val="hi_IN" w:bidi="hi_IN"/>
+        </w:rPr>
+        <w:t>फिरौन</w:t>
+      </w:r>
+      <w:r>
+        <w:rPr>
+          <w:lang w:val="hi_IN" w:bidi="hi_IN"/>
+        </w:rPr>
+        <w:t xml:space="preserve">, सामर्थ्य, </w:t>
+      </w:r>
+      <w:r>
+        <w:rPr>
+          <w:lang w:val="hi_IN" w:bidi="hi_IN"/>
+        </w:rPr>
+        <w:t>भेड़</w:t>
+      </w:r>
+      <w:r>
+        <w:rPr>
+          <w:lang w:val="hi_IN" w:bidi="hi_IN"/>
+        </w:rPr>
+        <w:t xml:space="preserve">, </w:t>
+      </w:r>
+      <w:r>
+        <w:rPr>
+          <w:lang w:val="hi_IN" w:bidi="hi_IN"/>
+        </w:rPr>
+        <w:t>चरवाहां</w:t>
+      </w:r>
+      <w:r>
+        <w:rPr>
+          <w:lang w:val="hi_IN" w:bidi="hi_IN"/>
+        </w:rPr>
+        <w:t>)</w:t>
+      </w:r>
+    </w:p>
+    <w:p>
+      <w:pPr>
+        <w:pStyle w:val="Heading3"/>
+      </w:pPr>
+      <w:r>
+        <w:rPr>
+          <w:lang w:val="hi_IN" w:bidi="hi_IN"/>
+        </w:rPr>
+        <w:t>बाइबल के सन्दर्भ:</w:t>
+      </w:r>
+    </w:p>
+    <w:p>
+      <w:pPr>
+        <w:pStyle w:val="ListBullet"/>
+        <w:spacing w:line="240" w:lineRule="auto"/>
+        <w:ind w:left="720"/>
+      </w:pPr>
+      <w:r>
+        <w:rPr>
+          <w:lang w:val="hi_IN" w:bidi="hi_IN"/>
+        </w:rPr>
+      </w:r>
+      <w:r>
+        <w:rPr>
+          <w:lang w:val="hi_IN" w:bidi="hi_IN"/>
+        </w:rPr>
+        <w:t>निर्गमन 4:1–3</w:t>
+      </w:r>
+    </w:p>
+    <w:p>
+      <w:pPr>
+        <w:pStyle w:val="ListBullet"/>
+        <w:spacing w:line="240" w:lineRule="auto"/>
+        <w:ind w:left="720"/>
+      </w:pPr>
+      <w:r>
+        <w:rPr>
+          <w:lang w:val="hi_IN" w:bidi="hi_IN"/>
+        </w:rPr>
+      </w:r>
+      <w:r>
+        <w:rPr>
+          <w:lang w:val="hi_IN" w:bidi="hi_IN"/>
+        </w:rPr>
+        <w:t>निर्गमन 7:9</w:t>
+      </w:r>
+    </w:p>
+    <w:p>
+      <w:pPr>
+        <w:pStyle w:val="ListBullet"/>
+        <w:spacing w:line="240" w:lineRule="auto"/>
+        <w:ind w:left="720"/>
+      </w:pPr>
+      <w:r>
+        <w:rPr>
+          <w:lang w:val="hi_IN" w:bidi="hi_IN"/>
+        </w:rPr>
+      </w:r>
+      <w:r>
+        <w:rPr>
+          <w:lang w:val="hi_IN" w:bidi="hi_IN"/>
+        </w:rPr>
+        <w:t>लूका 9:3</w:t>
+      </w:r>
+    </w:p>
+    <w:p>
+      <w:pPr>
+        <w:pStyle w:val="ListBullet"/>
+        <w:spacing w:line="240" w:lineRule="auto"/>
+        <w:ind w:left="720"/>
+      </w:pPr>
+      <w:r>
+        <w:rPr>
+          <w:lang w:val="hi_IN" w:bidi="hi_IN"/>
+        </w:rPr>
+      </w:r>
+      <w:r>
+        <w:rPr>
+          <w:lang w:val="hi_IN" w:bidi="hi_IN"/>
+        </w:rPr>
+        <w:t>मरकुस 6:7–9</w:t>
+      </w:r>
+    </w:p>
+    <w:p>
+      <w:pPr>
+        <w:pStyle w:val="ListBullet"/>
+        <w:spacing w:line="240" w:lineRule="auto"/>
+        <w:ind w:left="720"/>
+      </w:pPr>
+      <w:r>
+        <w:rPr>
+          <w:lang w:val="hi_IN" w:bidi="hi_IN"/>
+        </w:rPr>
+      </w:r>
+      <w:r>
+        <w:rPr>
+          <w:lang w:val="hi_IN" w:bidi="hi_IN"/>
+        </w:rPr>
+        <w:t>मत्ती. 10:8–10</w:t>
+      </w:r>
+    </w:p>
+    <w:p>
+      <w:pPr>
+        <w:pStyle w:val="ListBullet"/>
+        <w:spacing w:line="240" w:lineRule="auto"/>
+        <w:ind w:left="720"/>
+      </w:pPr>
+      <w:r>
+        <w:rPr>
+          <w:lang w:val="hi_IN" w:bidi="hi_IN"/>
+        </w:rPr>
+      </w:r>
+      <w:r>
+        <w:rPr>
+          <w:lang w:val="hi_IN" w:bidi="hi_IN"/>
+        </w:rPr>
+        <w:t>मत्ती. 27:29</w:t>
+      </w:r>
+    </w:p>
+    <w:p>
+      <w:pPr>
+        <w:pStyle w:val="Heading3"/>
+      </w:pPr>
+      <w:r>
+        <w:rPr>
+          <w:lang w:val="hi_IN" w:bidi="hi_IN"/>
+        </w:rPr>
+        <w:t>शब्द तथ्य:</w:t>
+      </w:r>
+    </w:p>
+    <w:p>
+      <w:pPr>
+        <w:pStyle w:val="ListBullet"/>
+        <w:spacing w:line="240" w:lineRule="auto"/>
+        <w:ind w:left="720"/>
+      </w:pPr>
+      <w:r>
+        <w:rPr>
+          <w:lang w:val="hi_IN" w:bidi="hi_IN"/>
+        </w:rPr>
+      </w:r>
+      <w:r>
+        <w:rPr>
+          <w:lang w:val="hi_IN" w:bidi="hi_IN"/>
+        </w:rPr>
+        <w:t>Strong's: H4132, H4294, H4731, H4938, H6086, H6418, H7626, G25630, G35860, G44640</w:t>
+      </w:r>
+      <w:r>
+        <w:rPr>
+          <w:lang w:val="hi_IN" w:bidi="hi_IN"/>
+        </w:rPr>
+      </w:r>
+      <w:r>
+        <w:rPr>
+          <w:lang w:val="hi_IN" w:bidi="hi_IN"/>
+        </w:rPr>
+      </w:r>
+    </w:p>
+    <w:p>
+      <w:pPr/>
+      <w:r>
+        <w:rPr>
+          <w:lang w:val="hi_IN" w:bidi="hi_IN"/>
+        </w:rPr>
+      </w:r>
+    </w:p>
+    <w:p>
+      <w:pPr>
+        <w:pStyle w:val="Heading2"/>
+      </w:pPr>
+      <w:r>
+        <w:rPr>
+          <w:lang w:val="hi_IN" w:bidi="hi_IN"/>
+        </w:rPr>
+        <w:t>लाबान</w:t>
+      </w:r>
+      <w:r>
+        <w:rPr>
+          <w:lang w:val="hi_IN" w:bidi="hi_IN"/>
+        </w:rPr>
+      </w:r>
+    </w:p>
+    <w:p>
+      <w:pPr>
+        <w:pStyle w:val="Heading3"/>
+      </w:pPr>
+      <w:r>
+        <w:rPr>
+          <w:lang w:val="hi_IN" w:bidi="hi_IN"/>
+        </w:rPr>
+        <w:t>तथ्य:</w:t>
+      </w:r>
+    </w:p>
+    <w:p>
+      <w:pPr/>
+      <w:r>
+        <w:rPr>
+          <w:lang w:val="hi_IN" w:bidi="hi_IN"/>
+        </w:rPr>
+      </w:r>
+      <w:r>
+        <w:rPr>
+          <w:lang w:val="hi_IN" w:bidi="hi_IN"/>
+        </w:rPr>
+        <w:t>पुराने नियम में लाबान याकूब का मामा और ससुर दोनों था।</w:t>
+      </w:r>
+    </w:p>
+    <w:p>
+      <w:pPr>
+        <w:pStyle w:val="ListBullet"/>
+        <w:spacing w:line="240" w:lineRule="auto"/>
+        <w:ind w:left="720"/>
+      </w:pPr>
+      <w:r>
+        <w:rPr>
+          <w:lang w:val="hi_IN" w:bidi="hi_IN"/>
+        </w:rPr>
+      </w:r>
+      <w:r>
+        <w:rPr>
+          <w:lang w:val="hi_IN" w:bidi="hi_IN"/>
+        </w:rPr>
+        <w:t>याकूब पद्दनराम में लाबान के घर में रहा था और उसकी पुत्रियों से विवाह करने की शर्त में उसकी भेड़ बकरियों को संभालता था।</w:t>
+      </w:r>
+    </w:p>
+    <w:p>
+      <w:pPr>
+        <w:pStyle w:val="ListBullet"/>
+        <w:spacing w:line="240" w:lineRule="auto"/>
+        <w:ind w:left="720"/>
+      </w:pPr>
+      <w:r>
+        <w:rPr>
+          <w:lang w:val="hi_IN" w:bidi="hi_IN"/>
+        </w:rPr>
+      </w:r>
+      <w:r>
+        <w:rPr>
+          <w:lang w:val="hi_IN" w:bidi="hi_IN"/>
+        </w:rPr>
+        <w:t>याकूब लाबान की पुत्री राहेल से विवाह करना चाहता था।</w:t>
+      </w:r>
+    </w:p>
+    <w:p>
+      <w:pPr>
+        <w:pStyle w:val="ListBullet"/>
+        <w:spacing w:line="240" w:lineRule="auto"/>
+        <w:ind w:left="720"/>
+      </w:pPr>
+      <w:r>
+        <w:rPr>
+          <w:lang w:val="hi_IN" w:bidi="hi_IN"/>
+        </w:rPr>
+      </w:r>
+      <w:r>
+        <w:rPr>
+          <w:lang w:val="hi_IN" w:bidi="hi_IN"/>
+        </w:rPr>
+        <w:t>लाबान ने धोखे से अपनी बड़ी पुत्री राहेल की बहन लिआ: से उसका विवाह कर दिया।</w:t>
+      </w:r>
+    </w:p>
+    <w:p>
+      <w:pPr/>
+      <w:r>
+        <w:rPr>
+          <w:lang w:val="hi_IN" w:bidi="hi_IN"/>
+        </w:rPr>
+      </w:r>
+      <w:r>
+        <w:rPr>
+          <w:lang w:val="hi_IN" w:bidi="hi_IN"/>
+        </w:rPr>
+        <w:t>(अनुवाद के सुझाव नामों का अनुवाद कैसे करें)</w:t>
+      </w:r>
+    </w:p>
+    <w:p>
+      <w:pPr/>
+      <w:r>
+        <w:rPr>
+          <w:lang w:val="hi_IN" w:bidi="hi_IN"/>
+        </w:rPr>
+      </w:r>
+      <w:r>
+        <w:rPr>
+          <w:lang w:val="hi_IN" w:bidi="hi_IN"/>
+        </w:rPr>
+        <w:t xml:space="preserve">(यह भी देखें: </w:t>
+      </w:r>
+      <w:r>
+        <w:rPr>
+          <w:lang w:val="hi_IN" w:bidi="hi_IN"/>
+        </w:rPr>
+        <w:t>याकूब</w:t>
+      </w:r>
+      <w:r>
+        <w:rPr>
+          <w:lang w:val="hi_IN" w:bidi="hi_IN"/>
+        </w:rPr>
+        <w:t xml:space="preserve">, </w:t>
+      </w:r>
+      <w:r>
+        <w:rPr>
+          <w:lang w:val="hi_IN" w:bidi="hi_IN"/>
+        </w:rPr>
+        <w:t>नाहोर</w:t>
+      </w:r>
+      <w:r>
+        <w:rPr>
+          <w:lang w:val="hi_IN" w:bidi="hi_IN"/>
+        </w:rPr>
+        <w:t xml:space="preserve">, </w:t>
+      </w:r>
+      <w:r>
+        <w:rPr>
+          <w:lang w:val="hi_IN" w:bidi="hi_IN"/>
+        </w:rPr>
+        <w:t>लिआ:</w:t>
+      </w:r>
+      <w:r>
+        <w:rPr>
+          <w:lang w:val="hi_IN" w:bidi="hi_IN"/>
+        </w:rPr>
+        <w:t xml:space="preserve">, </w:t>
+      </w:r>
+      <w:r>
+        <w:rPr>
+          <w:lang w:val="hi_IN" w:bidi="hi_IN"/>
+        </w:rPr>
+        <w:t>राहेल</w:t>
+      </w:r>
+      <w:r>
+        <w:rPr>
+          <w:lang w:val="hi_IN" w:bidi="hi_IN"/>
+        </w:rPr>
+        <w:t>)</w:t>
+      </w:r>
+    </w:p>
+    <w:p>
+      <w:pPr>
+        <w:pStyle w:val="Heading3"/>
+      </w:pPr>
+      <w:r>
+        <w:rPr>
+          <w:lang w:val="hi_IN" w:bidi="hi_IN"/>
+        </w:rPr>
         <w:t>बाइबल सन्दर्भ:</w:t>
       </w:r>
     </w:p>
@@ -1004,79 +2539,133 @@
         <w:rPr>
           <w:lang w:val="hi_IN" w:bidi="hi_IN"/>
         </w:rPr>
-        <w:t>1 इतिहास 22:6–8</w:t>
-      </w:r>
-    </w:p>
-    <w:p>
-      <w:pPr>
-        <w:pStyle w:val="ListBullet"/>
-        <w:spacing w:line="240" w:lineRule="auto"/>
-        <w:ind w:left="720"/>
-      </w:pPr>
-      <w:r>
-        <w:rPr>
-          <w:lang w:val="hi_IN" w:bidi="hi_IN"/>
-        </w:rPr>
-      </w:r>
-      <w:r>
-        <w:rPr>
-          <w:lang w:val="hi_IN" w:bidi="hi_IN"/>
-        </w:rPr>
-        <w:t>उत्पत्ति 09:5–7</w:t>
-      </w:r>
-    </w:p>
-    <w:p>
-      <w:pPr>
-        <w:pStyle w:val="ListBullet"/>
-        <w:spacing w:line="240" w:lineRule="auto"/>
-        <w:ind w:left="720"/>
-      </w:pPr>
-      <w:r>
-        <w:rPr>
-          <w:lang w:val="hi_IN" w:bidi="hi_IN"/>
-        </w:rPr>
-      </w:r>
-      <w:r>
-        <w:rPr>
-          <w:lang w:val="hi_IN" w:bidi="hi_IN"/>
-        </w:rPr>
-        <w:t>इब्रानियों 09:21–22</w:t>
-      </w:r>
-    </w:p>
-    <w:p>
-      <w:pPr>
-        <w:pStyle w:val="ListBullet"/>
-        <w:spacing w:line="240" w:lineRule="auto"/>
-        <w:ind w:left="720"/>
-      </w:pPr>
-      <w:r>
-        <w:rPr>
-          <w:lang w:val="hi_IN" w:bidi="hi_IN"/>
-        </w:rPr>
-      </w:r>
-      <w:r>
-        <w:rPr>
-          <w:lang w:val="hi_IN" w:bidi="hi_IN"/>
-        </w:rPr>
-        <w:t>यशायाह 26:20–21</w:t>
-      </w:r>
-    </w:p>
-    <w:p>
-      <w:pPr>
-        <w:pStyle w:val="ListBullet"/>
-        <w:spacing w:line="240" w:lineRule="auto"/>
-        <w:ind w:left="720"/>
-      </w:pPr>
-      <w:r>
-        <w:rPr>
-          <w:lang w:val="hi_IN" w:bidi="hi_IN"/>
-        </w:rPr>
-      </w:r>
-      <w:r>
-        <w:rPr>
-          <w:lang w:val="hi_IN" w:bidi="hi_IN"/>
-        </w:rPr>
-        <w:t>मत्ती 23:29–31</w:t>
+        <w:t>उत्पत्ति 24:28–30</w:t>
+      </w:r>
+    </w:p>
+    <w:p>
+      <w:pPr>
+        <w:pStyle w:val="ListBullet"/>
+        <w:spacing w:line="240" w:lineRule="auto"/>
+        <w:ind w:left="720"/>
+      </w:pPr>
+      <w:r>
+        <w:rPr>
+          <w:lang w:val="hi_IN" w:bidi="hi_IN"/>
+        </w:rPr>
+      </w:r>
+      <w:r>
+        <w:rPr>
+          <w:lang w:val="hi_IN" w:bidi="hi_IN"/>
+        </w:rPr>
+        <w:t>उत्पत्ति 24:50–51</w:t>
+      </w:r>
+    </w:p>
+    <w:p>
+      <w:pPr>
+        <w:pStyle w:val="ListBullet"/>
+        <w:spacing w:line="240" w:lineRule="auto"/>
+        <w:ind w:left="720"/>
+      </w:pPr>
+      <w:r>
+        <w:rPr>
+          <w:lang w:val="hi_IN" w:bidi="hi_IN"/>
+        </w:rPr>
+      </w:r>
+      <w:r>
+        <w:rPr>
+          <w:lang w:val="hi_IN" w:bidi="hi_IN"/>
+        </w:rPr>
+        <w:t>उत्पत्ति 27:43–45</w:t>
+      </w:r>
+    </w:p>
+    <w:p>
+      <w:pPr>
+        <w:pStyle w:val="ListBullet"/>
+        <w:spacing w:line="240" w:lineRule="auto"/>
+        <w:ind w:left="720"/>
+      </w:pPr>
+      <w:r>
+        <w:rPr>
+          <w:lang w:val="hi_IN" w:bidi="hi_IN"/>
+        </w:rPr>
+      </w:r>
+      <w:r>
+        <w:rPr>
+          <w:lang w:val="hi_IN" w:bidi="hi_IN"/>
+        </w:rPr>
+        <w:t>उत्पत्ति 28:1–2</w:t>
+      </w:r>
+    </w:p>
+    <w:p>
+      <w:pPr>
+        <w:pStyle w:val="ListBullet"/>
+        <w:spacing w:line="240" w:lineRule="auto"/>
+        <w:ind w:left="720"/>
+      </w:pPr>
+      <w:r>
+        <w:rPr>
+          <w:lang w:val="hi_IN" w:bidi="hi_IN"/>
+        </w:rPr>
+      </w:r>
+      <w:r>
+        <w:rPr>
+          <w:lang w:val="hi_IN" w:bidi="hi_IN"/>
+        </w:rPr>
+        <w:t>उत्पत्ति 29:4–6</w:t>
+      </w:r>
+    </w:p>
+    <w:p>
+      <w:pPr>
+        <w:pStyle w:val="ListBullet"/>
+        <w:spacing w:line="240" w:lineRule="auto"/>
+        <w:ind w:left="720"/>
+      </w:pPr>
+      <w:r>
+        <w:rPr>
+          <w:lang w:val="hi_IN" w:bidi="hi_IN"/>
+        </w:rPr>
+      </w:r>
+      <w:r>
+        <w:rPr>
+          <w:lang w:val="hi_IN" w:bidi="hi_IN"/>
+        </w:rPr>
+        <w:t>उत्पत्ति 29:13–14</w:t>
+      </w:r>
+    </w:p>
+    <w:p>
+      <w:pPr>
+        <w:pStyle w:val="ListBullet"/>
+        <w:spacing w:line="240" w:lineRule="auto"/>
+        <w:ind w:left="720"/>
+      </w:pPr>
+      <w:r>
+        <w:rPr>
+          <w:lang w:val="hi_IN" w:bidi="hi_IN"/>
+        </w:rPr>
+      </w:r>
+      <w:r>
+        <w:rPr>
+          <w:lang w:val="hi_IN" w:bidi="hi_IN"/>
+        </w:rPr>
+        <w:t>उत्पत्ति 30:25–26</w:t>
+      </w:r>
+    </w:p>
+    <w:p>
+      <w:pPr>
+        <w:pStyle w:val="ListBullet"/>
+        <w:spacing w:line="240" w:lineRule="auto"/>
+        <w:ind w:left="720"/>
+      </w:pPr>
+      <w:r>
+        <w:rPr>
+          <w:lang w:val="hi_IN" w:bidi="hi_IN"/>
+        </w:rPr>
+      </w:r>
+      <w:r>
+        <w:rPr>
+          <w:lang w:val="hi_IN" w:bidi="hi_IN"/>
+        </w:rPr>
+        <w:t>उत्पत्ति 46:16–18</w:t>
       </w:r>
     </w:p>
     <w:p>
@@ -1105,7 +2694,7 @@
         <w:rPr>
           <w:lang w:val="hi_IN" w:bidi="hi_IN"/>
         </w:rPr>
-        <w:t>Strong's: H1818, G2210</w:t>
+        <w:t>Strong's: H3837</w:t>
       </w:r>
       <w:r>
         <w:rPr>
@@ -1134,7 +2723,7 @@
         <w:rPr>
           <w:lang w:val="hi_IN" w:bidi="hi_IN"/>
         </w:rPr>
-        <w:t>लाजर</w:t>
+        <w:t>लाभ</w:t>
       </w:r>
       <w:r>
         <w:rPr>
@@ -1150,7 +2739,7 @@
         <w:rPr>
           <w:lang w:val="hi_IN" w:bidi="hi_IN"/>
         </w:rPr>
-        <w:t>तथ्य:</w:t>
+        <w:t>परिभाषा:</w:t>
       </w:r>
     </w:p>
     <w:p>
@@ -1164,61 +2753,7 @@
         <w:rPr>
           <w:lang w:val="hi_IN" w:bidi="hi_IN"/>
         </w:rPr>
-        <w:t>लाजर और उसकी बहनें, मार्था और मरियम यीशु के विशेष मित्र थे। यीशु बैतनिय्याह में उनके के घर में प्रायः ठहरा करता था।</w:t>
-      </w:r>
-    </w:p>
-    <w:p>
-      <w:pPr>
-        <w:pStyle w:val="ListBullet"/>
-        <w:spacing w:line="240" w:lineRule="auto"/>
-        <w:ind w:left="720"/>
-      </w:pPr>
-      <w:r>
-        <w:rPr>
-          <w:lang w:val="hi_IN" w:bidi="hi_IN"/>
-        </w:rPr>
-      </w:r>
-      <w:r>
-        <w:rPr>
-          <w:lang w:val="hi_IN" w:bidi="hi_IN"/>
-        </w:rPr>
-        <w:t>लाजर इसलिए जाना जाता है कि यीशु ने उसे मरने के बाद फिर जीवित किया था, वह अनेक दिन कब्र में रहा था।</w:t>
-      </w:r>
-    </w:p>
-    <w:p>
-      <w:pPr>
-        <w:pStyle w:val="ListBullet"/>
-        <w:spacing w:line="240" w:lineRule="auto"/>
-        <w:ind w:left="720"/>
-      </w:pPr>
-      <w:r>
-        <w:rPr>
-          <w:lang w:val="hi_IN" w:bidi="hi_IN"/>
-        </w:rPr>
-      </w:r>
-      <w:r>
-        <w:rPr>
-          <w:lang w:val="hi_IN" w:bidi="hi_IN"/>
-        </w:rPr>
-        <w:t>यहूदी अगुवे यीशु के इस आश्चर्यकर्म से क्रोधित थे वरन् डाह करते थे, अतः वे यीशु और लाजर दोनों ही की हत्या करने का अवसर खोज रहे थे।</w:t>
-      </w:r>
-    </w:p>
-    <w:p>
-      <w:pPr>
-        <w:pStyle w:val="ListBullet"/>
-        <w:spacing w:line="240" w:lineRule="auto"/>
-        <w:ind w:left="720"/>
-      </w:pPr>
-      <w:r>
-        <w:rPr>
-          <w:lang w:val="hi_IN" w:bidi="hi_IN"/>
-        </w:rPr>
-      </w:r>
-      <w:r>
-        <w:rPr>
-          <w:lang w:val="hi_IN" w:bidi="hi_IN"/>
-        </w:rPr>
-        <w:t>यीशु ने एक दृष्टान्त भी सुनाया था जिसमें एक गरीब मनुष्य था और एक धनवान मनुष्य था, उस गरीब मनुष्य का नाम भी “लाजर” था।</w:t>
+        <w:t>सामान्यत:, "लाभ" और "लाभदायक" शब्दों का सन्दर्भ किसी निश्चित कार्य या व्यवहार के द्वारा किसी भलाई को पाना|</w:t>
       </w:r>
     </w:p>
     <w:p>
@@ -1232,7 +2767,61 @@
         <w:rPr>
           <w:lang w:val="hi_IN" w:bidi="hi_IN"/>
         </w:rPr>
-        <w:t>(अनुवाद के सुझाव: नामों का अनुवाद कैसे करें)</w:t>
+        <w:t>कोई वस्तु किसी के लिए लाभदायक है, यदि उससे उसकी भलाई उत्पन्न होती है या उससे उसको सहायता मिलती है कि मनुष्यों के लिए भलाई उत्पन्न करे|</w:t>
+      </w:r>
+    </w:p>
+    <w:p>
+      <w:pPr>
+        <w:pStyle w:val="ListBullet"/>
+        <w:spacing w:line="240" w:lineRule="auto"/>
+        <w:ind w:left="720"/>
+      </w:pPr>
+      <w:r>
+        <w:rPr>
+          <w:lang w:val="hi_IN" w:bidi="hi_IN"/>
+        </w:rPr>
+      </w:r>
+      <w:r>
+        <w:rPr>
+          <w:lang w:val="hi_IN" w:bidi="hi_IN"/>
+        </w:rPr>
+        <w:t>“लाभ” विशेष करके व्यापार में पैसा मुनाफ़ा प्राप्त करने के संदर्भ में होता है। व्यापार लाभदायक होता है जहां निवेष से अधिक पैसा प्राप्त हो।</w:t>
+      </w:r>
+    </w:p>
+    <w:p>
+      <w:pPr>
+        <w:pStyle w:val="ListBullet"/>
+        <w:spacing w:line="240" w:lineRule="auto"/>
+        <w:ind w:left="720"/>
+      </w:pPr>
+      <w:r>
+        <w:rPr>
+          <w:lang w:val="hi_IN" w:bidi="hi_IN"/>
+        </w:rPr>
+      </w:r>
+      <w:r>
+        <w:rPr>
+          <w:lang w:val="hi_IN" w:bidi="hi_IN"/>
+        </w:rPr>
+        <w:t>कर्म लाभकारी तब होते हैं जब उनके द्वारा मनुष्यों को लाभ होता है।</w:t>
+      </w:r>
+    </w:p>
+    <w:p>
+      <w:pPr>
+        <w:pStyle w:val="ListBullet"/>
+        <w:spacing w:line="240" w:lineRule="auto"/>
+        <w:ind w:left="720"/>
+      </w:pPr>
+      <w:r>
+        <w:rPr>
+          <w:lang w:val="hi_IN" w:bidi="hi_IN"/>
+        </w:rPr>
+      </w:r>
+      <w:r>
+        <w:rPr>
+          <w:lang w:val="hi_IN" w:bidi="hi_IN"/>
+        </w:rPr>
+        <w:t>2 तीमु. 3:16 में लिखा है कि संपूर्ण पवित्रशास्त्र मनुष्यों के सुधार और शिक्षा के लिए “लाभदायक” है। इसका अर्थ है कि बाइबल की शिक्षाएँ मनुष्यों को परमेश्वर की इच्छा का जीवन जीने में सहायक और उपयोगी हैं।</w:t>
       </w:r>
     </w:p>
     <w:p>
@@ -1246,67 +2835,75 @@
         <w:rPr>
           <w:lang w:val="hi_IN" w:bidi="hi_IN"/>
         </w:rPr>
-        <w:t xml:space="preserve">(यह भी देखें: </w:t>
-      </w:r>
-      <w:r>
-        <w:rPr>
-          <w:lang w:val="hi_IN" w:bidi="hi_IN"/>
-        </w:rPr>
-        <w:t>विनती</w:t>
-      </w:r>
-      <w:r>
-        <w:rPr>
-          <w:lang w:val="hi_IN" w:bidi="hi_IN"/>
-        </w:rPr>
-        <w:t xml:space="preserve">, </w:t>
-      </w:r>
-      <w:r>
-        <w:rPr>
-          <w:lang w:val="hi_IN" w:bidi="hi_IN"/>
-        </w:rPr>
-        <w:t>यहूदी अगुवे</w:t>
-      </w:r>
-      <w:r>
-        <w:rPr>
-          <w:lang w:val="hi_IN" w:bidi="hi_IN"/>
-        </w:rPr>
-        <w:t xml:space="preserve">, </w:t>
-      </w:r>
-      <w:r>
-        <w:rPr>
-          <w:lang w:val="hi_IN" w:bidi="hi_IN"/>
-        </w:rPr>
-        <w:t>मार्था</w:t>
-      </w:r>
-      <w:r>
-        <w:rPr>
-          <w:lang w:val="hi_IN" w:bidi="hi_IN"/>
-        </w:rPr>
-        <w:t xml:space="preserve">, </w:t>
-      </w:r>
-      <w:r>
-        <w:rPr>
-          <w:lang w:val="hi_IN" w:bidi="hi_IN"/>
-        </w:rPr>
-        <w:t>मरियम</w:t>
-      </w:r>
-      <w:r>
-        <w:rPr>
-          <w:lang w:val="hi_IN" w:bidi="hi_IN"/>
-        </w:rPr>
-        <w:t xml:space="preserve">, </w:t>
-      </w:r>
-      <w:r>
-        <w:rPr>
-          <w:lang w:val="hi_IN" w:bidi="hi_IN"/>
-        </w:rPr>
-        <w:t>खड़ा करना</w:t>
-      </w:r>
-      <w:r>
-        <w:rPr>
-          <w:lang w:val="hi_IN" w:bidi="hi_IN"/>
-        </w:rPr>
-        <w:t>)</w:t>
+        <w:t>"अलाभकारी" शब्द का अर्थ उपयोगी नहीं होना है।</w:t>
+      </w:r>
+    </w:p>
+    <w:p>
+      <w:pPr>
+        <w:pStyle w:val="ListBullet"/>
+        <w:spacing w:line="240" w:lineRule="auto"/>
+        <w:ind w:left="720"/>
+      </w:pPr>
+      <w:r>
+        <w:rPr>
+          <w:lang w:val="hi_IN" w:bidi="hi_IN"/>
+        </w:rPr>
+      </w:r>
+      <w:r>
+        <w:rPr>
+          <w:lang w:val="hi_IN" w:bidi="hi_IN"/>
+        </w:rPr>
+        <w:t>इसका शाब्दिक अर्थ है किसी लाभ का न होना या लाभ उठाने में किसी के सहायक न होना|</w:t>
+      </w:r>
+    </w:p>
+    <w:p>
+      <w:pPr>
+        <w:pStyle w:val="ListBullet"/>
+        <w:spacing w:line="240" w:lineRule="auto"/>
+        <w:ind w:left="720"/>
+      </w:pPr>
+      <w:r>
+        <w:rPr>
+          <w:lang w:val="hi_IN" w:bidi="hi_IN"/>
+        </w:rPr>
+      </w:r>
+      <w:r>
+        <w:rPr>
+          <w:lang w:val="hi_IN" w:bidi="hi_IN"/>
+        </w:rPr>
+        <w:t>अलाभकारी काम को करना व्यर्थ है क्योंकि उससे किसी प्रकार का लाभ नहीं होता है|</w:t>
+      </w:r>
+    </w:p>
+    <w:p>
+      <w:pPr>
+        <w:pStyle w:val="ListBullet"/>
+        <w:spacing w:line="240" w:lineRule="auto"/>
+        <w:ind w:left="720"/>
+      </w:pPr>
+      <w:r>
+        <w:rPr>
+          <w:lang w:val="hi_IN" w:bidi="hi_IN"/>
+        </w:rPr>
+      </w:r>
+      <w:r>
+        <w:rPr>
+          <w:lang w:val="hi_IN" w:bidi="hi_IN"/>
+        </w:rPr>
+        <w:t>इसका अनुवाद हो सकता है, "निकम्मा" या "अनुचित" या "अनुपयोगी" या "अयोग्य" या "अहितकर" या "कोई लाभ का नहीं"</w:t>
+      </w:r>
+    </w:p>
+    <w:p>
+      <w:pPr/>
+      <w:r>
+        <w:rPr>
+          <w:lang w:val="hi_IN" w:bidi="hi_IN"/>
+        </w:rPr>
+      </w:r>
+      <w:r>
+        <w:rPr>
+          <w:lang w:val="hi_IN" w:bidi="hi_IN"/>
+        </w:rPr>
+        <w:t>(यह भी देखें: योग्य)</w:t>
       </w:r>
     </w:p>
     <w:p>
@@ -1317,61 +2914,79 @@
         <w:rPr>
           <w:lang w:val="hi_IN" w:bidi="hi_IN"/>
         </w:rPr>
-        <w:t>बाइबल सन्दर्भ:</w:t>
-      </w:r>
-    </w:p>
-    <w:p>
-      <w:pPr>
-        <w:pStyle w:val="ListBullet"/>
-        <w:spacing w:line="240" w:lineRule="auto"/>
-        <w:ind w:left="720"/>
-      </w:pPr>
-      <w:r>
-        <w:rPr>
-          <w:lang w:val="hi_IN" w:bidi="hi_IN"/>
-        </w:rPr>
-      </w:r>
-      <w:r>
-        <w:rPr>
-          <w:lang w:val="hi_IN" w:bidi="hi_IN"/>
-        </w:rPr>
-        <w:t>यूहन्ना 11:11</w:t>
-      </w:r>
-    </w:p>
-    <w:p>
-      <w:pPr>
-        <w:pStyle w:val="ListBullet"/>
-        <w:spacing w:line="240" w:lineRule="auto"/>
-        <w:ind w:left="720"/>
-      </w:pPr>
-      <w:r>
-        <w:rPr>
-          <w:lang w:val="hi_IN" w:bidi="hi_IN"/>
-        </w:rPr>
-      </w:r>
-      <w:r>
-        <w:rPr>
-          <w:lang w:val="hi_IN" w:bidi="hi_IN"/>
-        </w:rPr>
-        <w:t>यूहन्ना 12:1–3</w:t>
-      </w:r>
-    </w:p>
-    <w:p>
-      <w:pPr>
-        <w:pStyle w:val="ListBullet"/>
-        <w:spacing w:line="240" w:lineRule="auto"/>
-        <w:ind w:left="720"/>
-      </w:pPr>
-      <w:r>
-        <w:rPr>
-          <w:lang w:val="hi_IN" w:bidi="hi_IN"/>
-        </w:rPr>
-      </w:r>
-      <w:r>
-        <w:rPr>
-          <w:lang w:val="hi_IN" w:bidi="hi_IN"/>
-        </w:rPr>
-        <w:t>लूका 16:21</w:t>
+        <w:t>अनुवाद के सुझाव:</w:t>
+      </w:r>
+    </w:p>
+    <w:p>
+      <w:pPr>
+        <w:pStyle w:val="ListBullet"/>
+        <w:spacing w:line="240" w:lineRule="auto"/>
+        <w:ind w:left="720"/>
+      </w:pPr>
+      <w:r>
+        <w:rPr>
+          <w:lang w:val="hi_IN" w:bidi="hi_IN"/>
+        </w:rPr>
+      </w:r>
+      <w:r>
+        <w:rPr>
+          <w:lang w:val="hi_IN" w:bidi="hi_IN"/>
+        </w:rPr>
+        <w:t>प्रकरण के अनुसार “लाभ” का अनुवाद “हित” या “सहायता” या “प्राप्ति” हो सकता है।</w:t>
+      </w:r>
+    </w:p>
+    <w:p>
+      <w:pPr>
+        <w:pStyle w:val="ListBullet"/>
+        <w:spacing w:line="240" w:lineRule="auto"/>
+        <w:ind w:left="720"/>
+      </w:pPr>
+      <w:r>
+        <w:rPr>
+          <w:lang w:val="hi_IN" w:bidi="hi_IN"/>
+        </w:rPr>
+      </w:r>
+      <w:r>
+        <w:rPr>
+          <w:lang w:val="hi_IN" w:bidi="hi_IN"/>
+        </w:rPr>
+        <w:t>“लाभदायक” का अनुवाद “उपयोगी” या “हितकारी” या “सहायक” हो सकता है।</w:t>
+      </w:r>
+    </w:p>
+    <w:p>
+      <w:pPr>
+        <w:pStyle w:val="ListBullet"/>
+        <w:spacing w:line="240" w:lineRule="auto"/>
+        <w:ind w:left="720"/>
+      </w:pPr>
+      <w:r>
+        <w:rPr>
+          <w:lang w:val="hi_IN" w:bidi="hi_IN"/>
+        </w:rPr>
+      </w:r>
+      <w:r>
+        <w:rPr>
+          <w:lang w:val="hi_IN" w:bidi="hi_IN"/>
+        </w:rPr>
+        <w:t>“किसी "से लाभ उठाना” का अनुवाद हो सकता है, “ किसी से हित प्राप्ति” या “से पैसा प्राप्त करना” या “से सहायता प्राप्त करना”</w:t>
+      </w:r>
+    </w:p>
+    <w:p>
+      <w:pPr>
+        <w:pStyle w:val="ListBullet"/>
+        <w:spacing w:line="240" w:lineRule="auto"/>
+        <w:ind w:left="720"/>
+      </w:pPr>
+      <w:r>
+        <w:rPr>
+          <w:lang w:val="hi_IN" w:bidi="hi_IN"/>
+        </w:rPr>
+      </w:r>
+      <w:r>
+        <w:rPr>
+          <w:lang w:val="hi_IN" w:bidi="hi_IN"/>
+        </w:rPr>
+        <w:t>व्यापार के संदर्भ में “लाभ” का अनुवाद ऐसे शब्द या व्याख्यांश द्वारा किया जाए जिसका अर्थ “पैसों का लाभ” या “पैसों की अधिकता” या “अतिरिक्त पैसा” हो।</w:t>
       </w:r>
     </w:p>
     <w:p>
@@ -1382,323 +2997,151 @@
         <w:rPr>
           <w:lang w:val="hi_IN" w:bidi="hi_IN"/>
         </w:rPr>
-        <w:t>बाइबल कहानियों के उदाहरण:</w:t>
-      </w:r>
-    </w:p>
-    <w:p>
-      <w:pPr>
-        <w:pStyle w:val="ListBullet"/>
-        <w:spacing w:line="240" w:lineRule="auto"/>
-        <w:ind w:left="720"/>
-      </w:pPr>
-      <w:r>
-        <w:rPr>
-          <w:lang w:val="hi_IN" w:bidi="hi_IN"/>
-        </w:rPr>
-      </w:r>
-      <w:r>
-        <w:rPr>
-          <w:b/>
-          <w:lang w:val="hi_IN" w:bidi="hi_IN"/>
-        </w:rPr>
-        <w:t>37:1</w:t>
-      </w:r>
-      <w:r>
-        <w:rPr>
-          <w:lang w:val="hi_IN" w:bidi="hi_IN"/>
-        </w:rPr>
-        <w:t xml:space="preserve"> एक दिन, यीशु को संदेश मिला कि </w:t>
-      </w:r>
-      <w:r>
-        <w:rPr>
-          <w:b/>
-          <w:lang w:val="hi_IN" w:bidi="hi_IN"/>
-        </w:rPr>
-        <w:t>लाजर</w:t>
-      </w:r>
-      <w:r>
-        <w:rPr>
-          <w:lang w:val="hi_IN" w:bidi="hi_IN"/>
-        </w:rPr>
-        <w:t xml:space="preserve"> बहुत बीमार है। </w:t>
-      </w:r>
-      <w:r>
-        <w:rPr>
-          <w:b/>
-          <w:lang w:val="hi_IN" w:bidi="hi_IN"/>
-        </w:rPr>
-        <w:t>लाजर</w:t>
-      </w:r>
-      <w:r>
-        <w:rPr>
-          <w:lang w:val="hi_IN" w:bidi="hi_IN"/>
-        </w:rPr>
-        <w:t xml:space="preserve"> और उसकी दो बहिन, मार्था और मरियम, यीशु को बहुत प्रिय थे।</w:t>
-      </w:r>
-    </w:p>
-    <w:p>
-      <w:pPr>
-        <w:pStyle w:val="ListBullet"/>
-        <w:spacing w:line="240" w:lineRule="auto"/>
-        <w:ind w:left="720"/>
-      </w:pPr>
-      <w:r>
-        <w:rPr>
-          <w:lang w:val="hi_IN" w:bidi="hi_IN"/>
-        </w:rPr>
-      </w:r>
-      <w:r>
-        <w:rPr>
-          <w:b/>
-          <w:lang w:val="hi_IN" w:bidi="hi_IN"/>
-        </w:rPr>
-        <w:t>37:2</w:t>
-      </w:r>
-      <w:r>
-        <w:rPr>
-          <w:lang w:val="hi_IN" w:bidi="hi_IN"/>
-        </w:rPr>
-        <w:t xml:space="preserve"> यीशु ने कहा, “हमारा मित्र </w:t>
-      </w:r>
-      <w:r>
-        <w:rPr>
-          <w:b/>
-          <w:lang w:val="hi_IN" w:bidi="hi_IN"/>
-        </w:rPr>
-        <w:t>लाजर</w:t>
-      </w:r>
-      <w:r>
-        <w:rPr>
-          <w:lang w:val="hi_IN" w:bidi="hi_IN"/>
-        </w:rPr>
-        <w:t xml:space="preserve"> सो गया है, परन्तु मैं उसे जगाने जाता हूँ।”</w:t>
-      </w:r>
-    </w:p>
-    <w:p>
-      <w:pPr>
-        <w:pStyle w:val="ListBullet"/>
-        <w:spacing w:line="240" w:lineRule="auto"/>
-        <w:ind w:left="720"/>
-      </w:pPr>
-      <w:r>
-        <w:rPr>
-          <w:lang w:val="hi_IN" w:bidi="hi_IN"/>
-        </w:rPr>
-      </w:r>
-      <w:r>
-        <w:rPr>
-          <w:b/>
-          <w:lang w:val="hi_IN" w:bidi="hi_IN"/>
-        </w:rPr>
-        <w:t>37:3</w:t>
-      </w:r>
-      <w:r>
-        <w:rPr>
-          <w:lang w:val="hi_IN" w:bidi="hi_IN"/>
-        </w:rPr>
-        <w:t xml:space="preserve"> यीशु के चेलो ने उत्तर दिया, “हे प्रभु, यदि वह सो गया है, तो स्वस्थ हो जाएगा।” तब यीशु ने उनसे स्पष्ट कह दिया, “ </w:t>
-      </w:r>
-      <w:r>
-        <w:rPr>
-          <w:b/>
-          <w:lang w:val="hi_IN" w:bidi="hi_IN"/>
-        </w:rPr>
-        <w:t>लाजर</w:t>
-      </w:r>
-      <w:r>
-        <w:rPr>
-          <w:lang w:val="hi_IN" w:bidi="hi_IN"/>
-        </w:rPr>
-        <w:t xml:space="preserve"> मर गया है”</w:t>
-      </w:r>
-    </w:p>
-    <w:p>
-      <w:pPr>
-        <w:pStyle w:val="ListBullet"/>
-        <w:spacing w:line="240" w:lineRule="auto"/>
-        <w:ind w:left="720"/>
-      </w:pPr>
-      <w:r>
-        <w:rPr>
-          <w:lang w:val="hi_IN" w:bidi="hi_IN"/>
-        </w:rPr>
-      </w:r>
-      <w:r>
-        <w:rPr>
-          <w:lang w:val="hi_IN" w:bidi="hi_IN"/>
-        </w:rPr>
-        <w:t xml:space="preserve">__37:4__जब यीशु </w:t>
-      </w:r>
-      <w:r>
-        <w:rPr>
-          <w:b/>
-          <w:lang w:val="hi_IN" w:bidi="hi_IN"/>
-        </w:rPr>
-        <w:t>लाज़र</w:t>
-      </w:r>
-      <w:r>
-        <w:rPr>
-          <w:lang w:val="hi_IN" w:bidi="hi_IN"/>
-        </w:rPr>
-        <w:t xml:space="preserve"> के गृहनगर पहुँचा, तो </w:t>
-      </w:r>
-      <w:r>
-        <w:rPr>
-          <w:b/>
-          <w:lang w:val="hi_IN" w:bidi="hi_IN"/>
-        </w:rPr>
-        <w:t>लाजर</w:t>
-      </w:r>
-      <w:r>
-        <w:rPr>
-          <w:lang w:val="hi_IN" w:bidi="hi_IN"/>
-        </w:rPr>
-        <w:t xml:space="preserve"> को कब्र में रखे चार दिन हो चुके थे।</w:t>
-      </w:r>
-    </w:p>
-    <w:p>
-      <w:pPr>
-        <w:pStyle w:val="ListBullet"/>
-        <w:spacing w:line="240" w:lineRule="auto"/>
-        <w:ind w:left="720"/>
-      </w:pPr>
-      <w:r>
-        <w:rPr>
-          <w:lang w:val="hi_IN" w:bidi="hi_IN"/>
-        </w:rPr>
-      </w:r>
-      <w:r>
-        <w:rPr>
-          <w:b/>
-          <w:lang w:val="hi_IN" w:bidi="hi_IN"/>
-        </w:rPr>
-        <w:t>37:6</w:t>
-      </w:r>
-      <w:r>
-        <w:rPr>
-          <w:lang w:val="hi_IN" w:bidi="hi_IN"/>
-        </w:rPr>
-        <w:t xml:space="preserve"> यीशु ने उनसे पूछा “तुमने </w:t>
-      </w:r>
-      <w:r>
-        <w:rPr>
-          <w:b/>
-          <w:lang w:val="hi_IN" w:bidi="hi_IN"/>
-        </w:rPr>
-        <w:t>लाज़र</w:t>
-      </w:r>
-      <w:r>
-        <w:rPr>
-          <w:lang w:val="hi_IN" w:bidi="hi_IN"/>
-        </w:rPr>
-        <w:t xml:space="preserve"> को कहाँ रखा है?”</w:t>
-      </w:r>
-    </w:p>
-    <w:p>
-      <w:pPr>
-        <w:pStyle w:val="ListBullet"/>
-        <w:spacing w:line="240" w:lineRule="auto"/>
-        <w:ind w:left="720"/>
-      </w:pPr>
-      <w:r>
-        <w:rPr>
-          <w:lang w:val="hi_IN" w:bidi="hi_IN"/>
-        </w:rPr>
-      </w:r>
-      <w:r>
-        <w:rPr>
-          <w:b/>
-          <w:lang w:val="hi_IN" w:bidi="hi_IN"/>
-        </w:rPr>
-        <w:t>37:9</w:t>
-      </w:r>
-      <w:r>
-        <w:rPr>
-          <w:lang w:val="hi_IN" w:bidi="hi_IN"/>
-        </w:rPr>
-        <w:t xml:space="preserve"> यह कहकर उसने बड़े शब्द से पुकारा, “हे </w:t>
-      </w:r>
-      <w:r>
-        <w:rPr>
-          <w:b/>
-          <w:lang w:val="hi_IN" w:bidi="hi_IN"/>
-        </w:rPr>
-        <w:t>लाजर</w:t>
-      </w:r>
-      <w:r>
-        <w:rPr>
-          <w:lang w:val="hi_IN" w:bidi="hi_IN"/>
-        </w:rPr>
-        <w:t xml:space="preserve"> निकल आ।”</w:t>
-      </w:r>
-    </w:p>
-    <w:p>
-      <w:pPr>
-        <w:pStyle w:val="ListBullet"/>
-        <w:spacing w:line="240" w:lineRule="auto"/>
-        <w:ind w:left="720"/>
-      </w:pPr>
-      <w:r>
-        <w:rPr>
-          <w:lang w:val="hi_IN" w:bidi="hi_IN"/>
-        </w:rPr>
-      </w:r>
-      <w:r>
-        <w:rPr>
-          <w:b/>
-          <w:lang w:val="hi_IN" w:bidi="hi_IN"/>
-        </w:rPr>
-        <w:t>37:10</w:t>
-      </w:r>
-      <w:r>
-        <w:rPr>
-          <w:lang w:val="hi_IN" w:bidi="hi_IN"/>
-        </w:rPr>
-        <w:t xml:space="preserve"> </w:t>
-      </w:r>
-      <w:r>
-        <w:rPr>
-          <w:b/>
-          <w:lang w:val="hi_IN" w:bidi="hi_IN"/>
-        </w:rPr>
-        <w:t>लाजर</w:t>
-      </w:r>
-      <w:r>
-        <w:rPr>
-          <w:lang w:val="hi_IN" w:bidi="hi_IN"/>
-        </w:rPr>
-        <w:t xml:space="preserve"> बाहर निकल आया। वह अभी भी कफन में लिपटा हुआ था।</w:t>
-      </w:r>
-    </w:p>
-    <w:p>
-      <w:pPr>
-        <w:pStyle w:val="ListBullet"/>
-        <w:spacing w:line="240" w:lineRule="auto"/>
-        <w:ind w:left="720"/>
-      </w:pPr>
-      <w:r>
-        <w:rPr>
-          <w:lang w:val="hi_IN" w:bidi="hi_IN"/>
-        </w:rPr>
-      </w:r>
-      <w:r>
-        <w:rPr>
-          <w:lang w:val="hi_IN" w:bidi="hi_IN"/>
-        </w:rPr>
-        <w:t xml:space="preserve">__37:11__परन्तु यहूदियों के धर्म गुरु यीशु से ईर्षा रखते थे, इसलिये उन्होंने यीशु और </w:t>
-      </w:r>
-      <w:r>
-        <w:rPr>
-          <w:b/>
-          <w:lang w:val="hi_IN" w:bidi="hi_IN"/>
-        </w:rPr>
-        <w:t>लाजर</w:t>
-      </w:r>
-      <w:r>
-        <w:rPr>
-          <w:lang w:val="hi_IN" w:bidi="hi_IN"/>
-        </w:rPr>
-        <w:t xml:space="preserve"> को मार डालने के लिए आपस में योजना बनाना आरम्भ किया।</w:t>
+        <w:t>बाइबल संदर्भ:</w:t>
+      </w:r>
+    </w:p>
+    <w:p>
+      <w:pPr>
+        <w:pStyle w:val="ListBullet"/>
+        <w:spacing w:line="240" w:lineRule="auto"/>
+        <w:ind w:left="720"/>
+      </w:pPr>
+      <w:r>
+        <w:rPr>
+          <w:lang w:val="hi_IN" w:bidi="hi_IN"/>
+        </w:rPr>
+      </w:r>
+      <w:r>
+        <w:rPr>
+          <w:lang w:val="hi_IN" w:bidi="hi_IN"/>
+        </w:rPr>
+        <w:t>अय्यूब 15:3</w:t>
+      </w:r>
+    </w:p>
+    <w:p>
+      <w:pPr>
+        <w:pStyle w:val="ListBullet"/>
+        <w:spacing w:line="240" w:lineRule="auto"/>
+        <w:ind w:left="720"/>
+      </w:pPr>
+      <w:r>
+        <w:rPr>
+          <w:lang w:val="hi_IN" w:bidi="hi_IN"/>
+        </w:rPr>
+      </w:r>
+      <w:r>
+        <w:rPr>
+          <w:lang w:val="hi_IN" w:bidi="hi_IN"/>
+        </w:rPr>
+        <w:t>नीति. 10:16</w:t>
+      </w:r>
+    </w:p>
+    <w:p>
+      <w:pPr>
+        <w:pStyle w:val="ListBullet"/>
+        <w:spacing w:line="240" w:lineRule="auto"/>
+        <w:ind w:left="720"/>
+      </w:pPr>
+      <w:r>
+        <w:rPr>
+          <w:lang w:val="hi_IN" w:bidi="hi_IN"/>
+        </w:rPr>
+      </w:r>
+      <w:r>
+        <w:rPr>
+          <w:lang w:val="hi_IN" w:bidi="hi_IN"/>
+        </w:rPr>
+        <w:t>यिर्मयाह 2:8</w:t>
+      </w:r>
+    </w:p>
+    <w:p>
+      <w:pPr>
+        <w:pStyle w:val="ListBullet"/>
+        <w:spacing w:line="240" w:lineRule="auto"/>
+        <w:ind w:left="720"/>
+      </w:pPr>
+      <w:r>
+        <w:rPr>
+          <w:lang w:val="hi_IN" w:bidi="hi_IN"/>
+        </w:rPr>
+      </w:r>
+      <w:r>
+        <w:rPr>
+          <w:lang w:val="hi_IN" w:bidi="hi_IN"/>
+        </w:rPr>
+        <w:t>यहेजकेल 18:12–13</w:t>
+      </w:r>
+    </w:p>
+    <w:p>
+      <w:pPr>
+        <w:pStyle w:val="ListBullet"/>
+        <w:spacing w:line="240" w:lineRule="auto"/>
+        <w:ind w:left="720"/>
+      </w:pPr>
+      <w:r>
+        <w:rPr>
+          <w:lang w:val="hi_IN" w:bidi="hi_IN"/>
+        </w:rPr>
+      </w:r>
+      <w:r>
+        <w:rPr>
+          <w:lang w:val="hi_IN" w:bidi="hi_IN"/>
+        </w:rPr>
+        <w:t>यूहन्ना 6:63</w:t>
+      </w:r>
+    </w:p>
+    <w:p>
+      <w:pPr>
+        <w:pStyle w:val="ListBullet"/>
+        <w:spacing w:line="240" w:lineRule="auto"/>
+        <w:ind w:left="720"/>
+      </w:pPr>
+      <w:r>
+        <w:rPr>
+          <w:lang w:val="hi_IN" w:bidi="hi_IN"/>
+        </w:rPr>
+      </w:r>
+      <w:r>
+        <w:rPr>
+          <w:lang w:val="hi_IN" w:bidi="hi_IN"/>
+        </w:rPr>
+        <w:t>मरकुस 8:36</w:t>
+      </w:r>
+    </w:p>
+    <w:p>
+      <w:pPr>
+        <w:pStyle w:val="ListBullet"/>
+        <w:spacing w:line="240" w:lineRule="auto"/>
+        <w:ind w:left="720"/>
+      </w:pPr>
+      <w:r>
+        <w:rPr>
+          <w:lang w:val="hi_IN" w:bidi="hi_IN"/>
+        </w:rPr>
+      </w:r>
+      <w:r>
+        <w:rPr>
+          <w:lang w:val="hi_IN" w:bidi="hi_IN"/>
+        </w:rPr>
+        <w:t>मत्ती 16:26</w:t>
+      </w:r>
+    </w:p>
+    <w:p>
+      <w:pPr>
+        <w:pStyle w:val="ListBullet"/>
+        <w:spacing w:line="240" w:lineRule="auto"/>
+        <w:ind w:left="720"/>
+      </w:pPr>
+      <w:r>
+        <w:rPr>
+          <w:lang w:val="hi_IN" w:bidi="hi_IN"/>
+        </w:rPr>
+      </w:r>
+      <w:r>
+        <w:rPr>
+          <w:lang w:val="hi_IN" w:bidi="hi_IN"/>
+        </w:rPr>
+        <w:t>2 पतरस 2:1–3</w:t>
       </w:r>
     </w:p>
     <w:p>
@@ -1727,7 +3170,7 @@
         <w:rPr>
           <w:lang w:val="hi_IN" w:bidi="hi_IN"/>
         </w:rPr>
-        <w:t>स्ट्रोंग्स: G29760</w:t>
+        <w:t>स्ट्रोंग्स: H1215, H3148, H3276, H3504, H4195, H4768, H5532, H7737, H7939, G147, G255, G512, G888, G889, G890, G1281, G2585, G2770, G2771, G3408, G4297, G4298, G4851, G5539, G5622, G5623, G5624</w:t>
       </w:r>
       <w:r>
         <w:rPr>
@@ -1756,7 +3199,7 @@
         <w:rPr>
           <w:lang w:val="hi_IN" w:bidi="hi_IN"/>
         </w:rPr>
-        <w:t>लाठी</w:t>
+        <w:t>लाभ-आत्मिक</w:t>
       </w:r>
       <w:r>
         <w:rPr>
@@ -1786,115 +3229,7 @@
         <w:rPr>
           <w:lang w:val="hi_IN" w:bidi="hi_IN"/>
         </w:rPr>
-        <w:t>“लाठी” एक पतली लम्बी लकड़ी होती है जिसका उपयोग नाना प्रकार से किया जाता है। इसकी लम्बाई लगभग एक मीटर की होती थी</w:t>
-      </w:r>
-    </w:p>
-    <w:p>
-      <w:pPr>
-        <w:pStyle w:val="ListBullet"/>
-        <w:spacing w:line="240" w:lineRule="auto"/>
-        <w:ind w:left="720"/>
-      </w:pPr>
-      <w:r>
-        <w:rPr>
-          <w:lang w:val="hi_IN" w:bidi="hi_IN"/>
-        </w:rPr>
-      </w:r>
-      <w:r>
-        <w:rPr>
-          <w:lang w:val="hi_IN" w:bidi="hi_IN"/>
-        </w:rPr>
-        <w:t>चरवाहे हिंसक पशुओं से भेड़ों की रक्षा करने के लिए लाठी साथ रखते थे। लाठी फेंक कर भटकती हुई भेड़ को झुण्ड में लाया जाता था।</w:t>
-      </w:r>
-    </w:p>
-    <w:p>
-      <w:pPr>
-        <w:pStyle w:val="ListBullet"/>
-        <w:spacing w:line="240" w:lineRule="auto"/>
-        <w:ind w:left="720"/>
-      </w:pPr>
-      <w:r>
-        <w:rPr>
-          <w:lang w:val="hi_IN" w:bidi="hi_IN"/>
-        </w:rPr>
-      </w:r>
-      <w:r>
-        <w:rPr>
-          <w:lang w:val="hi_IN" w:bidi="hi_IN"/>
-        </w:rPr>
-        <w:t>भजन 23 में राजा दाऊद ने “सौंठे” और “लाठी” शब्दों को काम में लिया हैं जो उसके लोगों के लिए उसके मार्गदर्शन और अनुशासन के रूपक हैं।</w:t>
-      </w:r>
-    </w:p>
-    <w:p>
-      <w:pPr>
-        <w:pStyle w:val="ListBullet"/>
-        <w:spacing w:line="240" w:lineRule="auto"/>
-        <w:ind w:left="720"/>
-      </w:pPr>
-      <w:r>
-        <w:rPr>
-          <w:lang w:val="hi_IN" w:bidi="hi_IN"/>
-        </w:rPr>
-      </w:r>
-      <w:r>
-        <w:rPr>
-          <w:lang w:val="hi_IN" w:bidi="hi_IN"/>
-        </w:rPr>
-        <w:t>चरवाहा अपनी लाठी उठाकर भेड़ों की उसके नीचे से निकाल कर उनकी गिनती करता था।</w:t>
-      </w:r>
-    </w:p>
-    <w:p>
-      <w:pPr>
-        <w:pStyle w:val="ListBullet"/>
-        <w:spacing w:line="240" w:lineRule="auto"/>
-        <w:ind w:left="720"/>
-      </w:pPr>
-      <w:r>
-        <w:rPr>
-          <w:lang w:val="hi_IN" w:bidi="hi_IN"/>
-        </w:rPr>
-      </w:r>
-      <w:r>
-        <w:rPr>
-          <w:lang w:val="hi_IN" w:bidi="hi_IN"/>
-        </w:rPr>
-        <w:t>“लोहे का दण्ड” भी परमेश्वर से विमुख काम करने वालों के लिए परमेश्वर के दण्ड का प्रतीक है।</w:t>
-      </w:r>
-    </w:p>
-    <w:p>
-      <w:pPr>
-        <w:pStyle w:val="ListBullet"/>
-        <w:spacing w:line="240" w:lineRule="auto"/>
-        <w:ind w:left="720"/>
-      </w:pPr>
-      <w:r>
-        <w:rPr>
-          <w:lang w:val="hi_IN" w:bidi="hi_IN"/>
-        </w:rPr>
-      </w:r>
-      <w:r>
-        <w:rPr>
-          <w:lang w:val="hi_IN" w:bidi="hi_IN"/>
-        </w:rPr>
-        <w:t>प्राचीन युग में मापदण्ड धातु, लकड़ी या पत्थर के बने होते थे जिनकी सहायता से किसी ईमारत या वस्तु की लम्बाई नापी जाती थी।</w:t>
-      </w:r>
-    </w:p>
-    <w:p>
-      <w:pPr>
-        <w:pStyle w:val="ListBullet"/>
-        <w:spacing w:line="240" w:lineRule="auto"/>
-        <w:ind w:left="720"/>
-      </w:pPr>
-      <w:r>
-        <w:rPr>
-          <w:lang w:val="hi_IN" w:bidi="hi_IN"/>
-        </w:rPr>
-      </w:r>
-      <w:r>
-        <w:rPr>
-          <w:lang w:val="hi_IN" w:bidi="hi_IN"/>
-        </w:rPr>
-        <w:t>बाइबल में लकड़ी की छड़ी बच्चों के अनुशासन के लिए काम में ली जाती थी।</w:t>
+        <w:t>जब आत्मिक अर्थ में "लाभ" और "लाभदायक" शब्दों का प्रयोग किया जाता है, तो उनका तात्पर्य कुछ निश्चित कार्यों या व्यवहारों को करने (या किसी और द्वारा करने) के माध्यम से आत्मिक रूप से लाभकारी कुछ प्राप्त करने से होता है।</w:t>
       </w:r>
     </w:p>
     <w:p>
@@ -1908,183 +3243,43 @@
         <w:rPr>
           <w:lang w:val="hi_IN" w:bidi="hi_IN"/>
         </w:rPr>
-        <w:t xml:space="preserve">(यह भी देखें: </w:t>
-      </w:r>
-      <w:r>
-        <w:rPr>
-          <w:lang w:val="hi_IN" w:bidi="hi_IN"/>
-        </w:rPr>
-        <w:t>लाठी</w:t>
-      </w:r>
-      <w:r>
-        <w:rPr>
-          <w:lang w:val="hi_IN" w:bidi="hi_IN"/>
-        </w:rPr>
-        <w:t xml:space="preserve">, </w:t>
-      </w:r>
-      <w:r>
-        <w:rPr>
-          <w:lang w:val="hi_IN" w:bidi="hi_IN"/>
-        </w:rPr>
-        <w:t>भेड़</w:t>
-      </w:r>
-      <w:r>
-        <w:rPr>
-          <w:lang w:val="hi_IN" w:bidi="hi_IN"/>
-        </w:rPr>
-        <w:t xml:space="preserve">, </w:t>
-      </w:r>
-      <w:r>
-        <w:rPr>
-          <w:lang w:val="hi_IN" w:bidi="hi_IN"/>
-        </w:rPr>
-        <w:t>चरवाहे</w:t>
-      </w:r>
-      <w:r>
-        <w:rPr>
-          <w:lang w:val="hi_IN" w:bidi="hi_IN"/>
-        </w:rPr>
-        <w:t>)</w:t>
-      </w:r>
-    </w:p>
-    <w:p>
-      <w:pPr>
-        <w:pStyle w:val="Heading3"/>
-      </w:pPr>
-      <w:r>
-        <w:rPr>
-          <w:lang w:val="hi_IN" w:bidi="hi_IN"/>
-        </w:rPr>
-        <w:t>बाइबल के सन्दर्भ:</w:t>
-      </w:r>
-    </w:p>
-    <w:p>
-      <w:pPr>
-        <w:pStyle w:val="ListBullet"/>
-        <w:spacing w:line="240" w:lineRule="auto"/>
-        <w:ind w:left="720"/>
-      </w:pPr>
-      <w:r>
-        <w:rPr>
-          <w:lang w:val="hi_IN" w:bidi="hi_IN"/>
-        </w:rPr>
-      </w:r>
-      <w:r>
-        <w:rPr>
-          <w:lang w:val="hi_IN" w:bidi="hi_IN"/>
-        </w:rPr>
-        <w:t>1 कुरिन्थियों 4:21</w:t>
-      </w:r>
-    </w:p>
-    <w:p>
-      <w:pPr>
-        <w:pStyle w:val="ListBullet"/>
-        <w:spacing w:line="240" w:lineRule="auto"/>
-        <w:ind w:left="720"/>
-      </w:pPr>
-      <w:r>
-        <w:rPr>
-          <w:lang w:val="hi_IN" w:bidi="hi_IN"/>
-        </w:rPr>
-      </w:r>
-      <w:r>
-        <w:rPr>
-          <w:lang w:val="hi_IN" w:bidi="hi_IN"/>
-        </w:rPr>
-        <w:t>1 शमूएल 14:43–44</w:t>
-      </w:r>
-    </w:p>
-    <w:p>
-      <w:pPr>
-        <w:pStyle w:val="ListBullet"/>
-        <w:spacing w:line="240" w:lineRule="auto"/>
-        <w:ind w:left="720"/>
-      </w:pPr>
-      <w:r>
-        <w:rPr>
-          <w:lang w:val="hi_IN" w:bidi="hi_IN"/>
-        </w:rPr>
-      </w:r>
-      <w:r>
-        <w:rPr>
-          <w:lang w:val="hi_IN" w:bidi="hi_IN"/>
-        </w:rPr>
-        <w:t>प्रे.का. 16:22</w:t>
-      </w:r>
-    </w:p>
-    <w:p>
-      <w:pPr>
-        <w:pStyle w:val="ListBullet"/>
-        <w:spacing w:line="240" w:lineRule="auto"/>
-        <w:ind w:left="720"/>
-      </w:pPr>
-      <w:r>
-        <w:rPr>
-          <w:lang w:val="hi_IN" w:bidi="hi_IN"/>
-        </w:rPr>
-      </w:r>
-      <w:r>
-        <w:rPr>
-          <w:lang w:val="hi_IN" w:bidi="hi_IN"/>
-        </w:rPr>
-        <w:t>निर्गमन 27:9–10</w:t>
-      </w:r>
-    </w:p>
-    <w:p>
-      <w:pPr>
-        <w:pStyle w:val="ListBullet"/>
-        <w:spacing w:line="240" w:lineRule="auto"/>
-        <w:ind w:left="720"/>
-      </w:pPr>
-      <w:r>
-        <w:rPr>
-          <w:lang w:val="hi_IN" w:bidi="hi_IN"/>
-        </w:rPr>
-      </w:r>
-      <w:r>
-        <w:rPr>
-          <w:lang w:val="hi_IN" w:bidi="hi_IN"/>
-        </w:rPr>
-        <w:t>प्रकाशितवाक्य 11:1</w:t>
-      </w:r>
-    </w:p>
-    <w:p>
-      <w:pPr>
-        <w:pStyle w:val="Heading3"/>
-      </w:pPr>
-      <w:r>
-        <w:rPr>
-          <w:lang w:val="hi_IN" w:bidi="hi_IN"/>
-        </w:rPr>
-        <w:t>शब्द तथ्य:</w:t>
-      </w:r>
-    </w:p>
-    <w:p>
-      <w:pPr>
-        <w:pStyle w:val="ListBullet"/>
-        <w:spacing w:line="240" w:lineRule="auto"/>
-        <w:ind w:left="720"/>
-      </w:pPr>
-      <w:r>
-        <w:rPr>
-          <w:lang w:val="hi_IN" w:bidi="hi_IN"/>
-        </w:rPr>
-      </w:r>
-      <w:r>
-        <w:rPr>
-          <w:lang w:val="hi_IN" w:bidi="hi_IN"/>
-        </w:rPr>
-        <w:t>स्ट्रोंग्स: H2415, H4294, H4731, H7626, G25630, G44630, G44640</w:t>
-      </w:r>
-      <w:r>
-        <w:rPr>
-          <w:lang w:val="hi_IN" w:bidi="hi_IN"/>
-        </w:rPr>
-      </w:r>
-      <w:r>
-        <w:rPr>
-          <w:lang w:val="hi_IN" w:bidi="hi_IN"/>
-        </w:rPr>
+        <w:t>कोई चीज़ किसी के लिए आत्मिक रूप से “लाभदायक” है अगर उससे उसे आत्मिक लाभ मिलता है।</w:t>
+      </w:r>
+    </w:p>
+    <w:p>
+      <w:pPr>
+        <w:pStyle w:val="ListBullet"/>
+        <w:spacing w:line="240" w:lineRule="auto"/>
+        <w:ind w:left="720"/>
+      </w:pPr>
+      <w:r>
+        <w:rPr>
+          <w:lang w:val="hi_IN" w:bidi="hi_IN"/>
+        </w:rPr>
+      </w:r>
+      <w:r>
+        <w:rPr>
+          <w:lang w:val="hi_IN" w:bidi="hi_IN"/>
+        </w:rPr>
+        <w:t>कार्य आत्मिक रूप से लाभदायक होते हैं यदि वे परमेश्वर को प्रसन्न करते हैं तथा उस व्यक्ति और/या अन्य लोगों को आत्मिक लाभ पहुंचाते हैं।</w:t>
+      </w:r>
+    </w:p>
+    <w:p>
+      <w:pPr>
+        <w:pStyle w:val="ListBullet"/>
+        <w:spacing w:line="240" w:lineRule="auto"/>
+        <w:ind w:left="720"/>
+      </w:pPr>
+      <w:r>
+        <w:rPr>
+          <w:lang w:val="hi_IN" w:bidi="hi_IN"/>
+        </w:rPr>
+      </w:r>
+      <w:r>
+        <w:rPr>
+          <w:lang w:val="hi_IN" w:bidi="hi_IN"/>
+        </w:rPr>
+        <w:t>2 तीमुथियुस 3:16 कहता है कि सम्पूर्ण पवित्रशास्त्र “लाभदायक” हैं लोगों को सुधारने और धार्मिकता की शिक्षा देने के लिए। इसका मतलब है कि बाइबल की शिक्षाएँ लोगों को परमेश्‍वर की इच्छा के मुताबिक जीना सिखाने में मददगार और उपयोगी हैं।</w:t>
       </w:r>
     </w:p>
     <w:p>
@@ -2094,32 +3289,65 @@
           <w:lang w:val="hi_IN" w:bidi="hi_IN"/>
         </w:rPr>
       </w:r>
-    </w:p>
-    <w:p>
-      <w:pPr>
-        <w:pStyle w:val="Heading2"/>
-      </w:pPr>
-      <w:r>
-        <w:rPr>
-          <w:lang w:val="hi_IN" w:bidi="hi_IN"/>
-        </w:rPr>
-        <w:t>लाठी</w:t>
-      </w:r>
-      <w:r>
-        <w:rPr>
-          <w:lang w:val="hi_IN" w:bidi="hi_IN"/>
-        </w:rPr>
-      </w:r>
-    </w:p>
-    <w:p>
-      <w:pPr>
-        <w:pStyle w:val="Heading3"/>
-      </w:pPr>
-      <w:r>
-        <w:rPr>
-          <w:lang w:val="hi_IN" w:bidi="hi_IN"/>
-        </w:rPr>
-        <w:t>परिभाषा:</w:t>
+      <w:r>
+        <w:rPr>
+          <w:lang w:val="hi_IN" w:bidi="hi_IN"/>
+        </w:rPr>
+        <w:t>इस अर्थ में "लाभहीन" शब्द का अर्थ है लाभकारी या सहायक न होना।</w:t>
+      </w:r>
+    </w:p>
+    <w:p>
+      <w:pPr>
+        <w:pStyle w:val="ListBullet"/>
+        <w:spacing w:line="240" w:lineRule="auto"/>
+        <w:ind w:left="720"/>
+      </w:pPr>
+      <w:r>
+        <w:rPr>
+          <w:lang w:val="hi_IN" w:bidi="hi_IN"/>
+        </w:rPr>
+      </w:r>
+      <w:r>
+        <w:rPr>
+          <w:lang w:val="hi_IN" w:bidi="hi_IN"/>
+        </w:rPr>
+        <w:t>इसका शाब्दिक अर्थ है किसी भी चीज से लाभ न उठाना या किसी को कोई लाभकारी चीज प्राप्त करने में सहायता न करना।</w:t>
+      </w:r>
+    </w:p>
+    <w:p>
+      <w:pPr>
+        <w:pStyle w:val="ListBullet"/>
+        <w:spacing w:line="240" w:lineRule="auto"/>
+        <w:ind w:left="720"/>
+      </w:pPr>
+      <w:r>
+        <w:rPr>
+          <w:lang w:val="hi_IN" w:bidi="hi_IN"/>
+        </w:rPr>
+      </w:r>
+      <w:r>
+        <w:rPr>
+          <w:lang w:val="hi_IN" w:bidi="hi_IN"/>
+        </w:rPr>
+        <w:t>जो काम आत्मिक रूप से लाभहीन है वह करने योग्य नहीं है क्योंकि उससे परमेश्‍वर प्रसन्न नहीं होते और उससे कोई आत्मिक लाभ या प्रतिफल नहीं मिलता।</w:t>
+      </w:r>
+    </w:p>
+    <w:p>
+      <w:pPr>
+        <w:pStyle w:val="ListBullet"/>
+        <w:spacing w:line="240" w:lineRule="auto"/>
+        <w:ind w:left="720"/>
+      </w:pPr>
+      <w:r>
+        <w:rPr>
+          <w:lang w:val="hi_IN" w:bidi="hi_IN"/>
+        </w:rPr>
+      </w:r>
+      <w:r>
+        <w:rPr>
+          <w:lang w:val="hi_IN" w:bidi="hi_IN"/>
+        </w:rPr>
+        <w:t>इसका अनुवाद “लाभहीन” या “अलाभकारी ” या “बेकार” या “उपयोगी नहीं” या “कोई लाभ न देने वाला” के रूप में किया जा सकता है।</w:t>
       </w:r>
     </w:p>
     <w:p>
@@ -2133,1295 +3361,7 @@
         <w:rPr>
           <w:lang w:val="hi_IN" w:bidi="hi_IN"/>
         </w:rPr>
-        <w:t>लाठी एक लम्बी लकड़ी होती थी जिसका उपयोग चलने में सहारा लेने के लिए किया जाता था।</w:t>
-      </w:r>
-    </w:p>
-    <w:p>
-      <w:pPr/>
-      <w:r>
-        <w:rPr>
-          <w:lang w:val="hi_IN" w:bidi="hi_IN"/>
-        </w:rPr>
-      </w:r>
-      <w:r>
-        <w:rPr>
-          <w:lang w:val="hi_IN" w:bidi="hi_IN"/>
-        </w:rPr>
-        <w:t>याकूब अपनी वृद्धावस्था में चलने के लिए लाठी का सहारा लेता था। परमेश्वर ने अपना सामर्थ्य प्रकट करने के लिए मूसा की लाठी को सांप बना दिया था। चरवाहे भी लाठी का उपयोग करके भेड़ों को चलाते थे या वे गिर जाएं या भटक जाएं तो उनका बचाव करते थे। चरवाहे की लाठी के सिरे पर एक कांटा होता था परन्तु वह चरवाहे की लाठी से भिन्न होती थी क्योंकि चरवाहे की लाठी सीधी होती थी और भेड़ों पर आक्रमण करने वाले वन पशुओं को मारने के लिए काम में ली जाती थी।</w:t>
-      </w:r>
-    </w:p>
-    <w:p>
-      <w:pPr/>
-      <w:r>
-        <w:rPr>
-          <w:lang w:val="hi_IN" w:bidi="hi_IN"/>
-        </w:rPr>
-      </w:r>
-      <w:r>
-        <w:rPr>
-          <w:lang w:val="hi_IN" w:bidi="hi_IN"/>
-        </w:rPr>
-        <w:t xml:space="preserve">(यह भी देखें: </w:t>
-      </w:r>
-      <w:r>
-        <w:rPr>
-          <w:lang w:val="hi_IN" w:bidi="hi_IN"/>
-        </w:rPr>
-        <w:t>फिरौन</w:t>
-      </w:r>
-      <w:r>
-        <w:rPr>
-          <w:lang w:val="hi_IN" w:bidi="hi_IN"/>
-        </w:rPr>
-        <w:t xml:space="preserve">, </w:t>
-      </w:r>
-      <w:r>
-        <w:rPr>
-          <w:lang w:val="hi_IN" w:bidi="hi_IN"/>
-        </w:rPr>
-        <w:t>सामर्थ्य</w:t>
-      </w:r>
-      <w:r>
-        <w:rPr>
-          <w:lang w:val="hi_IN" w:bidi="hi_IN"/>
-        </w:rPr>
-        <w:t xml:space="preserve">, </w:t>
-      </w:r>
-      <w:r>
-        <w:rPr>
-          <w:lang w:val="hi_IN" w:bidi="hi_IN"/>
-        </w:rPr>
-        <w:t>भेड़</w:t>
-      </w:r>
-      <w:r>
-        <w:rPr>
-          <w:lang w:val="hi_IN" w:bidi="hi_IN"/>
-        </w:rPr>
-        <w:t xml:space="preserve">, </w:t>
-      </w:r>
-      <w:r>
-        <w:rPr>
-          <w:lang w:val="hi_IN" w:bidi="hi_IN"/>
-        </w:rPr>
-        <w:t>चरवाहां</w:t>
-      </w:r>
-      <w:r>
-        <w:rPr>
-          <w:lang w:val="hi_IN" w:bidi="hi_IN"/>
-        </w:rPr>
-        <w:t>)</w:t>
-      </w:r>
-    </w:p>
-    <w:p>
-      <w:pPr>
-        <w:pStyle w:val="Heading3"/>
-      </w:pPr>
-      <w:r>
-        <w:rPr>
-          <w:lang w:val="hi_IN" w:bidi="hi_IN"/>
-        </w:rPr>
-        <w:t>बाइबल के सन्दर्भ:</w:t>
-      </w:r>
-    </w:p>
-    <w:p>
-      <w:pPr>
-        <w:pStyle w:val="ListBullet"/>
-        <w:spacing w:line="240" w:lineRule="auto"/>
-        <w:ind w:left="720"/>
-      </w:pPr>
-      <w:r>
-        <w:rPr>
-          <w:lang w:val="hi_IN" w:bidi="hi_IN"/>
-        </w:rPr>
-      </w:r>
-      <w:r>
-        <w:rPr>
-          <w:lang w:val="hi_IN" w:bidi="hi_IN"/>
-        </w:rPr>
-        <w:t>निर्गमन 4:1–3</w:t>
-      </w:r>
-    </w:p>
-    <w:p>
-      <w:pPr>
-        <w:pStyle w:val="ListBullet"/>
-        <w:spacing w:line="240" w:lineRule="auto"/>
-        <w:ind w:left="720"/>
-      </w:pPr>
-      <w:r>
-        <w:rPr>
-          <w:lang w:val="hi_IN" w:bidi="hi_IN"/>
-        </w:rPr>
-      </w:r>
-      <w:r>
-        <w:rPr>
-          <w:lang w:val="hi_IN" w:bidi="hi_IN"/>
-        </w:rPr>
-        <w:t>निर्गमन 7:9</w:t>
-      </w:r>
-    </w:p>
-    <w:p>
-      <w:pPr>
-        <w:pStyle w:val="ListBullet"/>
-        <w:spacing w:line="240" w:lineRule="auto"/>
-        <w:ind w:left="720"/>
-      </w:pPr>
-      <w:r>
-        <w:rPr>
-          <w:lang w:val="hi_IN" w:bidi="hi_IN"/>
-        </w:rPr>
-      </w:r>
-      <w:r>
-        <w:rPr>
-          <w:lang w:val="hi_IN" w:bidi="hi_IN"/>
-        </w:rPr>
-        <w:t>लूका 9:3</w:t>
-      </w:r>
-    </w:p>
-    <w:p>
-      <w:pPr>
-        <w:pStyle w:val="ListBullet"/>
-        <w:spacing w:line="240" w:lineRule="auto"/>
-        <w:ind w:left="720"/>
-      </w:pPr>
-      <w:r>
-        <w:rPr>
-          <w:lang w:val="hi_IN" w:bidi="hi_IN"/>
-        </w:rPr>
-      </w:r>
-      <w:r>
-        <w:rPr>
-          <w:lang w:val="hi_IN" w:bidi="hi_IN"/>
-        </w:rPr>
-        <w:t>मरकुस 6:7–9</w:t>
-      </w:r>
-    </w:p>
-    <w:p>
-      <w:pPr>
-        <w:pStyle w:val="ListBullet"/>
-        <w:spacing w:line="240" w:lineRule="auto"/>
-        <w:ind w:left="720"/>
-      </w:pPr>
-      <w:r>
-        <w:rPr>
-          <w:lang w:val="hi_IN" w:bidi="hi_IN"/>
-        </w:rPr>
-      </w:r>
-      <w:r>
-        <w:rPr>
-          <w:lang w:val="hi_IN" w:bidi="hi_IN"/>
-        </w:rPr>
-        <w:t>मत्ती. 10:8–10</w:t>
-      </w:r>
-    </w:p>
-    <w:p>
-      <w:pPr>
-        <w:pStyle w:val="ListBullet"/>
-        <w:spacing w:line="240" w:lineRule="auto"/>
-        <w:ind w:left="720"/>
-      </w:pPr>
-      <w:r>
-        <w:rPr>
-          <w:lang w:val="hi_IN" w:bidi="hi_IN"/>
-        </w:rPr>
-      </w:r>
-      <w:r>
-        <w:rPr>
-          <w:lang w:val="hi_IN" w:bidi="hi_IN"/>
-        </w:rPr>
-        <w:t>मत्ती. 27:29</w:t>
-      </w:r>
-    </w:p>
-    <w:p>
-      <w:pPr>
-        <w:pStyle w:val="Heading3"/>
-      </w:pPr>
-      <w:r>
-        <w:rPr>
-          <w:lang w:val="hi_IN" w:bidi="hi_IN"/>
-        </w:rPr>
-        <w:t>शब्द तथ्य:</w:t>
-      </w:r>
-    </w:p>
-    <w:p>
-      <w:pPr>
-        <w:pStyle w:val="ListBullet"/>
-        <w:spacing w:line="240" w:lineRule="auto"/>
-        <w:ind w:left="720"/>
-      </w:pPr>
-      <w:r>
-        <w:rPr>
-          <w:lang w:val="hi_IN" w:bidi="hi_IN"/>
-        </w:rPr>
-      </w:r>
-      <w:r>
-        <w:rPr>
-          <w:lang w:val="hi_IN" w:bidi="hi_IN"/>
-        </w:rPr>
-        <w:t>Strong's: H4132, H4294, H4731, H4938, H6086, H6418, H7626, G25630, G35860, G44640</w:t>
-      </w:r>
-      <w:r>
-        <w:rPr>
-          <w:lang w:val="hi_IN" w:bidi="hi_IN"/>
-        </w:rPr>
-      </w:r>
-      <w:r>
-        <w:rPr>
-          <w:lang w:val="hi_IN" w:bidi="hi_IN"/>
-        </w:rPr>
-      </w:r>
-    </w:p>
-    <w:p>
-      <w:pPr/>
-      <w:r>
-        <w:rPr>
-          <w:lang w:val="hi_IN" w:bidi="hi_IN"/>
-        </w:rPr>
-      </w:r>
-    </w:p>
-    <w:p>
-      <w:pPr>
-        <w:pStyle w:val="Heading2"/>
-      </w:pPr>
-      <w:r>
-        <w:rPr>
-          <w:lang w:val="hi_IN" w:bidi="hi_IN"/>
-        </w:rPr>
-        <w:t>लाबान</w:t>
-      </w:r>
-      <w:r>
-        <w:rPr>
-          <w:lang w:val="hi_IN" w:bidi="hi_IN"/>
-        </w:rPr>
-      </w:r>
-    </w:p>
-    <w:p>
-      <w:pPr>
-        <w:pStyle w:val="Heading3"/>
-      </w:pPr>
-      <w:r>
-        <w:rPr>
-          <w:lang w:val="hi_IN" w:bidi="hi_IN"/>
-        </w:rPr>
-        <w:t>तथ्य:</w:t>
-      </w:r>
-    </w:p>
-    <w:p>
-      <w:pPr/>
-      <w:r>
-        <w:rPr>
-          <w:lang w:val="hi_IN" w:bidi="hi_IN"/>
-        </w:rPr>
-      </w:r>
-      <w:r>
-        <w:rPr>
-          <w:lang w:val="hi_IN" w:bidi="hi_IN"/>
-        </w:rPr>
-        <w:t>पुराने नियम में लाबान याकूब का मामा और ससुर दोनों था।</w:t>
-      </w:r>
-    </w:p>
-    <w:p>
-      <w:pPr>
-        <w:pStyle w:val="ListBullet"/>
-        <w:spacing w:line="240" w:lineRule="auto"/>
-        <w:ind w:left="720"/>
-      </w:pPr>
-      <w:r>
-        <w:rPr>
-          <w:lang w:val="hi_IN" w:bidi="hi_IN"/>
-        </w:rPr>
-      </w:r>
-      <w:r>
-        <w:rPr>
-          <w:lang w:val="hi_IN" w:bidi="hi_IN"/>
-        </w:rPr>
-        <w:t>याकूब पद्दनराम में लाबान के घर में रहा था और उसकी पुत्रियों से विवाह करने की शर्त में उसकी भेड़ बकरियों को संभालता था।</w:t>
-      </w:r>
-    </w:p>
-    <w:p>
-      <w:pPr>
-        <w:pStyle w:val="ListBullet"/>
-        <w:spacing w:line="240" w:lineRule="auto"/>
-        <w:ind w:left="720"/>
-      </w:pPr>
-      <w:r>
-        <w:rPr>
-          <w:lang w:val="hi_IN" w:bidi="hi_IN"/>
-        </w:rPr>
-      </w:r>
-      <w:r>
-        <w:rPr>
-          <w:lang w:val="hi_IN" w:bidi="hi_IN"/>
-        </w:rPr>
-        <w:t>याकूब लाबान की पुत्री राहेल से विवाह करना चाहता था।</w:t>
-      </w:r>
-    </w:p>
-    <w:p>
-      <w:pPr>
-        <w:pStyle w:val="ListBullet"/>
-        <w:spacing w:line="240" w:lineRule="auto"/>
-        <w:ind w:left="720"/>
-      </w:pPr>
-      <w:r>
-        <w:rPr>
-          <w:lang w:val="hi_IN" w:bidi="hi_IN"/>
-        </w:rPr>
-      </w:r>
-      <w:r>
-        <w:rPr>
-          <w:lang w:val="hi_IN" w:bidi="hi_IN"/>
-        </w:rPr>
-        <w:t>लाबान ने धोखे से अपनी बड़ी पुत्री राहेल की बहन लिआ: से उसका विवाह कर दिया।</w:t>
-      </w:r>
-    </w:p>
-    <w:p>
-      <w:pPr/>
-      <w:r>
-        <w:rPr>
-          <w:lang w:val="hi_IN" w:bidi="hi_IN"/>
-        </w:rPr>
-      </w:r>
-      <w:r>
-        <w:rPr>
-          <w:lang w:val="hi_IN" w:bidi="hi_IN"/>
-        </w:rPr>
-        <w:t>(अनुवाद के सुझाव नामों का अनुवाद कैसे करें)</w:t>
-      </w:r>
-    </w:p>
-    <w:p>
-      <w:pPr/>
-      <w:r>
-        <w:rPr>
-          <w:lang w:val="hi_IN" w:bidi="hi_IN"/>
-        </w:rPr>
-      </w:r>
-      <w:r>
-        <w:rPr>
-          <w:lang w:val="hi_IN" w:bidi="hi_IN"/>
-        </w:rPr>
-        <w:t xml:space="preserve">(यह भी देखें: </w:t>
-      </w:r>
-      <w:r>
-        <w:rPr>
-          <w:lang w:val="hi_IN" w:bidi="hi_IN"/>
-        </w:rPr>
-        <w:t>याकूब</w:t>
-      </w:r>
-      <w:r>
-        <w:rPr>
-          <w:lang w:val="hi_IN" w:bidi="hi_IN"/>
-        </w:rPr>
-        <w:t xml:space="preserve">, </w:t>
-      </w:r>
-      <w:r>
-        <w:rPr>
-          <w:lang w:val="hi_IN" w:bidi="hi_IN"/>
-        </w:rPr>
-        <w:t>नाहोर</w:t>
-      </w:r>
-      <w:r>
-        <w:rPr>
-          <w:lang w:val="hi_IN" w:bidi="hi_IN"/>
-        </w:rPr>
-        <w:t xml:space="preserve">, </w:t>
-      </w:r>
-      <w:r>
-        <w:rPr>
-          <w:lang w:val="hi_IN" w:bidi="hi_IN"/>
-        </w:rPr>
-        <w:t>लिआ:</w:t>
-      </w:r>
-      <w:r>
-        <w:rPr>
-          <w:lang w:val="hi_IN" w:bidi="hi_IN"/>
-        </w:rPr>
-        <w:t xml:space="preserve">, </w:t>
-      </w:r>
-      <w:r>
-        <w:rPr>
-          <w:lang w:val="hi_IN" w:bidi="hi_IN"/>
-        </w:rPr>
-        <w:t>राहेल</w:t>
-      </w:r>
-      <w:r>
-        <w:rPr>
-          <w:lang w:val="hi_IN" w:bidi="hi_IN"/>
-        </w:rPr>
-        <w:t>)</w:t>
-      </w:r>
-    </w:p>
-    <w:p>
-      <w:pPr>
-        <w:pStyle w:val="Heading3"/>
-      </w:pPr>
-      <w:r>
-        <w:rPr>
-          <w:lang w:val="hi_IN" w:bidi="hi_IN"/>
-        </w:rPr>
-        <w:t>बाइबल सन्दर्भ:</w:t>
-      </w:r>
-    </w:p>
-    <w:p>
-      <w:pPr>
-        <w:pStyle w:val="ListBullet"/>
-        <w:spacing w:line="240" w:lineRule="auto"/>
-        <w:ind w:left="720"/>
-      </w:pPr>
-      <w:r>
-        <w:rPr>
-          <w:lang w:val="hi_IN" w:bidi="hi_IN"/>
-        </w:rPr>
-      </w:r>
-      <w:r>
-        <w:rPr>
-          <w:lang w:val="hi_IN" w:bidi="hi_IN"/>
-        </w:rPr>
-        <w:t>उत्पत्ति 24:28–30</w:t>
-      </w:r>
-    </w:p>
-    <w:p>
-      <w:pPr>
-        <w:pStyle w:val="ListBullet"/>
-        <w:spacing w:line="240" w:lineRule="auto"/>
-        <w:ind w:left="720"/>
-      </w:pPr>
-      <w:r>
-        <w:rPr>
-          <w:lang w:val="hi_IN" w:bidi="hi_IN"/>
-        </w:rPr>
-      </w:r>
-      <w:r>
-        <w:rPr>
-          <w:lang w:val="hi_IN" w:bidi="hi_IN"/>
-        </w:rPr>
-        <w:t>उत्पत्ति 24:50–51</w:t>
-      </w:r>
-    </w:p>
-    <w:p>
-      <w:pPr>
-        <w:pStyle w:val="ListBullet"/>
-        <w:spacing w:line="240" w:lineRule="auto"/>
-        <w:ind w:left="720"/>
-      </w:pPr>
-      <w:r>
-        <w:rPr>
-          <w:lang w:val="hi_IN" w:bidi="hi_IN"/>
-        </w:rPr>
-      </w:r>
-      <w:r>
-        <w:rPr>
-          <w:lang w:val="hi_IN" w:bidi="hi_IN"/>
-        </w:rPr>
-        <w:t>उत्पत्ति 27:43–45</w:t>
-      </w:r>
-    </w:p>
-    <w:p>
-      <w:pPr>
-        <w:pStyle w:val="ListBullet"/>
-        <w:spacing w:line="240" w:lineRule="auto"/>
-        <w:ind w:left="720"/>
-      </w:pPr>
-      <w:r>
-        <w:rPr>
-          <w:lang w:val="hi_IN" w:bidi="hi_IN"/>
-        </w:rPr>
-      </w:r>
-      <w:r>
-        <w:rPr>
-          <w:lang w:val="hi_IN" w:bidi="hi_IN"/>
-        </w:rPr>
-        <w:t>उत्पत्ति 28:1–2</w:t>
-      </w:r>
-    </w:p>
-    <w:p>
-      <w:pPr>
-        <w:pStyle w:val="ListBullet"/>
-        <w:spacing w:line="240" w:lineRule="auto"/>
-        <w:ind w:left="720"/>
-      </w:pPr>
-      <w:r>
-        <w:rPr>
-          <w:lang w:val="hi_IN" w:bidi="hi_IN"/>
-        </w:rPr>
-      </w:r>
-      <w:r>
-        <w:rPr>
-          <w:lang w:val="hi_IN" w:bidi="hi_IN"/>
-        </w:rPr>
-        <w:t>उत्पत्ति 29:4–6</w:t>
-      </w:r>
-    </w:p>
-    <w:p>
-      <w:pPr>
-        <w:pStyle w:val="ListBullet"/>
-        <w:spacing w:line="240" w:lineRule="auto"/>
-        <w:ind w:left="720"/>
-      </w:pPr>
-      <w:r>
-        <w:rPr>
-          <w:lang w:val="hi_IN" w:bidi="hi_IN"/>
-        </w:rPr>
-      </w:r>
-      <w:r>
-        <w:rPr>
-          <w:lang w:val="hi_IN" w:bidi="hi_IN"/>
-        </w:rPr>
-        <w:t>उत्पत्ति 29:13–14</w:t>
-      </w:r>
-    </w:p>
-    <w:p>
-      <w:pPr>
-        <w:pStyle w:val="ListBullet"/>
-        <w:spacing w:line="240" w:lineRule="auto"/>
-        <w:ind w:left="720"/>
-      </w:pPr>
-      <w:r>
-        <w:rPr>
-          <w:lang w:val="hi_IN" w:bidi="hi_IN"/>
-        </w:rPr>
-      </w:r>
-      <w:r>
-        <w:rPr>
-          <w:lang w:val="hi_IN" w:bidi="hi_IN"/>
-        </w:rPr>
-        <w:t>उत्पत्ति 30:25–26</w:t>
-      </w:r>
-    </w:p>
-    <w:p>
-      <w:pPr>
-        <w:pStyle w:val="ListBullet"/>
-        <w:spacing w:line="240" w:lineRule="auto"/>
-        <w:ind w:left="720"/>
-      </w:pPr>
-      <w:r>
-        <w:rPr>
-          <w:lang w:val="hi_IN" w:bidi="hi_IN"/>
-        </w:rPr>
-      </w:r>
-      <w:r>
-        <w:rPr>
-          <w:lang w:val="hi_IN" w:bidi="hi_IN"/>
-        </w:rPr>
-        <w:t>उत्पत्ति 46:16–18</w:t>
-      </w:r>
-    </w:p>
-    <w:p>
-      <w:pPr>
-        <w:pStyle w:val="Heading3"/>
-      </w:pPr>
-      <w:r>
-        <w:rPr>
-          <w:lang w:val="hi_IN" w:bidi="hi_IN"/>
-        </w:rPr>
-        <w:t>शब्द तथ्य:</w:t>
-      </w:r>
-    </w:p>
-    <w:p>
-      <w:pPr>
-        <w:pStyle w:val="ListBullet"/>
-        <w:spacing w:line="240" w:lineRule="auto"/>
-        <w:ind w:left="720"/>
-      </w:pPr>
-      <w:r>
-        <w:rPr>
-          <w:lang w:val="hi_IN" w:bidi="hi_IN"/>
-        </w:rPr>
-      </w:r>
-      <w:r>
-        <w:rPr>
-          <w:lang w:val="hi_IN" w:bidi="hi_IN"/>
-        </w:rPr>
-        <w:t>Strong's: H3837</w:t>
-      </w:r>
-      <w:r>
-        <w:rPr>
-          <w:lang w:val="hi_IN" w:bidi="hi_IN"/>
-        </w:rPr>
-      </w:r>
-      <w:r>
-        <w:rPr>
-          <w:lang w:val="hi_IN" w:bidi="hi_IN"/>
-        </w:rPr>
-      </w:r>
-    </w:p>
-    <w:p>
-      <w:pPr/>
-      <w:r>
-        <w:rPr>
-          <w:lang w:val="hi_IN" w:bidi="hi_IN"/>
-        </w:rPr>
-      </w:r>
-    </w:p>
-    <w:p>
-      <w:pPr>
-        <w:pStyle w:val="Heading2"/>
-      </w:pPr>
-      <w:r>
-        <w:rPr>
-          <w:lang w:val="hi_IN" w:bidi="hi_IN"/>
-        </w:rPr>
-        <w:t>लाभ</w:t>
-      </w:r>
-      <w:r>
-        <w:rPr>
-          <w:lang w:val="hi_IN" w:bidi="hi_IN"/>
-        </w:rPr>
-      </w:r>
-    </w:p>
-    <w:p>
-      <w:pPr>
-        <w:pStyle w:val="Heading3"/>
-      </w:pPr>
-      <w:r>
-        <w:rPr>
-          <w:lang w:val="hi_IN" w:bidi="hi_IN"/>
-        </w:rPr>
-        <w:t>परिभाषा:</w:t>
-      </w:r>
-    </w:p>
-    <w:p>
-      <w:pPr/>
-      <w:r>
-        <w:rPr>
-          <w:lang w:val="hi_IN" w:bidi="hi_IN"/>
-        </w:rPr>
-      </w:r>
-      <w:r>
-        <w:rPr>
-          <w:lang w:val="hi_IN" w:bidi="hi_IN"/>
-        </w:rPr>
-        <w:t>सामान्यत:, "लाभ" और "लाभदायक" शब्दों का सन्दर्भ किसी निश्चित कार्य या व्यवहार के द्वारा किसी भलाई को पाना|</w:t>
-      </w:r>
-    </w:p>
-    <w:p>
-      <w:pPr/>
-      <w:r>
-        <w:rPr>
-          <w:lang w:val="hi_IN" w:bidi="hi_IN"/>
-        </w:rPr>
-      </w:r>
-      <w:r>
-        <w:rPr>
-          <w:lang w:val="hi_IN" w:bidi="hi_IN"/>
-        </w:rPr>
-        <w:t>कोई वस्तु किसी के लिए लाभदायक है, यदि उससे उसकी भलाई उत्पन्न होती है या उससे उसको सहायता मिलती है कि मनुष्यों के लिए भलाई उत्पन्न करे|</w:t>
-      </w:r>
-    </w:p>
-    <w:p>
-      <w:pPr>
-        <w:pStyle w:val="ListBullet"/>
-        <w:spacing w:line="240" w:lineRule="auto"/>
-        <w:ind w:left="720"/>
-      </w:pPr>
-      <w:r>
-        <w:rPr>
-          <w:lang w:val="hi_IN" w:bidi="hi_IN"/>
-        </w:rPr>
-      </w:r>
-      <w:r>
-        <w:rPr>
-          <w:lang w:val="hi_IN" w:bidi="hi_IN"/>
-        </w:rPr>
-        <w:t>“लाभ” विशेष करके व्यापार में पैसा मुनाफ़ा प्राप्त करने के संदर्भ में होता है। व्यापार लाभदायक होता है जहां निवेष से अधिक पैसा प्राप्त हो।</w:t>
-      </w:r>
-    </w:p>
-    <w:p>
-      <w:pPr>
-        <w:pStyle w:val="ListBullet"/>
-        <w:spacing w:line="240" w:lineRule="auto"/>
-        <w:ind w:left="720"/>
-      </w:pPr>
-      <w:r>
-        <w:rPr>
-          <w:lang w:val="hi_IN" w:bidi="hi_IN"/>
-        </w:rPr>
-      </w:r>
-      <w:r>
-        <w:rPr>
-          <w:lang w:val="hi_IN" w:bidi="hi_IN"/>
-        </w:rPr>
-        <w:t>कर्म लाभकारी तब होते हैं जब उनके द्वारा मनुष्यों को लाभ होता है।</w:t>
-      </w:r>
-    </w:p>
-    <w:p>
-      <w:pPr>
-        <w:pStyle w:val="ListBullet"/>
-        <w:spacing w:line="240" w:lineRule="auto"/>
-        <w:ind w:left="720"/>
-      </w:pPr>
-      <w:r>
-        <w:rPr>
-          <w:lang w:val="hi_IN" w:bidi="hi_IN"/>
-        </w:rPr>
-      </w:r>
-      <w:r>
-        <w:rPr>
-          <w:lang w:val="hi_IN" w:bidi="hi_IN"/>
-        </w:rPr>
-        <w:t>2 तीमु. 3:16 में लिखा है कि संपूर्ण पवित्रशास्त्र मनुष्यों के सुधार और शिक्षा के लिए “लाभदायक” है। इसका अर्थ है कि बाइबल की शिक्षाएँ मनुष्यों को परमेश्वर की इच्छा का जीवन जीने में सहायक और उपयोगी हैं।</w:t>
-      </w:r>
-    </w:p>
-    <w:p>
-      <w:pPr/>
-      <w:r>
-        <w:rPr>
-          <w:lang w:val="hi_IN" w:bidi="hi_IN"/>
-        </w:rPr>
-      </w:r>
-      <w:r>
-        <w:rPr>
-          <w:lang w:val="hi_IN" w:bidi="hi_IN"/>
-        </w:rPr>
-        <w:t>"अलाभकारी" शब्द का अर्थ उपयोगी नहीं होना है।</w:t>
-      </w:r>
-    </w:p>
-    <w:p>
-      <w:pPr>
-        <w:pStyle w:val="ListBullet"/>
-        <w:spacing w:line="240" w:lineRule="auto"/>
-        <w:ind w:left="720"/>
-      </w:pPr>
-      <w:r>
-        <w:rPr>
-          <w:lang w:val="hi_IN" w:bidi="hi_IN"/>
-        </w:rPr>
-      </w:r>
-      <w:r>
-        <w:rPr>
-          <w:lang w:val="hi_IN" w:bidi="hi_IN"/>
-        </w:rPr>
-        <w:t>इसका शाब्दिक अर्थ है किसी लाभ का न होना या लाभ उठाने में किसी के सहायक न होना|</w:t>
-      </w:r>
-    </w:p>
-    <w:p>
-      <w:pPr>
-        <w:pStyle w:val="ListBullet"/>
-        <w:spacing w:line="240" w:lineRule="auto"/>
-        <w:ind w:left="720"/>
-      </w:pPr>
-      <w:r>
-        <w:rPr>
-          <w:lang w:val="hi_IN" w:bidi="hi_IN"/>
-        </w:rPr>
-      </w:r>
-      <w:r>
-        <w:rPr>
-          <w:lang w:val="hi_IN" w:bidi="hi_IN"/>
-        </w:rPr>
-        <w:t>अलाभकारी काम को करना व्यर्थ है क्योंकि उससे किसी प्रकार का लाभ नहीं होता है|</w:t>
-      </w:r>
-    </w:p>
-    <w:p>
-      <w:pPr>
-        <w:pStyle w:val="ListBullet"/>
-        <w:spacing w:line="240" w:lineRule="auto"/>
-        <w:ind w:left="720"/>
-      </w:pPr>
-      <w:r>
-        <w:rPr>
-          <w:lang w:val="hi_IN" w:bidi="hi_IN"/>
-        </w:rPr>
-      </w:r>
-      <w:r>
-        <w:rPr>
-          <w:lang w:val="hi_IN" w:bidi="hi_IN"/>
-        </w:rPr>
-        <w:t>इसका अनुवाद हो सकता है, "निकम्मा" या "अनुचित" या "अनुपयोगी" या "अयोग्य" या "अहितकर" या "कोई लाभ का नहीं"</w:t>
-      </w:r>
-    </w:p>
-    <w:p>
-      <w:pPr/>
-      <w:r>
-        <w:rPr>
-          <w:lang w:val="hi_IN" w:bidi="hi_IN"/>
-        </w:rPr>
-      </w:r>
-      <w:r>
-        <w:rPr>
-          <w:lang w:val="hi_IN" w:bidi="hi_IN"/>
-        </w:rPr>
-        <w:t xml:space="preserve">(यह भी देखें: </w:t>
-      </w:r>
-      <w:r>
-        <w:rPr>
-          <w:lang w:val="hi_IN" w:bidi="hi_IN"/>
-        </w:rPr>
-        <w:t>योग्य</w:t>
-      </w:r>
-      <w:r>
-        <w:rPr>
-          <w:lang w:val="hi_IN" w:bidi="hi_IN"/>
-        </w:rPr>
-        <w:t>)</w:t>
-      </w:r>
-    </w:p>
-    <w:p>
-      <w:pPr>
-        <w:pStyle w:val="Heading3"/>
-      </w:pPr>
-      <w:r>
-        <w:rPr>
-          <w:lang w:val="hi_IN" w:bidi="hi_IN"/>
-        </w:rPr>
-        <w:t>अनुवाद के सुझाव:</w:t>
-      </w:r>
-    </w:p>
-    <w:p>
-      <w:pPr>
-        <w:pStyle w:val="ListBullet"/>
-        <w:spacing w:line="240" w:lineRule="auto"/>
-        <w:ind w:left="720"/>
-      </w:pPr>
-      <w:r>
-        <w:rPr>
-          <w:lang w:val="hi_IN" w:bidi="hi_IN"/>
-        </w:rPr>
-      </w:r>
-      <w:r>
-        <w:rPr>
-          <w:lang w:val="hi_IN" w:bidi="hi_IN"/>
-        </w:rPr>
-        <w:t>प्रकरण के अनुसार “लाभ” का अनुवाद “हित” या “सहायता” या “प्राप्ति” हो सकता है।</w:t>
-      </w:r>
-    </w:p>
-    <w:p>
-      <w:pPr>
-        <w:pStyle w:val="ListBullet"/>
-        <w:spacing w:line="240" w:lineRule="auto"/>
-        <w:ind w:left="720"/>
-      </w:pPr>
-      <w:r>
-        <w:rPr>
-          <w:lang w:val="hi_IN" w:bidi="hi_IN"/>
-        </w:rPr>
-      </w:r>
-      <w:r>
-        <w:rPr>
-          <w:lang w:val="hi_IN" w:bidi="hi_IN"/>
-        </w:rPr>
-        <w:t>“लाभदायक” का अनुवाद “उपयोगी” या “हितकारी” या “सहायक” हो सकता है।</w:t>
-      </w:r>
-    </w:p>
-    <w:p>
-      <w:pPr>
-        <w:pStyle w:val="ListBullet"/>
-        <w:spacing w:line="240" w:lineRule="auto"/>
-        <w:ind w:left="720"/>
-      </w:pPr>
-      <w:r>
-        <w:rPr>
-          <w:lang w:val="hi_IN" w:bidi="hi_IN"/>
-        </w:rPr>
-      </w:r>
-      <w:r>
-        <w:rPr>
-          <w:lang w:val="hi_IN" w:bidi="hi_IN"/>
-        </w:rPr>
-        <w:t>“किसी "से लाभ उठाना” का अनुवाद हो सकता है, “ किसी से हित प्राप्ति” या “से पैसा प्राप्त करना” या “से सहायता प्राप्त करना”</w:t>
-      </w:r>
-    </w:p>
-    <w:p>
-      <w:pPr>
-        <w:pStyle w:val="ListBullet"/>
-        <w:spacing w:line="240" w:lineRule="auto"/>
-        <w:ind w:left="720"/>
-      </w:pPr>
-      <w:r>
-        <w:rPr>
-          <w:lang w:val="hi_IN" w:bidi="hi_IN"/>
-        </w:rPr>
-      </w:r>
-      <w:r>
-        <w:rPr>
-          <w:lang w:val="hi_IN" w:bidi="hi_IN"/>
-        </w:rPr>
-        <w:t>व्यापार के संदर्भ में “लाभ” का अनुवाद ऐसे शब्द या व्याख्यांश द्वारा किया जाए जिसका अर्थ “पैसों का लाभ” या “पैसों की अधिकता” या “अतिरिक्त पैसा” हो।</w:t>
-      </w:r>
-    </w:p>
-    <w:p>
-      <w:pPr>
-        <w:pStyle w:val="Heading3"/>
-      </w:pPr>
-      <w:r>
-        <w:rPr>
-          <w:lang w:val="hi_IN" w:bidi="hi_IN"/>
-        </w:rPr>
-        <w:t>बाइबल संदर्भ:</w:t>
-      </w:r>
-    </w:p>
-    <w:p>
-      <w:pPr>
-        <w:pStyle w:val="ListBullet"/>
-        <w:spacing w:line="240" w:lineRule="auto"/>
-        <w:ind w:left="720"/>
-      </w:pPr>
-      <w:r>
-        <w:rPr>
-          <w:lang w:val="hi_IN" w:bidi="hi_IN"/>
-        </w:rPr>
-      </w:r>
-      <w:r>
-        <w:rPr>
-          <w:lang w:val="hi_IN" w:bidi="hi_IN"/>
-        </w:rPr>
-        <w:t>अय्यूब 15:3</w:t>
-      </w:r>
-    </w:p>
-    <w:p>
-      <w:pPr>
-        <w:pStyle w:val="ListBullet"/>
-        <w:spacing w:line="240" w:lineRule="auto"/>
-        <w:ind w:left="720"/>
-      </w:pPr>
-      <w:r>
-        <w:rPr>
-          <w:lang w:val="hi_IN" w:bidi="hi_IN"/>
-        </w:rPr>
-      </w:r>
-      <w:r>
-        <w:rPr>
-          <w:lang w:val="hi_IN" w:bidi="hi_IN"/>
-        </w:rPr>
-        <w:t>नीति. 10:16</w:t>
-      </w:r>
-    </w:p>
-    <w:p>
-      <w:pPr>
-        <w:pStyle w:val="ListBullet"/>
-        <w:spacing w:line="240" w:lineRule="auto"/>
-        <w:ind w:left="720"/>
-      </w:pPr>
-      <w:r>
-        <w:rPr>
-          <w:lang w:val="hi_IN" w:bidi="hi_IN"/>
-        </w:rPr>
-      </w:r>
-      <w:r>
-        <w:rPr>
-          <w:lang w:val="hi_IN" w:bidi="hi_IN"/>
-        </w:rPr>
-        <w:t>यिर्मयाह 2:8</w:t>
-      </w:r>
-    </w:p>
-    <w:p>
-      <w:pPr>
-        <w:pStyle w:val="ListBullet"/>
-        <w:spacing w:line="240" w:lineRule="auto"/>
-        <w:ind w:left="720"/>
-      </w:pPr>
-      <w:r>
-        <w:rPr>
-          <w:lang w:val="hi_IN" w:bidi="hi_IN"/>
-        </w:rPr>
-      </w:r>
-      <w:r>
-        <w:rPr>
-          <w:lang w:val="hi_IN" w:bidi="hi_IN"/>
-        </w:rPr>
-        <w:t>यहेजकेल 18:12–13</w:t>
-      </w:r>
-    </w:p>
-    <w:p>
-      <w:pPr>
-        <w:pStyle w:val="ListBullet"/>
-        <w:spacing w:line="240" w:lineRule="auto"/>
-        <w:ind w:left="720"/>
-      </w:pPr>
-      <w:r>
-        <w:rPr>
-          <w:lang w:val="hi_IN" w:bidi="hi_IN"/>
-        </w:rPr>
-      </w:r>
-      <w:r>
-        <w:rPr>
-          <w:lang w:val="hi_IN" w:bidi="hi_IN"/>
-        </w:rPr>
-        <w:t>यूहन्ना 6:63</w:t>
-      </w:r>
-    </w:p>
-    <w:p>
-      <w:pPr>
-        <w:pStyle w:val="ListBullet"/>
-        <w:spacing w:line="240" w:lineRule="auto"/>
-        <w:ind w:left="720"/>
-      </w:pPr>
-      <w:r>
-        <w:rPr>
-          <w:lang w:val="hi_IN" w:bidi="hi_IN"/>
-        </w:rPr>
-      </w:r>
-      <w:r>
-        <w:rPr>
-          <w:lang w:val="hi_IN" w:bidi="hi_IN"/>
-        </w:rPr>
-        <w:t>मरकुस 8:36</w:t>
-      </w:r>
-    </w:p>
-    <w:p>
-      <w:pPr>
-        <w:pStyle w:val="ListBullet"/>
-        <w:spacing w:line="240" w:lineRule="auto"/>
-        <w:ind w:left="720"/>
-      </w:pPr>
-      <w:r>
-        <w:rPr>
-          <w:lang w:val="hi_IN" w:bidi="hi_IN"/>
-        </w:rPr>
-      </w:r>
-      <w:r>
-        <w:rPr>
-          <w:lang w:val="hi_IN" w:bidi="hi_IN"/>
-        </w:rPr>
-        <w:t>मत्ती 16:26</w:t>
-      </w:r>
-    </w:p>
-    <w:p>
-      <w:pPr>
-        <w:pStyle w:val="ListBullet"/>
-        <w:spacing w:line="240" w:lineRule="auto"/>
-        <w:ind w:left="720"/>
-      </w:pPr>
-      <w:r>
-        <w:rPr>
-          <w:lang w:val="hi_IN" w:bidi="hi_IN"/>
-        </w:rPr>
-      </w:r>
-      <w:r>
-        <w:rPr>
-          <w:lang w:val="hi_IN" w:bidi="hi_IN"/>
-        </w:rPr>
-        <w:t>2 पतरस 2:1–3</w:t>
-      </w:r>
-    </w:p>
-    <w:p>
-      <w:pPr>
-        <w:pStyle w:val="Heading3"/>
-      </w:pPr>
-      <w:r>
-        <w:rPr>
-          <w:lang w:val="hi_IN" w:bidi="hi_IN"/>
-        </w:rPr>
-        <w:t>शब्द तथ्य:</w:t>
-      </w:r>
-    </w:p>
-    <w:p>
-      <w:pPr>
-        <w:pStyle w:val="ListBullet"/>
-        <w:spacing w:line="240" w:lineRule="auto"/>
-        <w:ind w:left="720"/>
-      </w:pPr>
-      <w:r>
-        <w:rPr>
-          <w:lang w:val="hi_IN" w:bidi="hi_IN"/>
-        </w:rPr>
-      </w:r>
-      <w:r>
-        <w:rPr>
-          <w:lang w:val="hi_IN" w:bidi="hi_IN"/>
-        </w:rPr>
-        <w:t>स्ट्रोंग्स: H1215, H3148, H3276, H3504, H4195, H4768, H5532, H7737, H7939, G147, G255, G512, G888, G889, G890, G1281, G2585, G2770, G2771, G3408, G4297, G4298, G4851, G5539, G5622, G5623, G5624</w:t>
-      </w:r>
-      <w:r>
-        <w:rPr>
-          <w:lang w:val="hi_IN" w:bidi="hi_IN"/>
-        </w:rPr>
-      </w:r>
-      <w:r>
-        <w:rPr>
-          <w:lang w:val="hi_IN" w:bidi="hi_IN"/>
-        </w:rPr>
-      </w:r>
-    </w:p>
-    <w:p>
-      <w:pPr/>
-      <w:r>
-        <w:rPr>
-          <w:lang w:val="hi_IN" w:bidi="hi_IN"/>
-        </w:rPr>
-      </w:r>
-    </w:p>
-    <w:p>
-      <w:pPr>
-        <w:pStyle w:val="Heading2"/>
-      </w:pPr>
-      <w:r>
-        <w:rPr>
-          <w:lang w:val="hi_IN" w:bidi="hi_IN"/>
-        </w:rPr>
-        <w:t>लाभ-आत्मिक</w:t>
-      </w:r>
-      <w:r>
-        <w:rPr>
-          <w:lang w:val="hi_IN" w:bidi="hi_IN"/>
-        </w:rPr>
-      </w:r>
-    </w:p>
-    <w:p>
-      <w:pPr>
-        <w:pStyle w:val="Heading3"/>
-      </w:pPr>
-      <w:r>
-        <w:rPr>
-          <w:lang w:val="hi_IN" w:bidi="hi_IN"/>
-        </w:rPr>
-        <w:t>परिभाषा:</w:t>
-      </w:r>
-    </w:p>
-    <w:p>
-      <w:pPr/>
-      <w:r>
-        <w:rPr>
-          <w:lang w:val="hi_IN" w:bidi="hi_IN"/>
-        </w:rPr>
-      </w:r>
-      <w:r>
-        <w:rPr>
-          <w:lang w:val="hi_IN" w:bidi="hi_IN"/>
-        </w:rPr>
-        <w:t>जब आत्मिक अर्थ में "लाभ" और "लाभदायक" शब्दों का प्रयोग किया जाता है, तो उनका तात्पर्य कुछ निश्चित कार्यों या व्यवहारों को करने (या किसी और द्वारा करने) के माध्यम से आत्मिक रूप से लाभकारी कुछ प्राप्त करने से होता है।</w:t>
-      </w:r>
-    </w:p>
-    <w:p>
-      <w:pPr/>
-      <w:r>
-        <w:rPr>
-          <w:lang w:val="hi_IN" w:bidi="hi_IN"/>
-        </w:rPr>
-      </w:r>
-      <w:r>
-        <w:rPr>
-          <w:lang w:val="hi_IN" w:bidi="hi_IN"/>
-        </w:rPr>
-        <w:t>कोई चीज़ किसी के लिए आत्मिक रूप से “लाभदायक” है अगर उससे उसे आत्मिक लाभ मिलता है।</w:t>
-      </w:r>
-    </w:p>
-    <w:p>
-      <w:pPr>
-        <w:pStyle w:val="ListBullet"/>
-        <w:spacing w:line="240" w:lineRule="auto"/>
-        <w:ind w:left="720"/>
-      </w:pPr>
-      <w:r>
-        <w:rPr>
-          <w:lang w:val="hi_IN" w:bidi="hi_IN"/>
-        </w:rPr>
-      </w:r>
-      <w:r>
-        <w:rPr>
-          <w:lang w:val="hi_IN" w:bidi="hi_IN"/>
-        </w:rPr>
-        <w:t>कार्य आत्मिक रूप से लाभदायक होते हैं यदि वे परमेश्वर को प्रसन्न करते हैं तथा उस व्यक्ति और/या अन्य लोगों को आत्मिक लाभ पहुंचाते हैं।</w:t>
-      </w:r>
-    </w:p>
-    <w:p>
-      <w:pPr>
-        <w:pStyle w:val="ListBullet"/>
-        <w:spacing w:line="240" w:lineRule="auto"/>
-        <w:ind w:left="720"/>
-      </w:pPr>
-      <w:r>
-        <w:rPr>
-          <w:lang w:val="hi_IN" w:bidi="hi_IN"/>
-        </w:rPr>
-      </w:r>
-      <w:r>
-        <w:rPr>
-          <w:lang w:val="hi_IN" w:bidi="hi_IN"/>
-        </w:rPr>
-        <w:t>2 तीमुथियुस 3:16 कहता है कि सम्पूर्ण पवित्रशास्त्र “लाभदायक” हैं लोगों को सुधारने और धार्मिकता की शिक्षा देने के लिए। इसका मतलब है कि बाइबल की शिक्षाएँ लोगों को परमेश्‍वर की इच्छा के मुताबिक जीना सिखाने में मददगार और उपयोगी हैं।</w:t>
-      </w:r>
-    </w:p>
-    <w:p>
-      <w:pPr/>
-      <w:r>
-        <w:rPr>
-          <w:lang w:val="hi_IN" w:bidi="hi_IN"/>
-        </w:rPr>
-      </w:r>
-      <w:r>
-        <w:rPr>
-          <w:lang w:val="hi_IN" w:bidi="hi_IN"/>
-        </w:rPr>
-        <w:t>इस अर्थ में "लाभहीन" शब्द का अर्थ है लाभकारी या सहायक न होना।</w:t>
-      </w:r>
-    </w:p>
-    <w:p>
-      <w:pPr>
-        <w:pStyle w:val="ListBullet"/>
-        <w:spacing w:line="240" w:lineRule="auto"/>
-        <w:ind w:left="720"/>
-      </w:pPr>
-      <w:r>
-        <w:rPr>
-          <w:lang w:val="hi_IN" w:bidi="hi_IN"/>
-        </w:rPr>
-      </w:r>
-      <w:r>
-        <w:rPr>
-          <w:lang w:val="hi_IN" w:bidi="hi_IN"/>
-        </w:rPr>
-        <w:t>इसका शाब्दिक अर्थ है किसी भी चीज से लाभ न उठाना या किसी को कोई लाभकारी चीज प्राप्त करने में सहायता न करना।</w:t>
-      </w:r>
-    </w:p>
-    <w:p>
-      <w:pPr>
-        <w:pStyle w:val="ListBullet"/>
-        <w:spacing w:line="240" w:lineRule="auto"/>
-        <w:ind w:left="720"/>
-      </w:pPr>
-      <w:r>
-        <w:rPr>
-          <w:lang w:val="hi_IN" w:bidi="hi_IN"/>
-        </w:rPr>
-      </w:r>
-      <w:r>
-        <w:rPr>
-          <w:lang w:val="hi_IN" w:bidi="hi_IN"/>
-        </w:rPr>
-        <w:t>जो काम आत्मिक रूप से लाभहीन है वह करने योग्य नहीं है क्योंकि उससे परमेश्‍वर प्रसन्न नहीं होते और उससे कोई आत्मिक लाभ या प्रतिफल नहीं मिलता।</w:t>
-      </w:r>
-    </w:p>
-    <w:p>
-      <w:pPr>
-        <w:pStyle w:val="ListBullet"/>
-        <w:spacing w:line="240" w:lineRule="auto"/>
-        <w:ind w:left="720"/>
-      </w:pPr>
-      <w:r>
-        <w:rPr>
-          <w:lang w:val="hi_IN" w:bidi="hi_IN"/>
-        </w:rPr>
-      </w:r>
-      <w:r>
-        <w:rPr>
-          <w:lang w:val="hi_IN" w:bidi="hi_IN"/>
-        </w:rPr>
-        <w:t>इसका अनुवाद “लाभहीन” या “अलाभकारी ” या “बेकार” या “उपयोगी नहीं” या “कोई लाभ न देने वाला” के रूप में किया जा सकता है।</w:t>
-      </w:r>
-    </w:p>
-    <w:p>
-      <w:pPr/>
-      <w:r>
-        <w:rPr>
-          <w:lang w:val="hi_IN" w:bidi="hi_IN"/>
-        </w:rPr>
-      </w:r>
-      <w:r>
-        <w:rPr>
-          <w:lang w:val="hi_IN" w:bidi="hi_IN"/>
-        </w:rPr>
-        <w:t xml:space="preserve">(देखें: </w:t>
-      </w:r>
-      <w:r>
-        <w:rPr>
-          <w:lang w:val="hi_IN" w:bidi="hi_IN"/>
-        </w:rPr>
-        <w:t>योग्य</w:t>
-      </w:r>
-      <w:r>
-        <w:rPr>
-          <w:lang w:val="hi_IN" w:bidi="hi_IN"/>
-        </w:rPr>
-        <w:t>,</w:t>
+        <w:t>(देखें: योग्य,</w:t>
       </w:r>
       <w:r>
         <w:rPr>
